--- a/Программы адаптации сотрудников/Плотников Женя - программа адаптации.docx
+++ b/Программы адаптации сотрудников/Плотников Женя - программа адаптации.docx
@@ -54,6 +54,7 @@
         <w:spacing w:line="276" w:lineRule="auto"/>
         <w:rPr>
           <w:rFonts w:ascii="Times New Roman" w:hAnsi="Times New Roman" w:cs="Times New Roman"/>
+          <w:lang w:val="ru-RU"/>
         </w:rPr>
       </w:pPr>
       <w:r>
@@ -272,6 +273,9 @@
         <w:t xml:space="preserve"> 3 месяца (с возможностью более раннего завершения при выполнении программы испытательного срока)</w:t>
       </w:r>
       <w:r>
+        <w:rPr>
+          <w:lang w:val="ru-RU"/>
+        </w:rPr>
         <w:br w:type="page"/>
       </w:r>
     </w:p>
@@ -1099,195 +1103,18 @@
               </w:rPr>
               <w:br/>
             </w:r>
-            <w:r>
-              <w:fldChar w:fldCharType="begin"/>
-            </w:r>
-            <w:r>
-              <w:rPr>
-                <w:rFonts w:hint="eastAsia"/>
-              </w:rPr>
-              <w:instrText>HYPERLINK</w:instrText>
-            </w:r>
-            <w:r>
-              <w:rPr>
-                <w:rFonts w:hint="eastAsia"/>
-                <w:lang w:val="ru-RU"/>
-              </w:rPr>
-              <w:instrText xml:space="preserve"> "</w:instrText>
-            </w:r>
-            <w:r>
-              <w:rPr>
-                <w:rFonts w:hint="eastAsia"/>
-              </w:rPr>
-              <w:instrText>https</w:instrText>
-            </w:r>
-            <w:r>
-              <w:rPr>
-                <w:rFonts w:hint="eastAsia"/>
-                <w:lang w:val="ru-RU"/>
-              </w:rPr>
-              <w:instrText>://</w:instrText>
-            </w:r>
-            <w:r>
-              <w:rPr>
-                <w:rFonts w:hint="eastAsia"/>
-              </w:rPr>
-              <w:instrText>lms</w:instrText>
-            </w:r>
-            <w:r>
-              <w:rPr>
-                <w:rFonts w:hint="eastAsia"/>
-                <w:lang w:val="ru-RU"/>
-              </w:rPr>
-              <w:instrText>.</w:instrText>
-            </w:r>
-            <w:r>
-              <w:rPr>
-                <w:rFonts w:hint="eastAsia"/>
-              </w:rPr>
-              <w:instrText>ascon</w:instrText>
-            </w:r>
-            <w:r>
-              <w:rPr>
-                <w:rFonts w:hint="eastAsia"/>
-                <w:lang w:val="ru-RU"/>
-              </w:rPr>
-              <w:instrText>.</w:instrText>
-            </w:r>
-            <w:r>
-              <w:rPr>
-                <w:rFonts w:hint="eastAsia"/>
-              </w:rPr>
-              <w:instrText>ru</w:instrText>
-            </w:r>
-            <w:r>
-              <w:rPr>
-                <w:rFonts w:hint="eastAsia"/>
-                <w:lang w:val="ru-RU"/>
-              </w:rPr>
-              <w:instrText>/</w:instrText>
-            </w:r>
-            <w:r>
-              <w:rPr>
-                <w:rFonts w:hint="eastAsia"/>
-              </w:rPr>
-              <w:instrText>course</w:instrText>
-            </w:r>
-            <w:r>
-              <w:rPr>
-                <w:rFonts w:hint="eastAsia"/>
-                <w:lang w:val="ru-RU"/>
-              </w:rPr>
-              <w:instrText>/</w:instrText>
-            </w:r>
-            <w:r>
-              <w:rPr>
-                <w:rFonts w:hint="eastAsia"/>
-              </w:rPr>
-              <w:instrText>view</w:instrText>
-            </w:r>
-            <w:r>
-              <w:rPr>
-                <w:rFonts w:hint="eastAsia"/>
-                <w:lang w:val="ru-RU"/>
-              </w:rPr>
-              <w:instrText>.</w:instrText>
-            </w:r>
-            <w:r>
-              <w:rPr>
-                <w:rFonts w:hint="eastAsia"/>
-              </w:rPr>
-              <w:instrText>php</w:instrText>
-            </w:r>
-            <w:r>
-              <w:rPr>
-                <w:rFonts w:hint="eastAsia"/>
-                <w:lang w:val="ru-RU"/>
-              </w:rPr>
-              <w:instrText>?</w:instrText>
-            </w:r>
-            <w:r>
-              <w:rPr>
-                <w:rFonts w:hint="eastAsia"/>
-              </w:rPr>
-              <w:instrText>id</w:instrText>
-            </w:r>
-            <w:r>
-              <w:rPr>
-                <w:rFonts w:hint="eastAsia"/>
-                <w:lang w:val="ru-RU"/>
-              </w:rPr>
-              <w:instrText>=151" \</w:instrText>
-            </w:r>
-            <w:r>
-              <w:rPr>
-                <w:rFonts w:hint="eastAsia"/>
-              </w:rPr>
-              <w:instrText>h</w:instrText>
-            </w:r>
-            <w:r>
-              <w:rPr>
-                <w:rFonts w:hint="eastAsia"/>
-                <w:lang w:val="ru-RU"/>
-              </w:rPr>
-              <w:instrText xml:space="preserve"> </w:instrText>
-            </w:r>
-            <w:r>
-              <w:rPr>
-                <w:rFonts w:hint="eastAsia"/>
-              </w:rPr>
-              <w:fldChar w:fldCharType="separate"/>
-            </w:r>
-            <w:r>
-              <w:rPr>
-                <w:rStyle w:val="a5"/>
-                <w:rFonts w:ascii="Times New Roman" w:hAnsi="Times New Roman" w:cs="Times New Roman"/>
-                <w:b w:val="0"/>
-                <w:sz w:val="24"/>
-                <w:lang w:val="ru-RU"/>
-              </w:rPr>
-              <w:t>https://lms.ascon.ru/cours</w:t>
-            </w:r>
-            <w:r>
-              <w:rPr>
-                <w:rStyle w:val="a5"/>
-                <w:rFonts w:ascii="Times New Roman" w:hAnsi="Times New Roman" w:cs="Times New Roman"/>
-                <w:b w:val="0"/>
-                <w:sz w:val="24"/>
-                <w:lang w:val="ru-RU"/>
-              </w:rPr>
-              <w:t>e</w:t>
-            </w:r>
-            <w:r>
-              <w:rPr>
-                <w:rStyle w:val="a5"/>
-                <w:rFonts w:ascii="Times New Roman" w:hAnsi="Times New Roman" w:cs="Times New Roman"/>
-                <w:b w:val="0"/>
-                <w:sz w:val="24"/>
-                <w:lang w:val="ru-RU"/>
-              </w:rPr>
-              <w:t>/</w:t>
-            </w:r>
-            <w:r>
-              <w:rPr>
-                <w:rStyle w:val="a5"/>
-                <w:rFonts w:ascii="Times New Roman" w:hAnsi="Times New Roman" w:cs="Times New Roman"/>
-                <w:b w:val="0"/>
-                <w:sz w:val="24"/>
-                <w:lang w:val="ru-RU"/>
-              </w:rPr>
-              <w:t>view.php?id=151</w:t>
-            </w:r>
-            <w:r>
-              <w:rPr>
-                <w:rStyle w:val="a5"/>
-                <w:rFonts w:ascii="Times New Roman" w:hAnsi="Times New Roman" w:cs="Times New Roman"/>
-                <w:b w:val="0"/>
-                <w:sz w:val="24"/>
-                <w:lang w:val="ru-RU"/>
-              </w:rPr>
-              <w:fldChar w:fldCharType="end"/>
-            </w:r>
+            <w:hyperlink r:id="rId9">
+              <w:r>
+                <w:rPr>
+                  <w:rStyle w:val="a5"/>
+                  <w:rFonts w:ascii="Times New Roman" w:hAnsi="Times New Roman" w:cs="Times New Roman"/>
+                  <w:b w:val="0"/>
+                  <w:sz w:val="24"/>
+                  <w:lang w:val="ru-RU"/>
+                </w:rPr>
+                <w:t>https://lms.ascon.ru/course/view.php?id=151</w:t>
+              </w:r>
+            </w:hyperlink>
           </w:p>
         </w:tc>
         <w:tc>
@@ -1483,7 +1310,7 @@
               </w:rPr>
               <w:t>у</w:t>
             </w:r>
-            <w:hyperlink r:id="rId9">
+            <w:hyperlink r:id="rId10">
               <w:r>
                 <w:rPr>
                   <w:rFonts w:ascii="Times New Roman" w:hAnsi="Times New Roman" w:cs="Times New Roman"/>
@@ -1758,7 +1585,7 @@
               </w:rPr>
               <w:t xml:space="preserve">Изучить инструкцию </w:t>
             </w:r>
-            <w:hyperlink r:id="rId10">
+            <w:hyperlink r:id="rId11">
               <w:r>
                 <w:rPr>
                   <w:rFonts w:ascii="Times New Roman" w:hAnsi="Times New Roman" w:cs="Times New Roman"/>
@@ -1798,12 +1625,6 @@
                 <w:rFonts w:ascii="Times New Roman" w:hAnsi="Times New Roman" w:cs="Times New Roman"/>
                 <w:lang w:val="ru-RU"/>
               </w:rPr>
-            </w:r>
-            <w:r>
-              <w:rPr>
-                <w:rFonts w:ascii="Times New Roman" w:hAnsi="Times New Roman" w:cs="Times New Roman"/>
-                <w:lang w:val="ru-RU"/>
-              </w:rPr>
               <w:fldChar w:fldCharType="separate"/>
             </w:r>
             <w:r>
@@ -1812,23 +1633,7 @@
                 <w:rFonts w:ascii="Times New Roman" w:hAnsi="Times New Roman" w:cs="Times New Roman"/>
                 <w:lang w:val="ru-RU"/>
               </w:rPr>
-              <w:t>https://co</w:t>
-            </w:r>
-            <w:r>
-              <w:rPr>
-                <w:rStyle w:val="a5"/>
-                <w:rFonts w:ascii="Times New Roman" w:hAnsi="Times New Roman" w:cs="Times New Roman"/>
-                <w:lang w:val="ru-RU"/>
-              </w:rPr>
-              <w:t>n</w:t>
-            </w:r>
-            <w:r>
-              <w:rPr>
-                <w:rStyle w:val="a5"/>
-                <w:rFonts w:ascii="Times New Roman" w:hAnsi="Times New Roman" w:cs="Times New Roman"/>
-                <w:lang w:val="ru-RU"/>
-              </w:rPr>
-              <w:t>fluence.ascon.ru/pages/viewpage.action?pageId=182584564</w:t>
+              <w:t>https://confluence.ascon.ru/pages/viewpage.action?pageId=182584564</w:t>
             </w:r>
           </w:p>
           <w:p>
@@ -3220,237 +3025,6 @@
               </w:rPr>
               <w:br/>
             </w:r>
-            <w:hyperlink r:id="rId11">
-              <w:r>
-                <w:rPr>
-                  <w:rStyle w:val="a5"/>
-                  <w:rFonts w:ascii="Times New Roman" w:hAnsi="Times New Roman" w:cs="Times New Roman"/>
-                  <w:b w:val="0"/>
-                  <w:sz w:val="24"/>
-                  <w:lang w:val="ru-RU"/>
-                </w:rPr>
-                <w:t>https://jira.ascon.ru/browse/PL</w:t>
-              </w:r>
-              <w:r>
-                <w:rPr>
-                  <w:rStyle w:val="a5"/>
-                  <w:rFonts w:ascii="Times New Roman" w:hAnsi="Times New Roman" w:cs="Times New Roman"/>
-                  <w:b w:val="0"/>
-                  <w:sz w:val="24"/>
-                  <w:lang w:val="ru-RU"/>
-                </w:rPr>
-                <w:t>M</w:t>
-              </w:r>
-              <w:r>
-                <w:rPr>
-                  <w:rStyle w:val="a5"/>
-                  <w:rFonts w:ascii="Times New Roman" w:hAnsi="Times New Roman" w:cs="Times New Roman"/>
-                  <w:b w:val="0"/>
-                  <w:sz w:val="24"/>
-                  <w:lang w:val="ru-RU"/>
-                </w:rPr>
-                <w:t>-1</w:t>
-              </w:r>
-              <w:r>
-                <w:rPr>
-                  <w:rStyle w:val="a5"/>
-                  <w:rFonts w:ascii="Times New Roman" w:hAnsi="Times New Roman" w:cs="Times New Roman"/>
-                  <w:b w:val="0"/>
-                  <w:sz w:val="24"/>
-                  <w:lang w:val="ru-RU"/>
-                </w:rPr>
-                <w:t>7</w:t>
-              </w:r>
-              <w:r>
-                <w:rPr>
-                  <w:rStyle w:val="a5"/>
-                  <w:rFonts w:ascii="Times New Roman" w:hAnsi="Times New Roman" w:cs="Times New Roman"/>
-                  <w:b w:val="0"/>
-                  <w:sz w:val="24"/>
-                  <w:lang w:val="ru-RU"/>
-                </w:rPr>
-                <w:t>519</w:t>
-              </w:r>
-            </w:hyperlink>
-          </w:p>
-        </w:tc>
-        <w:tc>
-          <w:tcPr>
-            <w:tcW w:w="1819" w:type="dxa"/>
-            <w:tcBorders>
-              <w:left w:val="single" w:sz="4" w:space="0" w:color="000000"/>
-              <w:bottom w:val="single" w:sz="4" w:space="0" w:color="000000"/>
-            </w:tcBorders>
-          </w:tcPr>
-          <w:p>
-            <w:pPr>
-              <w:pStyle w:val="4"/>
-              <w:jc w:val="left"/>
-              <w:rPr>
-                <w:rFonts w:ascii="Times New Roman" w:hAnsi="Times New Roman" w:cs="Times New Roman"/>
-                <w:b w:val="0"/>
-                <w:lang w:val="ru-RU"/>
-              </w:rPr>
-            </w:pPr>
-            <w:r>
-              <w:rPr>
-                <w:rFonts w:ascii="Times New Roman" w:hAnsi="Times New Roman" w:cs="Times New Roman"/>
-                <w:b w:val="0"/>
-                <w:lang w:val="ru-RU"/>
-              </w:rPr>
-              <w:t>Задание выполнено</w:t>
-            </w:r>
-          </w:p>
-        </w:tc>
-        <w:tc>
-          <w:tcPr>
-            <w:tcW w:w="1300" w:type="dxa"/>
-            <w:tcBorders>
-              <w:left w:val="single" w:sz="4" w:space="0" w:color="000000"/>
-              <w:bottom w:val="single" w:sz="4" w:space="0" w:color="000000"/>
-            </w:tcBorders>
-          </w:tcPr>
-          <w:p>
-            <w:pPr>
-              <w:pStyle w:val="user5"/>
-              <w:widowControl w:val="0"/>
-              <w:spacing w:line="283" w:lineRule="atLeast"/>
-              <w:jc w:val="center"/>
-              <w:rPr>
-                <w:rFonts w:ascii="Times New Roman" w:hAnsi="Times New Roman" w:cs="Times New Roman"/>
-                <w:color w:val="000000"/>
-                <w:lang w:val="ru-RU"/>
-              </w:rPr>
-            </w:pPr>
-            <w:r>
-              <w:rPr>
-                <w:rFonts w:ascii="Times New Roman" w:hAnsi="Times New Roman" w:cs="Times New Roman"/>
-                <w:color w:val="000000"/>
-                <w:lang w:val="ru-RU"/>
-              </w:rPr>
-              <w:t>13.02.2026</w:t>
-            </w:r>
-          </w:p>
-        </w:tc>
-        <w:tc>
-          <w:tcPr>
-            <w:tcW w:w="1477" w:type="dxa"/>
-            <w:tcBorders>
-              <w:left w:val="single" w:sz="4" w:space="0" w:color="000000"/>
-              <w:bottom w:val="single" w:sz="4" w:space="0" w:color="000000"/>
-              <w:right w:val="single" w:sz="4" w:space="0" w:color="000000"/>
-            </w:tcBorders>
-            <w:vAlign w:val="center"/>
-          </w:tcPr>
-          <w:p>
-            <w:pPr>
-              <w:pStyle w:val="user5"/>
-              <w:widowControl w:val="0"/>
-              <w:spacing w:line="283" w:lineRule="atLeast"/>
-              <w:jc w:val="center"/>
-              <w:rPr>
-                <w:rFonts w:ascii="Times New Roman" w:hAnsi="Times New Roman" w:cs="Times New Roman"/>
-                <w:color w:val="000000"/>
-                <w:lang w:val="ru-RU"/>
-              </w:rPr>
-            </w:pPr>
-            <w:r>
-              <w:rPr>
-                <w:rFonts w:ascii="Segoe UI Emoji" w:hAnsi="Segoe UI Emoji" w:cs="Segoe UI Emoji"/>
-                <w:color w:val="000000"/>
-              </w:rPr>
-              <w:t>✔️</w:t>
-            </w:r>
-          </w:p>
-        </w:tc>
-      </w:tr>
-      <w:tr>
-        <w:trPr>
-          <w:cantSplit/>
-          <w:trHeight w:val="100"/>
-        </w:trPr>
-        <w:tc>
-          <w:tcPr>
-            <w:tcW w:w="563" w:type="dxa"/>
-            <w:tcBorders>
-              <w:left w:val="single" w:sz="4" w:space="0" w:color="000000"/>
-              <w:bottom w:val="single" w:sz="4" w:space="0" w:color="000000"/>
-            </w:tcBorders>
-          </w:tcPr>
-          <w:p>
-            <w:pPr>
-              <w:pStyle w:val="4"/>
-              <w:rPr>
-                <w:rFonts w:ascii="Times New Roman" w:hAnsi="Times New Roman" w:cs="Times New Roman"/>
-                <w:b w:val="0"/>
-                <w:sz w:val="24"/>
-                <w:lang w:val="ru-RU"/>
-              </w:rPr>
-            </w:pPr>
-            <w:r>
-              <w:rPr>
-                <w:rFonts w:ascii="Times New Roman" w:hAnsi="Times New Roman" w:cs="Times New Roman"/>
-                <w:b w:val="0"/>
-                <w:sz w:val="24"/>
-              </w:rPr>
-              <w:t>2.</w:t>
-            </w:r>
-            <w:r>
-              <w:rPr>
-                <w:rFonts w:ascii="Times New Roman" w:hAnsi="Times New Roman" w:cs="Times New Roman"/>
-                <w:b w:val="0"/>
-                <w:sz w:val="24"/>
-                <w:lang w:val="ru-RU"/>
-              </w:rPr>
-              <w:t>5</w:t>
-            </w:r>
-          </w:p>
-        </w:tc>
-        <w:tc>
-          <w:tcPr>
-            <w:tcW w:w="5386" w:type="dxa"/>
-            <w:tcBorders>
-              <w:left w:val="single" w:sz="4" w:space="0" w:color="000000"/>
-              <w:bottom w:val="single" w:sz="4" w:space="0" w:color="000000"/>
-            </w:tcBorders>
-          </w:tcPr>
-          <w:p>
-            <w:pPr>
-              <w:pStyle w:val="4"/>
-              <w:jc w:val="left"/>
-              <w:rPr>
-                <w:rFonts w:ascii="Times New Roman" w:hAnsi="Times New Roman" w:cs="Times New Roman"/>
-                <w:b w:val="0"/>
-                <w:sz w:val="24"/>
-                <w:lang w:val="ru-RU"/>
-              </w:rPr>
-            </w:pPr>
-            <w:r>
-              <w:rPr>
-                <w:rFonts w:ascii="Times New Roman" w:hAnsi="Times New Roman" w:cs="Times New Roman"/>
-                <w:b w:val="0"/>
-                <w:sz w:val="24"/>
-                <w:lang w:val="ru-RU"/>
-              </w:rPr>
-              <w:t xml:space="preserve">Пройти курс в </w:t>
-            </w:r>
-            <w:r>
-              <w:rPr>
-                <w:rFonts w:ascii="Times New Roman" w:hAnsi="Times New Roman" w:cs="Times New Roman"/>
-                <w:b w:val="0"/>
-                <w:sz w:val="24"/>
-              </w:rPr>
-              <w:t>lms</w:t>
-            </w:r>
-            <w:r>
-              <w:rPr>
-                <w:rFonts w:ascii="Times New Roman" w:hAnsi="Times New Roman" w:cs="Times New Roman"/>
-                <w:b w:val="0"/>
-                <w:sz w:val="24"/>
-                <w:lang w:val="ru-RU"/>
-              </w:rPr>
-              <w:t xml:space="preserve"> «Деловая переписка» </w:t>
-            </w:r>
             <w:hyperlink r:id="rId12">
               <w:r>
                 <w:rPr>
@@ -3460,8 +3034,189 @@
                   <w:sz w:val="24"/>
                   <w:lang w:val="ru-RU"/>
                 </w:rPr>
-                <w:t>https://lms.ascon.ru/course/v</w:t>
+                <w:t>https://jira.ascon.ru/browse/PLM-17519</w:t>
               </w:r>
+            </w:hyperlink>
+          </w:p>
+        </w:tc>
+        <w:tc>
+          <w:tcPr>
+            <w:tcW w:w="1819" w:type="dxa"/>
+            <w:tcBorders>
+              <w:left w:val="single" w:sz="4" w:space="0" w:color="000000"/>
+              <w:bottom w:val="single" w:sz="4" w:space="0" w:color="000000"/>
+            </w:tcBorders>
+          </w:tcPr>
+          <w:p>
+            <w:pPr>
+              <w:pStyle w:val="4"/>
+              <w:jc w:val="left"/>
+              <w:rPr>
+                <w:rFonts w:ascii="Times New Roman" w:hAnsi="Times New Roman" w:cs="Times New Roman"/>
+                <w:b w:val="0"/>
+                <w:lang w:val="ru-RU"/>
+              </w:rPr>
+            </w:pPr>
+            <w:r>
+              <w:rPr>
+                <w:rFonts w:ascii="Times New Roman" w:hAnsi="Times New Roman" w:cs="Times New Roman"/>
+                <w:b w:val="0"/>
+                <w:lang w:val="ru-RU"/>
+              </w:rPr>
+              <w:t>Задание выполнено</w:t>
+            </w:r>
+          </w:p>
+        </w:tc>
+        <w:tc>
+          <w:tcPr>
+            <w:tcW w:w="1300" w:type="dxa"/>
+            <w:tcBorders>
+              <w:left w:val="single" w:sz="4" w:space="0" w:color="000000"/>
+              <w:bottom w:val="single" w:sz="4" w:space="0" w:color="000000"/>
+            </w:tcBorders>
+          </w:tcPr>
+          <w:p>
+            <w:pPr>
+              <w:pStyle w:val="user5"/>
+              <w:widowControl w:val="0"/>
+              <w:spacing w:line="283" w:lineRule="atLeast"/>
+              <w:jc w:val="center"/>
+              <w:rPr>
+                <w:rFonts w:ascii="Times New Roman" w:hAnsi="Times New Roman" w:cs="Times New Roman"/>
+                <w:color w:val="000000"/>
+                <w:lang w:val="ru-RU"/>
+              </w:rPr>
+            </w:pPr>
+            <w:r>
+              <w:rPr>
+                <w:rFonts w:ascii="Times New Roman" w:hAnsi="Times New Roman" w:cs="Times New Roman"/>
+                <w:color w:val="000000"/>
+                <w:lang w:val="ru-RU"/>
+              </w:rPr>
+              <w:t>13.02.2026</w:t>
+            </w:r>
+          </w:p>
+        </w:tc>
+        <w:tc>
+          <w:tcPr>
+            <w:tcW w:w="1477" w:type="dxa"/>
+            <w:tcBorders>
+              <w:left w:val="single" w:sz="4" w:space="0" w:color="000000"/>
+              <w:bottom w:val="single" w:sz="4" w:space="0" w:color="000000"/>
+              <w:right w:val="single" w:sz="4" w:space="0" w:color="000000"/>
+            </w:tcBorders>
+            <w:vAlign w:val="center"/>
+          </w:tcPr>
+          <w:p>
+            <w:pPr>
+              <w:pStyle w:val="user5"/>
+              <w:widowControl w:val="0"/>
+              <w:spacing w:line="283" w:lineRule="atLeast"/>
+              <w:jc w:val="center"/>
+              <w:rPr>
+                <w:rFonts w:ascii="Times New Roman" w:hAnsi="Times New Roman" w:cs="Times New Roman"/>
+                <w:color w:val="000000"/>
+                <w:lang w:val="ru-RU"/>
+              </w:rPr>
+            </w:pPr>
+            <w:r>
+              <w:rPr>
+                <w:rFonts w:ascii="Segoe UI Emoji" w:hAnsi="Segoe UI Emoji" w:cs="Segoe UI Emoji"/>
+                <w:color w:val="000000"/>
+              </w:rPr>
+              <w:t>✔️</w:t>
+            </w:r>
+          </w:p>
+        </w:tc>
+      </w:tr>
+      <w:tr>
+        <w:trPr>
+          <w:cantSplit/>
+          <w:trHeight w:val="100"/>
+        </w:trPr>
+        <w:tc>
+          <w:tcPr>
+            <w:tcW w:w="563" w:type="dxa"/>
+            <w:tcBorders>
+              <w:left w:val="single" w:sz="4" w:space="0" w:color="000000"/>
+              <w:bottom w:val="single" w:sz="4" w:space="0" w:color="000000"/>
+            </w:tcBorders>
+          </w:tcPr>
+          <w:p>
+            <w:pPr>
+              <w:pStyle w:val="4"/>
+              <w:rPr>
+                <w:rFonts w:ascii="Times New Roman" w:hAnsi="Times New Roman" w:cs="Times New Roman"/>
+                <w:b w:val="0"/>
+                <w:sz w:val="24"/>
+                <w:lang w:val="ru-RU"/>
+              </w:rPr>
+            </w:pPr>
+            <w:r>
+              <w:rPr>
+                <w:rFonts w:ascii="Times New Roman" w:hAnsi="Times New Roman" w:cs="Times New Roman"/>
+                <w:b w:val="0"/>
+                <w:sz w:val="24"/>
+              </w:rPr>
+              <w:t>2.</w:t>
+            </w:r>
+            <w:r>
+              <w:rPr>
+                <w:rFonts w:ascii="Times New Roman" w:hAnsi="Times New Roman" w:cs="Times New Roman"/>
+                <w:b w:val="0"/>
+                <w:sz w:val="24"/>
+                <w:lang w:val="ru-RU"/>
+              </w:rPr>
+              <w:t>5</w:t>
+            </w:r>
+          </w:p>
+        </w:tc>
+        <w:tc>
+          <w:tcPr>
+            <w:tcW w:w="5386" w:type="dxa"/>
+            <w:tcBorders>
+              <w:left w:val="single" w:sz="4" w:space="0" w:color="000000"/>
+              <w:bottom w:val="single" w:sz="4" w:space="0" w:color="000000"/>
+            </w:tcBorders>
+          </w:tcPr>
+          <w:p>
+            <w:pPr>
+              <w:pStyle w:val="4"/>
+              <w:jc w:val="left"/>
+              <w:rPr>
+                <w:rFonts w:ascii="Times New Roman" w:hAnsi="Times New Roman" w:cs="Times New Roman"/>
+                <w:b w:val="0"/>
+                <w:sz w:val="24"/>
+                <w:lang w:val="ru-RU"/>
+              </w:rPr>
+            </w:pPr>
+            <w:r>
+              <w:rPr>
+                <w:rFonts w:ascii="Times New Roman" w:hAnsi="Times New Roman" w:cs="Times New Roman"/>
+                <w:b w:val="0"/>
+                <w:sz w:val="24"/>
+                <w:lang w:val="ru-RU"/>
+              </w:rPr>
+              <w:t xml:space="preserve">Пройти курс в </w:t>
+            </w:r>
+            <w:r>
+              <w:rPr>
+                <w:rFonts w:ascii="Times New Roman" w:hAnsi="Times New Roman" w:cs="Times New Roman"/>
+                <w:b w:val="0"/>
+                <w:sz w:val="24"/>
+              </w:rPr>
+              <w:t>lms</w:t>
+            </w:r>
+            <w:r>
+              <w:rPr>
+                <w:rFonts w:ascii="Times New Roman" w:hAnsi="Times New Roman" w:cs="Times New Roman"/>
+                <w:b w:val="0"/>
+                <w:sz w:val="24"/>
+                <w:lang w:val="ru-RU"/>
+              </w:rPr>
+              <w:t xml:space="preserve"> «Деловая переписка» </w:t>
+            </w:r>
+            <w:hyperlink r:id="rId13">
               <w:r>
                 <w:rPr>
                   <w:rStyle w:val="a5"/>
@@ -3470,17 +3225,7 @@
                   <w:sz w:val="24"/>
                   <w:lang w:val="ru-RU"/>
                 </w:rPr>
-                <w:t>i</w:t>
-              </w:r>
-              <w:r>
-                <w:rPr>
-                  <w:rStyle w:val="a5"/>
-                  <w:rFonts w:ascii="Times New Roman" w:hAnsi="Times New Roman" w:cs="Times New Roman"/>
-                  <w:b w:val="0"/>
-                  <w:sz w:val="24"/>
-                  <w:lang w:val="ru-RU"/>
-                </w:rPr>
-                <w:t>ew.php?id=528</w:t>
+                <w:t>https://lms.ascon.ru/course/view.php?id=528</w:t>
               </w:r>
             </w:hyperlink>
           </w:p>
@@ -4110,15 +3855,7 @@
                 <w:color w:val="000000"/>
                 <w:lang w:val="ru-RU"/>
               </w:rPr>
-              <w:t xml:space="preserve"> </w:t>
-            </w:r>
-            <w:r>
-              <w:rPr>
-                <w:rFonts w:ascii="Times New Roman" w:hAnsi="Times New Roman" w:cs="Times New Roman"/>
-                <w:color w:val="000000"/>
-                <w:lang w:val="ru-RU"/>
-              </w:rPr>
-              <w:t xml:space="preserve">«Конечные точки </w:t>
+              <w:t xml:space="preserve"> «Конечные точки </w:t>
             </w:r>
             <w:r>
               <w:rPr>
@@ -4542,68 +4279,6 @@
                 <w:lang w:val="ru-RU"/>
               </w:rPr>
               <w:t>Изучение инструкции по работе с GitLab</w:t>
-            </w:r>
-            <w:r>
-              <w:rPr>
-                <w:rFonts w:ascii="Times New Roman" w:hAnsi="Times New Roman" w:cs="Times New Roman"/>
-                <w:b w:val="0"/>
-                <w:sz w:val="24"/>
-                <w:lang w:val="ru-RU"/>
-              </w:rPr>
-              <w:br/>
-            </w:r>
-            <w:hyperlink r:id="rId13">
-              <w:r>
-                <w:rPr>
-                  <w:rStyle w:val="a5"/>
-                  <w:rFonts w:ascii="Times New Roman" w:hAnsi="Times New Roman" w:cs="Times New Roman"/>
-                  <w:b w:val="0"/>
-                  <w:sz w:val="24"/>
-                  <w:lang w:val="ru-RU"/>
-                </w:rPr>
-                <w:t>https:/</w:t>
-              </w:r>
-              <w:r>
-                <w:rPr>
-                  <w:rStyle w:val="a5"/>
-                  <w:rFonts w:ascii="Times New Roman" w:hAnsi="Times New Roman" w:cs="Times New Roman"/>
-                  <w:b w:val="0"/>
-                  <w:sz w:val="24"/>
-                  <w:lang w:val="ru-RU"/>
-                </w:rPr>
-                <w:t>/</w:t>
-              </w:r>
-              <w:r>
-                <w:rPr>
-                  <w:rStyle w:val="a5"/>
-                  <w:rFonts w:ascii="Times New Roman" w:hAnsi="Times New Roman" w:cs="Times New Roman"/>
-                  <w:b w:val="0"/>
-                  <w:sz w:val="24"/>
-                  <w:lang w:val="ru-RU"/>
-                </w:rPr>
-                <w:t>confluence.ascon.ru/pages/viewpage.action?pageId=118490634</w:t>
-              </w:r>
-            </w:hyperlink>
-          </w:p>
-          <w:p>
-            <w:pPr>
-              <w:pStyle w:val="4"/>
-              <w:jc w:val="left"/>
-              <w:rPr>
-                <w:rFonts w:ascii="Times New Roman" w:hAnsi="Times New Roman" w:cs="Times New Roman"/>
-                <w:b w:val="0"/>
-                <w:sz w:val="24"/>
-                <w:lang w:val="ru-RU"/>
-              </w:rPr>
-            </w:pPr>
-            <w:r>
-              <w:rPr>
-                <w:rFonts w:ascii="Times New Roman" w:hAnsi="Times New Roman" w:cs="Times New Roman"/>
-                <w:b w:val="0"/>
-                <w:sz w:val="24"/>
-                <w:lang w:val="ru-RU"/>
-              </w:rPr>
-              <w:t>Jira</w:t>
             </w:r>
             <w:r>
               <w:rPr>
@@ -4623,27 +4298,7 @@
                   <w:sz w:val="24"/>
                   <w:lang w:val="ru-RU"/>
                 </w:rPr>
-                <w:t>https://confluence.ascon.ru/pages/viewpage.action?pageId=1238632</w:t>
-              </w:r>
-              <w:r>
-                <w:rPr>
-                  <w:rStyle w:val="a5"/>
-                  <w:rFonts w:ascii="Times New Roman" w:hAnsi="Times New Roman" w:cs="Times New Roman"/>
-                  <w:b w:val="0"/>
-                  <w:sz w:val="24"/>
-                  <w:lang w:val="ru-RU"/>
-                </w:rPr>
-                <w:t>0</w:t>
-              </w:r>
-              <w:r>
-                <w:rPr>
-                  <w:rStyle w:val="a5"/>
-                  <w:rFonts w:ascii="Times New Roman" w:hAnsi="Times New Roman" w:cs="Times New Roman"/>
-                  <w:b w:val="0"/>
-                  <w:sz w:val="24"/>
-                  <w:lang w:val="ru-RU"/>
-                </w:rPr>
-                <w:t>9</w:t>
+                <w:t>https://confluence.ascon.ru/pages/viewpage.action?pageId=118490634</w:t>
               </w:r>
             </w:hyperlink>
           </w:p>
@@ -4665,7 +4320,7 @@
                 <w:sz w:val="24"/>
                 <w:lang w:val="ru-RU"/>
               </w:rPr>
-              <w:t>SVN</w:t>
+              <w:t>Jira</w:t>
             </w:r>
             <w:r>
               <w:rPr>
@@ -4685,8 +4340,40 @@
                   <w:sz w:val="24"/>
                   <w:lang w:val="ru-RU"/>
                 </w:rPr>
-                <w:t>https://confluence.asco</w:t>
+                <w:t>https://confluence.ascon.ru/pages/viewpage.action?pageId=123863209</w:t>
               </w:r>
+            </w:hyperlink>
+          </w:p>
+          <w:p>
+            <w:pPr>
+              <w:pStyle w:val="4"/>
+              <w:jc w:val="left"/>
+              <w:rPr>
+                <w:rFonts w:ascii="Times New Roman" w:hAnsi="Times New Roman" w:cs="Times New Roman"/>
+                <w:b w:val="0"/>
+                <w:sz w:val="24"/>
+                <w:lang w:val="ru-RU"/>
+              </w:rPr>
+            </w:pPr>
+            <w:r>
+              <w:rPr>
+                <w:rFonts w:ascii="Times New Roman" w:hAnsi="Times New Roman" w:cs="Times New Roman"/>
+                <w:b w:val="0"/>
+                <w:sz w:val="24"/>
+                <w:lang w:val="ru-RU"/>
+              </w:rPr>
+              <w:t>SVN</w:t>
+            </w:r>
+            <w:r>
+              <w:rPr>
+                <w:rFonts w:ascii="Times New Roman" w:hAnsi="Times New Roman" w:cs="Times New Roman"/>
+                <w:b w:val="0"/>
+                <w:sz w:val="24"/>
+                <w:lang w:val="ru-RU"/>
+              </w:rPr>
+              <w:br/>
+            </w:r>
+            <w:hyperlink r:id="rId16">
               <w:r>
                 <w:rPr>
                   <w:rStyle w:val="a5"/>
@@ -4695,17 +4382,7 @@
                   <w:sz w:val="24"/>
                   <w:lang w:val="ru-RU"/>
                 </w:rPr>
-                <w:t>n</w:t>
-              </w:r>
-              <w:r>
-                <w:rPr>
-                  <w:rStyle w:val="a5"/>
-                  <w:rFonts w:ascii="Times New Roman" w:hAnsi="Times New Roman" w:cs="Times New Roman"/>
-                  <w:b w:val="0"/>
-                  <w:sz w:val="24"/>
-                  <w:lang w:val="ru-RU"/>
-                </w:rPr>
-                <w:t>.ru/pages/viewpage.action?pageId=152185584</w:t>
+                <w:t>https://confluence.ascon.ru/pages/viewpage.action?pageId=152185584</w:t>
               </w:r>
             </w:hyperlink>
             <w:r>
@@ -4856,6 +4533,7 @@
             <w:pPr>
               <w:pStyle w:val="ab"/>
               <w:rPr>
+                <w:rFonts w:hint="eastAsia"/>
                 <w:lang w:val="ru-RU"/>
               </w:rPr>
             </w:pPr>
@@ -4924,30 +4602,14 @@
               </w:rPr>
               <w:t xml:space="preserve"> (</w:t>
             </w:r>
-            <w:hyperlink r:id="rId16">
+            <w:hyperlink r:id="rId17">
               <w:r>
                 <w:rPr>
                   <w:rStyle w:val="a5"/>
                   <w:rFonts w:ascii="Times New Roman" w:hAnsi="Times New Roman" w:cs="Times New Roman"/>
                   <w:lang w:val="ru-RU"/>
                 </w:rPr>
-                <w:t>https://jira.ascon.ru/browse</w:t>
-              </w:r>
-              <w:r>
-                <w:rPr>
-                  <w:rStyle w:val="a5"/>
-                  <w:rFonts w:ascii="Times New Roman" w:hAnsi="Times New Roman" w:cs="Times New Roman"/>
-                  <w:lang w:val="ru-RU"/>
-                </w:rPr>
-                <w:t>/</w:t>
-              </w:r>
-              <w:r>
-                <w:rPr>
-                  <w:rStyle w:val="a5"/>
-                  <w:rFonts w:ascii="Times New Roman" w:hAnsi="Times New Roman" w:cs="Times New Roman"/>
-                  <w:lang w:val="ru-RU"/>
-                </w:rPr>
-                <w:t>PLM-24628</w:t>
+                <w:t>https://jira.ascon.ru/browse/PLM-24628</w:t>
               </w:r>
             </w:hyperlink>
             <w:r>
@@ -5025,822 +4687,7 @@
               </w:rPr>
               <w:t>(</w:t>
             </w:r>
-            <w:hyperlink r:id="rId17">
-              <w:r>
-                <w:rPr>
-                  <w:rStyle w:val="a5"/>
-                  <w:rFonts w:ascii="Times New Roman" w:hAnsi="Times New Roman" w:cs="Times New Roman"/>
-                </w:rPr>
-                <w:t>https</w:t>
-              </w:r>
-              <w:r>
-                <w:rPr>
-                  <w:rStyle w:val="a5"/>
-                  <w:rFonts w:ascii="Times New Roman" w:hAnsi="Times New Roman" w:cs="Times New Roman"/>
-                  <w:lang w:val="ru-RU"/>
-                </w:rPr>
-                <w:t>://</w:t>
-              </w:r>
-              <w:r>
-                <w:rPr>
-                  <w:rStyle w:val="a5"/>
-                  <w:rFonts w:ascii="Times New Roman" w:hAnsi="Times New Roman" w:cs="Times New Roman"/>
-                </w:rPr>
-                <w:t>jira</w:t>
-              </w:r>
-              <w:r>
-                <w:rPr>
-                  <w:rStyle w:val="a5"/>
-                  <w:rFonts w:ascii="Times New Roman" w:hAnsi="Times New Roman" w:cs="Times New Roman"/>
-                  <w:lang w:val="ru-RU"/>
-                </w:rPr>
-                <w:t>.</w:t>
-              </w:r>
-              <w:r>
-                <w:rPr>
-                  <w:rStyle w:val="a5"/>
-                  <w:rFonts w:ascii="Times New Roman" w:hAnsi="Times New Roman" w:cs="Times New Roman"/>
-                </w:rPr>
-                <w:t>ascon</w:t>
-              </w:r>
-              <w:r>
-                <w:rPr>
-                  <w:rStyle w:val="a5"/>
-                  <w:rFonts w:ascii="Times New Roman" w:hAnsi="Times New Roman" w:cs="Times New Roman"/>
-                  <w:lang w:val="ru-RU"/>
-                </w:rPr>
-                <w:t>.</w:t>
-              </w:r>
-              <w:r>
-                <w:rPr>
-                  <w:rStyle w:val="a5"/>
-                  <w:rFonts w:ascii="Times New Roman" w:hAnsi="Times New Roman" w:cs="Times New Roman"/>
-                </w:rPr>
-                <w:t>ru</w:t>
-              </w:r>
-              <w:r>
-                <w:rPr>
-                  <w:rStyle w:val="a5"/>
-                  <w:rFonts w:ascii="Times New Roman" w:hAnsi="Times New Roman" w:cs="Times New Roman"/>
-                  <w:lang w:val="ru-RU"/>
-                </w:rPr>
-                <w:t>/</w:t>
-              </w:r>
-              <w:r>
-                <w:rPr>
-                  <w:rStyle w:val="a5"/>
-                  <w:rFonts w:ascii="Times New Roman" w:hAnsi="Times New Roman" w:cs="Times New Roman"/>
-                </w:rPr>
-                <w:t>browse</w:t>
-              </w:r>
-              <w:r>
-                <w:rPr>
-                  <w:rStyle w:val="a5"/>
-                  <w:rFonts w:ascii="Times New Roman" w:hAnsi="Times New Roman" w:cs="Times New Roman"/>
-                  <w:lang w:val="ru-RU"/>
-                </w:rPr>
-                <w:t>/</w:t>
-              </w:r>
-              <w:r>
-                <w:rPr>
-                  <w:rStyle w:val="a5"/>
-                  <w:rFonts w:ascii="Times New Roman" w:hAnsi="Times New Roman" w:cs="Times New Roman"/>
-                </w:rPr>
-                <w:t>PLM</w:t>
-              </w:r>
-              <w:r>
-                <w:rPr>
-                  <w:rStyle w:val="a5"/>
-                  <w:rFonts w:ascii="Times New Roman" w:hAnsi="Times New Roman" w:cs="Times New Roman"/>
-                  <w:lang w:val="ru-RU"/>
-                </w:rPr>
-                <w:t>-2</w:t>
-              </w:r>
-              <w:r>
-                <w:rPr>
-                  <w:rStyle w:val="a5"/>
-                  <w:rFonts w:ascii="Times New Roman" w:hAnsi="Times New Roman" w:cs="Times New Roman"/>
-                  <w:lang w:val="ru-RU"/>
-                </w:rPr>
-                <w:t>5</w:t>
-              </w:r>
-              <w:r>
-                <w:rPr>
-                  <w:rStyle w:val="a5"/>
-                  <w:rFonts w:ascii="Times New Roman" w:hAnsi="Times New Roman" w:cs="Times New Roman"/>
-                  <w:lang w:val="ru-RU"/>
-                </w:rPr>
-                <w:t>960</w:t>
-              </w:r>
-            </w:hyperlink>
-            <w:r>
-              <w:rPr>
-                <w:lang w:val="ru-RU"/>
-              </w:rPr>
-              <w:t>)</w:t>
-            </w:r>
-          </w:p>
-          <w:p>
-            <w:pPr>
-              <w:pStyle w:val="ab"/>
-              <w:numPr>
-                <w:ilvl w:val="0"/>
-                <w:numId w:val="9"/>
-              </w:numPr>
-              <w:tabs>
-                <w:tab w:val="clear" w:pos="709"/>
-                <w:tab w:val="left" w:pos="0"/>
-              </w:tabs>
-              <w:rPr>
-                <w:lang w:val="ru-RU"/>
-              </w:rPr>
-            </w:pPr>
-            <w:r>
-              <w:rPr>
-                <w:lang w:val="ru-RU"/>
-              </w:rPr>
-              <w:t>Конечные точки</w:t>
-            </w:r>
-            <w:r>
-              <w:rPr>
-                <w:lang w:val="ru-RU"/>
-              </w:rPr>
-              <w:t xml:space="preserve"> для реализации наборов </w:t>
-            </w:r>
-            <w:r>
-              <w:rPr>
-                <w:lang w:val="ru-RU"/>
-              </w:rPr>
-              <w:t>свойств</w:t>
-            </w:r>
-            <w:r>
-              <w:rPr>
-                <w:lang w:val="ru-RU"/>
-              </w:rPr>
-              <w:t xml:space="preserve"> в конфигураторе</w:t>
-            </w:r>
-          </w:p>
-          <w:p>
-            <w:pPr>
-              <w:pStyle w:val="ab"/>
-              <w:tabs>
-                <w:tab w:val="left" w:pos="0"/>
-              </w:tabs>
-              <w:rPr>
-                <w:lang w:val="ru-RU"/>
-              </w:rPr>
-            </w:pPr>
-            <w:r>
-              <w:rPr>
-                <w:lang w:val="ru-RU"/>
-              </w:rPr>
-              <w:t>Ответственный: Жуков</w:t>
-            </w:r>
-          </w:p>
-        </w:tc>
-        <w:tc>
-          <w:tcPr>
-            <w:tcW w:w="1819" w:type="dxa"/>
-            <w:tcBorders>
-              <w:left w:val="single" w:sz="4" w:space="0" w:color="000000"/>
-              <w:bottom w:val="single" w:sz="4" w:space="0" w:color="000000"/>
-            </w:tcBorders>
-          </w:tcPr>
-          <w:p>
-            <w:pPr>
-              <w:pStyle w:val="4"/>
-              <w:jc w:val="left"/>
-              <w:rPr>
-                <w:rFonts w:ascii="Times New Roman" w:hAnsi="Times New Roman" w:cs="Times New Roman"/>
-                <w:b w:val="0"/>
-                <w:lang w:val="ru-RU"/>
-              </w:rPr>
-            </w:pPr>
-            <w:r>
-              <w:rPr>
-                <w:rFonts w:ascii="Times New Roman" w:hAnsi="Times New Roman" w:cs="Times New Roman"/>
-                <w:b w:val="0"/>
-                <w:lang w:val="ru-RU"/>
-              </w:rPr>
-              <w:t>Задачи объяснены, дана предварительная оценка совместно с руководителем</w:t>
-            </w:r>
-          </w:p>
-        </w:tc>
-        <w:tc>
-          <w:tcPr>
-            <w:tcW w:w="1300" w:type="dxa"/>
-            <w:tcBorders>
-              <w:left w:val="single" w:sz="4" w:space="0" w:color="000000"/>
-              <w:bottom w:val="single" w:sz="4" w:space="0" w:color="000000"/>
-            </w:tcBorders>
-          </w:tcPr>
-          <w:p>
-            <w:pPr>
-              <w:pStyle w:val="user5"/>
-              <w:widowControl w:val="0"/>
-              <w:spacing w:line="283" w:lineRule="atLeast"/>
-              <w:jc w:val="center"/>
-              <w:rPr>
-                <w:rFonts w:ascii="Times New Roman" w:hAnsi="Times New Roman" w:cs="Times New Roman"/>
-                <w:color w:val="000000"/>
-                <w:lang w:val="ru-RU"/>
-              </w:rPr>
-            </w:pPr>
-            <w:r>
-              <w:rPr>
-                <w:rFonts w:ascii="Times New Roman" w:hAnsi="Times New Roman" w:cs="Times New Roman"/>
-                <w:color w:val="000000"/>
-                <w:lang w:val="ru-RU"/>
-              </w:rPr>
-              <w:t>19.02.2026</w:t>
-            </w:r>
-          </w:p>
-        </w:tc>
-        <w:tc>
-          <w:tcPr>
-            <w:tcW w:w="1477" w:type="dxa"/>
-            <w:tcBorders>
-              <w:left w:val="single" w:sz="4" w:space="0" w:color="000000"/>
-              <w:bottom w:val="single" w:sz="4" w:space="0" w:color="000000"/>
-              <w:right w:val="single" w:sz="4" w:space="0" w:color="000000"/>
-            </w:tcBorders>
-            <w:vAlign w:val="center"/>
-          </w:tcPr>
-          <w:p>
-            <w:pPr>
-              <w:pStyle w:val="user5"/>
-              <w:widowControl w:val="0"/>
-              <w:spacing w:line="283" w:lineRule="atLeast"/>
-              <w:jc w:val="center"/>
-              <w:rPr>
-                <w:rFonts w:ascii="Times New Roman" w:hAnsi="Times New Roman" w:cs="Times New Roman"/>
-                <w:color w:val="000000"/>
-                <w:lang w:val="ru-RU"/>
-              </w:rPr>
-            </w:pPr>
-            <w:r>
-              <w:rPr>
-                <w:rFonts w:ascii="Segoe UI Emoji" w:hAnsi="Segoe UI Emoji" w:cs="Segoe UI Emoji"/>
-                <w:color w:val="000000"/>
-              </w:rPr>
-              <w:t>✔️</w:t>
-            </w:r>
-          </w:p>
-        </w:tc>
-      </w:tr>
-      <w:tr>
-        <w:trPr>
-          <w:cantSplit/>
-          <w:trHeight w:val="100"/>
-        </w:trPr>
-        <w:tc>
-          <w:tcPr>
-            <w:tcW w:w="563" w:type="dxa"/>
-            <w:tcBorders>
-              <w:left w:val="single" w:sz="4" w:space="0" w:color="000000"/>
-              <w:bottom w:val="single" w:sz="4" w:space="0" w:color="000000"/>
-            </w:tcBorders>
-          </w:tcPr>
-          <w:p>
-            <w:pPr>
-              <w:pStyle w:val="4"/>
-              <w:rPr>
-                <w:rFonts w:ascii="Times New Roman" w:hAnsi="Times New Roman" w:cs="Times New Roman"/>
-                <w:b w:val="0"/>
-                <w:sz w:val="24"/>
-                <w:lang w:val="ru-RU"/>
-              </w:rPr>
-            </w:pPr>
-            <w:r>
-              <w:rPr>
-                <w:rFonts w:ascii="Times New Roman" w:hAnsi="Times New Roman" w:cs="Times New Roman"/>
-                <w:b w:val="0"/>
-                <w:sz w:val="24"/>
-                <w:lang w:val="ru-RU"/>
-              </w:rPr>
-              <w:t>3.4</w:t>
-            </w:r>
-          </w:p>
-        </w:tc>
-        <w:tc>
-          <w:tcPr>
-            <w:tcW w:w="5386" w:type="dxa"/>
-            <w:tcBorders>
-              <w:left w:val="single" w:sz="4" w:space="0" w:color="000000"/>
-              <w:bottom w:val="single" w:sz="4" w:space="0" w:color="000000"/>
-            </w:tcBorders>
-          </w:tcPr>
-          <w:p>
-            <w:pPr>
-              <w:pStyle w:val="4"/>
-              <w:jc w:val="left"/>
-              <w:rPr>
-                <w:rFonts w:ascii="Times New Roman" w:hAnsi="Times New Roman" w:cs="Times New Roman"/>
-                <w:b w:val="0"/>
-                <w:sz w:val="24"/>
-                <w:lang w:val="ru-RU"/>
-              </w:rPr>
-            </w:pPr>
-            <w:r>
-              <w:rPr>
-                <w:rFonts w:ascii="Times New Roman" w:hAnsi="Times New Roman" w:cs="Times New Roman"/>
-                <w:b w:val="0"/>
-                <w:sz w:val="24"/>
-                <w:lang w:val="ru-RU"/>
-              </w:rPr>
-              <w:t xml:space="preserve">Реализация конечных точек </w:t>
-            </w:r>
-            <w:r>
-              <w:rPr>
-                <w:rFonts w:ascii="Times New Roman" w:hAnsi="Times New Roman" w:cs="Times New Roman"/>
-                <w:b w:val="0"/>
-                <w:sz w:val="24"/>
-              </w:rPr>
-              <w:t>Web</w:t>
-            </w:r>
-            <w:r>
-              <w:rPr>
-                <w:rFonts w:ascii="Times New Roman" w:hAnsi="Times New Roman" w:cs="Times New Roman"/>
-                <w:b w:val="0"/>
-                <w:sz w:val="24"/>
-                <w:lang w:val="ru-RU"/>
-              </w:rPr>
-              <w:t xml:space="preserve"> </w:t>
-            </w:r>
-            <w:r>
-              <w:rPr>
-                <w:rFonts w:ascii="Times New Roman" w:hAnsi="Times New Roman" w:cs="Times New Roman"/>
-                <w:b w:val="0"/>
-                <w:sz w:val="24"/>
-              </w:rPr>
-              <w:t>API</w:t>
-            </w:r>
-            <w:r>
-              <w:rPr>
-                <w:rFonts w:ascii="Times New Roman" w:hAnsi="Times New Roman" w:cs="Times New Roman"/>
-                <w:b w:val="0"/>
-                <w:sz w:val="24"/>
-                <w:lang w:val="ru-RU"/>
-              </w:rPr>
-              <w:t xml:space="preserve">, </w:t>
-            </w:r>
-            <w:r>
-              <w:rPr>
-                <w:rFonts w:ascii="Times New Roman" w:hAnsi="Times New Roman" w:cs="Times New Roman"/>
-                <w:b w:val="0"/>
-                <w:sz w:val="24"/>
-                <w:lang w:val="ru-RU"/>
-              </w:rPr>
-              <w:t>согласно пункту 3.</w:t>
-            </w:r>
-            <w:r>
-              <w:rPr>
-                <w:rFonts w:ascii="Times New Roman" w:hAnsi="Times New Roman" w:cs="Times New Roman"/>
-                <w:b w:val="0"/>
-                <w:sz w:val="24"/>
-                <w:lang w:val="ru-RU"/>
-              </w:rPr>
-              <w:t>3</w:t>
-            </w:r>
-            <w:r>
-              <w:rPr>
-                <w:rFonts w:ascii="Times New Roman" w:hAnsi="Times New Roman" w:cs="Times New Roman"/>
-                <w:b w:val="0"/>
-                <w:sz w:val="24"/>
-                <w:lang w:val="ru-RU"/>
-              </w:rPr>
-              <w:t>:</w:t>
-            </w:r>
-          </w:p>
-          <w:p>
-            <w:pPr>
-              <w:pStyle w:val="ab"/>
-              <w:numPr>
-                <w:ilvl w:val="0"/>
-                <w:numId w:val="9"/>
-              </w:numPr>
-              <w:tabs>
-                <w:tab w:val="clear" w:pos="709"/>
-                <w:tab w:val="left" w:pos="0"/>
-              </w:tabs>
-              <w:rPr>
-                <w:rFonts w:hint="eastAsia"/>
-                <w:lang w:val="ru-RU"/>
-              </w:rPr>
-            </w:pPr>
-            <w:r>
-              <w:t>Web</w:t>
-            </w:r>
-            <w:r>
-              <w:rPr>
-                <w:lang w:val="ru-RU"/>
-              </w:rPr>
-              <w:t xml:space="preserve"> </w:t>
-            </w:r>
-            <w:r>
-              <w:t>Api</w:t>
-            </w:r>
-            <w:r>
-              <w:rPr>
-                <w:lang w:val="ru-RU"/>
-              </w:rPr>
-              <w:t xml:space="preserve"> | </w:t>
-            </w:r>
-            <w:r>
-              <w:rPr>
-                <w:lang w:val="ru-RU"/>
-              </w:rPr>
-              <w:t>Управление порядком следования связей | Добавить</w:t>
-            </w:r>
-            <w:r>
-              <w:rPr>
-                <w:lang w:val="ru-RU"/>
-              </w:rPr>
-              <w:t>/</w:t>
-            </w:r>
-            <w:r>
-              <w:rPr>
-                <w:lang w:val="ru-RU"/>
-              </w:rPr>
-              <w:t>обновить конечные точки</w:t>
-            </w:r>
-            <w:r>
-              <w:rPr>
-                <w:lang w:val="ru-RU"/>
-              </w:rPr>
-              <w:t xml:space="preserve"> (</w:t>
-            </w:r>
             <w:hyperlink r:id="rId18">
-              <w:r>
-                <w:rPr>
-                  <w:rStyle w:val="a5"/>
-                  <w:rFonts w:ascii="Times New Roman" w:hAnsi="Times New Roman" w:cs="Times New Roman"/>
-                  <w:lang w:val="ru-RU"/>
-                </w:rPr>
-                <w:t>https://jira.ascon.ru/browse/PLM-24628</w:t>
-              </w:r>
-            </w:hyperlink>
-            <w:r>
-              <w:rPr>
-                <w:lang w:val="ru-RU"/>
-              </w:rPr>
-              <w:t>)</w:t>
-            </w:r>
-          </w:p>
-          <w:p>
-            <w:pPr>
-              <w:pStyle w:val="4"/>
-              <w:jc w:val="left"/>
-              <w:rPr>
-                <w:rFonts w:ascii="Times New Roman" w:hAnsi="Times New Roman" w:cs="Times New Roman"/>
-                <w:b w:val="0"/>
-                <w:sz w:val="24"/>
-                <w:lang w:val="ru-RU"/>
-              </w:rPr>
-            </w:pPr>
-            <w:r>
-              <w:rPr>
-                <w:rFonts w:ascii="Times New Roman" w:hAnsi="Times New Roman" w:cs="Times New Roman"/>
-                <w:b w:val="0"/>
-                <w:sz w:val="24"/>
-                <w:lang w:val="ru-RU"/>
-              </w:rPr>
-              <w:t>Ответственный: Жуков</w:t>
-            </w:r>
-          </w:p>
-        </w:tc>
-        <w:tc>
-          <w:tcPr>
-            <w:tcW w:w="1819" w:type="dxa"/>
-            <w:tcBorders>
-              <w:left w:val="single" w:sz="4" w:space="0" w:color="000000"/>
-              <w:bottom w:val="single" w:sz="4" w:space="0" w:color="000000"/>
-            </w:tcBorders>
-          </w:tcPr>
-          <w:p>
-            <w:pPr>
-              <w:pStyle w:val="4"/>
-              <w:jc w:val="left"/>
-              <w:rPr>
-                <w:rFonts w:hint="eastAsia"/>
-                <w:lang w:val="ru-RU"/>
-              </w:rPr>
-            </w:pPr>
-            <w:r>
-              <w:rPr>
-                <w:rFonts w:ascii="Times New Roman" w:hAnsi="Times New Roman" w:cs="Times New Roman"/>
-                <w:b w:val="0"/>
-                <w:lang w:val="ru-RU"/>
-              </w:rPr>
-              <w:t xml:space="preserve">Конечные точки </w:t>
-            </w:r>
-            <w:r>
-              <w:rPr>
-                <w:rFonts w:ascii="Times New Roman" w:hAnsi="Times New Roman" w:cs="Times New Roman"/>
-                <w:b w:val="0"/>
-                <w:lang w:val="ru-RU"/>
-              </w:rPr>
-              <w:t>реализованы.</w:t>
-            </w:r>
-          </w:p>
-          <w:p>
-            <w:pPr>
-              <w:pStyle w:val="Standard"/>
-              <w:rPr>
-                <w:rFonts w:ascii="Times New Roman" w:hAnsi="Times New Roman" w:cs="Times New Roman"/>
-                <w:lang w:val="ru-RU"/>
-              </w:rPr>
-            </w:pPr>
-            <w:r>
-              <w:rPr>
-                <w:rFonts w:ascii="Times New Roman" w:hAnsi="Times New Roman" w:cs="Times New Roman"/>
-              </w:rPr>
-              <w:t>Code</w:t>
-            </w:r>
-            <w:r>
-              <w:rPr>
-                <w:rFonts w:ascii="Times New Roman" w:hAnsi="Times New Roman" w:cs="Times New Roman"/>
-                <w:lang w:val="ru-RU"/>
-              </w:rPr>
-              <w:t xml:space="preserve"> </w:t>
-            </w:r>
-            <w:r>
-              <w:rPr>
-                <w:rFonts w:ascii="Times New Roman" w:hAnsi="Times New Roman" w:cs="Times New Roman"/>
-              </w:rPr>
-              <w:t>Review</w:t>
-            </w:r>
-            <w:r>
-              <w:rPr>
-                <w:rFonts w:ascii="Times New Roman" w:hAnsi="Times New Roman" w:cs="Times New Roman"/>
-                <w:lang w:val="ru-RU"/>
-              </w:rPr>
-              <w:t xml:space="preserve"> </w:t>
-            </w:r>
-            <w:r>
-              <w:rPr>
-                <w:rFonts w:ascii="Times New Roman" w:hAnsi="Times New Roman" w:cs="Times New Roman"/>
-                <w:lang w:val="ru-RU"/>
-              </w:rPr>
-              <w:t>пройдено.</w:t>
-            </w:r>
-          </w:p>
-        </w:tc>
-        <w:tc>
-          <w:tcPr>
-            <w:tcW w:w="1300" w:type="dxa"/>
-            <w:tcBorders>
-              <w:left w:val="single" w:sz="4" w:space="0" w:color="000000"/>
-              <w:bottom w:val="single" w:sz="4" w:space="0" w:color="000000"/>
-            </w:tcBorders>
-          </w:tcPr>
-          <w:p>
-            <w:pPr>
-              <w:pStyle w:val="user5"/>
-              <w:widowControl w:val="0"/>
-              <w:spacing w:line="283" w:lineRule="atLeast"/>
-              <w:jc w:val="center"/>
-              <w:rPr>
-                <w:rFonts w:ascii="Times New Roman" w:hAnsi="Times New Roman" w:cs="Times New Roman"/>
-                <w:color w:val="000000"/>
-                <w:lang w:val="ru-RU"/>
-              </w:rPr>
-            </w:pPr>
-            <w:r>
-              <w:rPr>
-                <w:rFonts w:ascii="Times New Roman" w:hAnsi="Times New Roman" w:cs="Times New Roman"/>
-                <w:color w:val="000000"/>
-                <w:lang w:val="ru-RU"/>
-              </w:rPr>
-              <w:t>04.03.2026</w:t>
-            </w:r>
-          </w:p>
-        </w:tc>
-        <w:tc>
-          <w:tcPr>
-            <w:tcW w:w="1477" w:type="dxa"/>
-            <w:tcBorders>
-              <w:left w:val="single" w:sz="4" w:space="0" w:color="000000"/>
-              <w:bottom w:val="single" w:sz="4" w:space="0" w:color="000000"/>
-              <w:right w:val="single" w:sz="4" w:space="0" w:color="000000"/>
-            </w:tcBorders>
-            <w:vAlign w:val="center"/>
-          </w:tcPr>
-          <w:p>
-            <w:pPr>
-              <w:pStyle w:val="user5"/>
-              <w:widowControl w:val="0"/>
-              <w:spacing w:line="283" w:lineRule="atLeast"/>
-              <w:jc w:val="center"/>
-              <w:rPr>
-                <w:rFonts w:ascii="Times New Roman" w:hAnsi="Times New Roman" w:cs="Times New Roman"/>
-                <w:color w:val="000000"/>
-                <w:lang w:val="ru-RU"/>
-              </w:rPr>
-            </w:pPr>
-            <w:r>
-              <w:rPr>
-                <w:rFonts w:ascii="Segoe UI Emoji" w:hAnsi="Segoe UI Emoji" w:cs="Segoe UI Emoji"/>
-                <w:color w:val="000000"/>
-              </w:rPr>
-              <w:t>✔️</w:t>
-            </w:r>
-          </w:p>
-        </w:tc>
-      </w:tr>
-      <w:tr>
-        <w:trPr>
-          <w:cantSplit/>
-          <w:trHeight w:val="100"/>
-        </w:trPr>
-        <w:tc>
-          <w:tcPr>
-            <w:tcW w:w="563" w:type="dxa"/>
-            <w:tcBorders>
-              <w:left w:val="single" w:sz="4" w:space="0" w:color="000000"/>
-              <w:bottom w:val="single" w:sz="4" w:space="0" w:color="000000"/>
-            </w:tcBorders>
-          </w:tcPr>
-          <w:p>
-            <w:pPr>
-              <w:pStyle w:val="Standard"/>
-              <w:jc w:val="center"/>
-            </w:pPr>
-            <w:r>
-              <w:rPr>
-                <w:rFonts w:ascii="Times New Roman" w:hAnsi="Times New Roman" w:cs="Times New Roman"/>
-                <w:lang w:val="ru-RU"/>
-              </w:rPr>
-              <w:lastRenderedPageBreak/>
-              <w:t>3.</w:t>
-            </w:r>
-            <w:r>
-              <w:rPr>
-                <w:rFonts w:ascii="Times New Roman" w:hAnsi="Times New Roman" w:cs="Times New Roman"/>
-              </w:rPr>
-              <w:t>5</w:t>
-            </w:r>
-          </w:p>
-        </w:tc>
-        <w:tc>
-          <w:tcPr>
-            <w:tcW w:w="5386" w:type="dxa"/>
-            <w:tcBorders>
-              <w:left w:val="single" w:sz="4" w:space="0" w:color="000000"/>
-              <w:bottom w:val="single" w:sz="4" w:space="0" w:color="000000"/>
-            </w:tcBorders>
-          </w:tcPr>
-          <w:p>
-            <w:pPr>
-              <w:pStyle w:val="4"/>
-              <w:jc w:val="left"/>
-              <w:rPr>
-                <w:rFonts w:ascii="Times New Roman" w:hAnsi="Times New Roman" w:cs="Times New Roman"/>
-                <w:b w:val="0"/>
-                <w:sz w:val="24"/>
-                <w:lang w:val="ru-RU"/>
-              </w:rPr>
-            </w:pPr>
-            <w:r>
-              <w:rPr>
-                <w:rFonts w:ascii="Times New Roman" w:hAnsi="Times New Roman" w:cs="Times New Roman"/>
-                <w:b w:val="0"/>
-                <w:sz w:val="24"/>
-                <w:lang w:val="ru-RU"/>
-              </w:rPr>
-              <w:t xml:space="preserve">Реализация конечных точек </w:t>
-            </w:r>
-            <w:r>
-              <w:rPr>
-                <w:rFonts w:ascii="Times New Roman" w:hAnsi="Times New Roman" w:cs="Times New Roman"/>
-                <w:b w:val="0"/>
-                <w:sz w:val="24"/>
-              </w:rPr>
-              <w:t>Web</w:t>
-            </w:r>
-            <w:r>
-              <w:rPr>
-                <w:rFonts w:ascii="Times New Roman" w:hAnsi="Times New Roman" w:cs="Times New Roman"/>
-                <w:b w:val="0"/>
-                <w:sz w:val="24"/>
-                <w:lang w:val="ru-RU"/>
-              </w:rPr>
-              <w:t xml:space="preserve"> </w:t>
-            </w:r>
-            <w:r>
-              <w:rPr>
-                <w:rFonts w:ascii="Times New Roman" w:hAnsi="Times New Roman" w:cs="Times New Roman"/>
-                <w:b w:val="0"/>
-                <w:sz w:val="24"/>
-              </w:rPr>
-              <w:t>API</w:t>
-            </w:r>
-            <w:r>
-              <w:rPr>
-                <w:rFonts w:ascii="Times New Roman" w:hAnsi="Times New Roman" w:cs="Times New Roman"/>
-                <w:b w:val="0"/>
-                <w:sz w:val="24"/>
-                <w:lang w:val="ru-RU"/>
-              </w:rPr>
-              <w:t xml:space="preserve">, </w:t>
-            </w:r>
-            <w:r>
-              <w:rPr>
-                <w:rFonts w:ascii="Times New Roman" w:hAnsi="Times New Roman" w:cs="Times New Roman"/>
-                <w:b w:val="0"/>
-                <w:sz w:val="24"/>
-                <w:lang w:val="ru-RU"/>
-              </w:rPr>
-              <w:t>согласно пункту 3.</w:t>
-            </w:r>
-            <w:r>
-              <w:rPr>
-                <w:rFonts w:ascii="Times New Roman" w:hAnsi="Times New Roman" w:cs="Times New Roman"/>
-                <w:b w:val="0"/>
-                <w:sz w:val="24"/>
-                <w:lang w:val="ru-RU"/>
-              </w:rPr>
-              <w:t>3</w:t>
-            </w:r>
-            <w:r>
-              <w:rPr>
-                <w:rFonts w:ascii="Times New Roman" w:hAnsi="Times New Roman" w:cs="Times New Roman"/>
-                <w:b w:val="0"/>
-                <w:sz w:val="24"/>
-                <w:lang w:val="ru-RU"/>
-              </w:rPr>
-              <w:t>:</w:t>
-            </w:r>
-          </w:p>
-          <w:p>
-            <w:pPr>
-              <w:pStyle w:val="ab"/>
-              <w:numPr>
-                <w:ilvl w:val="0"/>
-                <w:numId w:val="9"/>
-              </w:numPr>
-              <w:tabs>
-                <w:tab w:val="clear" w:pos="709"/>
-                <w:tab w:val="left" w:pos="0"/>
-              </w:tabs>
-              <w:rPr>
-                <w:rFonts w:hint="eastAsia"/>
-                <w:lang w:val="ru-RU"/>
-              </w:rPr>
-            </w:pPr>
-            <w:r>
-              <w:t>Web</w:t>
-            </w:r>
-            <w:r>
-              <w:rPr>
-                <w:lang w:val="ru-RU"/>
-              </w:rPr>
-              <w:t xml:space="preserve"> </w:t>
-            </w:r>
-            <w:r>
-              <w:t>Api</w:t>
-            </w:r>
-            <w:r>
-              <w:rPr>
-                <w:lang w:val="ru-RU"/>
-              </w:rPr>
-              <w:t xml:space="preserve"> | </w:t>
-            </w:r>
-            <w:r>
-              <w:rPr>
-                <w:lang w:val="ru-RU"/>
-              </w:rPr>
-              <w:t>Применяемость</w:t>
-            </w:r>
-            <w:r>
-              <w:rPr>
-                <w:lang w:val="ru-RU"/>
-              </w:rPr>
-              <w:t xml:space="preserve"> | </w:t>
-            </w:r>
-            <w:r>
-              <w:rPr>
-                <w:lang w:val="ru-RU"/>
-              </w:rPr>
-              <w:t xml:space="preserve">Добавить метод </w:t>
-            </w:r>
-            <w:r>
-              <w:t>GetDynamicFullTree</w:t>
-            </w:r>
-            <w:r>
-              <w:rPr>
-                <w:color w:val="000000" w:themeColor="text1"/>
-                <w:lang w:val="ru-RU"/>
-              </w:rPr>
-              <w:t xml:space="preserve"> </w:t>
-            </w:r>
-            <w:r>
-              <w:rPr>
-                <w:lang w:val="ru-RU"/>
-              </w:rPr>
-              <w:t>(</w:t>
-            </w:r>
-            <w:hyperlink r:id="rId19">
               <w:r>
                 <w:rPr>
                   <w:rStyle w:val="a5"/>
@@ -5941,494 +4788,6 @@
           </w:p>
           <w:p>
             <w:pPr>
-              <w:pStyle w:val="4"/>
-              <w:jc w:val="left"/>
-              <w:rPr>
-                <w:rFonts w:ascii="Times New Roman" w:hAnsi="Times New Roman" w:cs="Times New Roman"/>
-                <w:b w:val="0"/>
-                <w:sz w:val="24"/>
-                <w:lang w:val="ru-RU"/>
-              </w:rPr>
-            </w:pPr>
-            <w:r>
-              <w:rPr>
-                <w:rFonts w:ascii="Times New Roman" w:hAnsi="Times New Roman" w:cs="Times New Roman"/>
-                <w:b w:val="0"/>
-                <w:sz w:val="24"/>
-                <w:lang w:val="ru-RU"/>
-              </w:rPr>
-              <w:t>Ответственный: Жуков</w:t>
-            </w:r>
-          </w:p>
-        </w:tc>
-        <w:tc>
-          <w:tcPr>
-            <w:tcW w:w="1819" w:type="dxa"/>
-            <w:tcBorders>
-              <w:left w:val="single" w:sz="4" w:space="0" w:color="000000"/>
-              <w:bottom w:val="single" w:sz="4" w:space="0" w:color="000000"/>
-            </w:tcBorders>
-          </w:tcPr>
-          <w:p>
-            <w:pPr>
-              <w:pStyle w:val="4"/>
-              <w:jc w:val="left"/>
-              <w:rPr>
-                <w:rFonts w:hint="eastAsia"/>
-                <w:lang w:val="ru-RU"/>
-              </w:rPr>
-            </w:pPr>
-            <w:r>
-              <w:rPr>
-                <w:rFonts w:ascii="Times New Roman" w:hAnsi="Times New Roman" w:cs="Times New Roman"/>
-                <w:b w:val="0"/>
-                <w:lang w:val="ru-RU"/>
-              </w:rPr>
-              <w:t>Конечные точки реализованы.</w:t>
-            </w:r>
-          </w:p>
-          <w:p>
-            <w:pPr>
-              <w:pStyle w:val="4"/>
-              <w:jc w:val="left"/>
-              <w:rPr>
-                <w:rFonts w:ascii="Times New Roman" w:hAnsi="Times New Roman" w:cs="Times New Roman"/>
-                <w:b w:val="0"/>
-                <w:bCs/>
-                <w:lang w:val="ru-RU"/>
-              </w:rPr>
-            </w:pPr>
-            <w:r>
-              <w:rPr>
-                <w:rFonts w:ascii="Times New Roman" w:hAnsi="Times New Roman" w:cs="Times New Roman"/>
-                <w:b w:val="0"/>
-                <w:bCs/>
-              </w:rPr>
-              <w:t>Code</w:t>
-            </w:r>
-            <w:r>
-              <w:rPr>
-                <w:rFonts w:ascii="Times New Roman" w:hAnsi="Times New Roman" w:cs="Times New Roman"/>
-                <w:b w:val="0"/>
-                <w:bCs/>
-                <w:lang w:val="ru-RU"/>
-              </w:rPr>
-              <w:t xml:space="preserve"> </w:t>
-            </w:r>
-            <w:r>
-              <w:rPr>
-                <w:rFonts w:ascii="Times New Roman" w:hAnsi="Times New Roman" w:cs="Times New Roman"/>
-                <w:b w:val="0"/>
-                <w:bCs/>
-              </w:rPr>
-              <w:t>Review</w:t>
-            </w:r>
-            <w:r>
-              <w:rPr>
-                <w:rFonts w:ascii="Times New Roman" w:hAnsi="Times New Roman" w:cs="Times New Roman"/>
-                <w:b w:val="0"/>
-                <w:bCs/>
-                <w:lang w:val="ru-RU"/>
-              </w:rPr>
-              <w:t xml:space="preserve"> пройдено.</w:t>
-            </w:r>
-          </w:p>
-        </w:tc>
-        <w:tc>
-          <w:tcPr>
-            <w:tcW w:w="1300" w:type="dxa"/>
-            <w:tcBorders>
-              <w:left w:val="single" w:sz="4" w:space="0" w:color="000000"/>
-              <w:bottom w:val="single" w:sz="4" w:space="0" w:color="000000"/>
-            </w:tcBorders>
-          </w:tcPr>
-          <w:p>
-            <w:pPr>
-              <w:pStyle w:val="user5"/>
-              <w:widowControl w:val="0"/>
-              <w:spacing w:line="283" w:lineRule="atLeast"/>
-              <w:jc w:val="center"/>
-              <w:rPr>
-                <w:rFonts w:ascii="Times New Roman" w:hAnsi="Times New Roman" w:cs="Times New Roman"/>
-                <w:color w:val="000000"/>
-                <w:lang w:val="ru-RU"/>
-              </w:rPr>
-            </w:pPr>
-            <w:r>
-              <w:rPr>
-                <w:rFonts w:ascii="Times New Roman" w:hAnsi="Times New Roman" w:cs="Times New Roman"/>
-                <w:color w:val="000000"/>
-              </w:rPr>
-              <w:t>12</w:t>
-            </w:r>
-            <w:r>
-              <w:rPr>
-                <w:rFonts w:ascii="Times New Roman" w:hAnsi="Times New Roman" w:cs="Times New Roman"/>
-                <w:color w:val="000000"/>
-                <w:lang w:val="ru-RU"/>
-              </w:rPr>
-              <w:t>.03.2026</w:t>
-            </w:r>
-          </w:p>
-        </w:tc>
-        <w:tc>
-          <w:tcPr>
-            <w:tcW w:w="1477" w:type="dxa"/>
-            <w:tcBorders>
-              <w:left w:val="single" w:sz="4" w:space="0" w:color="000000"/>
-              <w:bottom w:val="single" w:sz="4" w:space="0" w:color="000000"/>
-              <w:right w:val="single" w:sz="4" w:space="0" w:color="000000"/>
-            </w:tcBorders>
-            <w:vAlign w:val="center"/>
-          </w:tcPr>
-          <w:p>
-            <w:pPr>
-              <w:pStyle w:val="user5"/>
-              <w:widowControl w:val="0"/>
-              <w:spacing w:line="283" w:lineRule="atLeast"/>
-              <w:jc w:val="center"/>
-              <w:rPr>
-                <w:rFonts w:ascii="Times New Roman" w:hAnsi="Times New Roman" w:cs="Times New Roman"/>
-                <w:color w:val="000000"/>
-                <w:lang w:val="ru-RU"/>
-              </w:rPr>
-            </w:pPr>
-            <w:r>
-              <w:rPr>
-                <w:rFonts w:ascii="Segoe UI Emoji" w:hAnsi="Segoe UI Emoji" w:cs="Segoe UI Emoji"/>
-                <w:color w:val="000000"/>
-              </w:rPr>
-              <w:t>✔️</w:t>
-            </w:r>
-          </w:p>
-        </w:tc>
-      </w:tr>
-      <w:tr>
-        <w:trPr>
-          <w:cantSplit/>
-          <w:trHeight w:val="100"/>
-        </w:trPr>
-        <w:tc>
-          <w:tcPr>
-            <w:tcW w:w="563" w:type="dxa"/>
-            <w:tcBorders>
-              <w:left w:val="single" w:sz="4" w:space="0" w:color="000000"/>
-              <w:bottom w:val="single" w:sz="4" w:space="0" w:color="000000"/>
-            </w:tcBorders>
-          </w:tcPr>
-          <w:p>
-            <w:pPr>
-              <w:pStyle w:val="Standard"/>
-              <w:jc w:val="center"/>
-              <w:rPr>
-                <w:rFonts w:ascii="Times New Roman" w:hAnsi="Times New Roman" w:cs="Times New Roman"/>
-              </w:rPr>
-            </w:pPr>
-            <w:r>
-              <w:rPr>
-                <w:rFonts w:ascii="Times New Roman" w:hAnsi="Times New Roman" w:cs="Times New Roman"/>
-              </w:rPr>
-              <w:t>3.6</w:t>
-            </w:r>
-          </w:p>
-        </w:tc>
-        <w:tc>
-          <w:tcPr>
-            <w:tcW w:w="5386" w:type="dxa"/>
-            <w:tcBorders>
-              <w:left w:val="single" w:sz="4" w:space="0" w:color="000000"/>
-              <w:bottom w:val="single" w:sz="4" w:space="0" w:color="000000"/>
-            </w:tcBorders>
-          </w:tcPr>
-          <w:p>
-            <w:pPr>
-              <w:pStyle w:val="4"/>
-              <w:jc w:val="left"/>
-              <w:rPr>
-                <w:rFonts w:ascii="Times New Roman" w:hAnsi="Times New Roman" w:cs="Times New Roman"/>
-                <w:b w:val="0"/>
-                <w:sz w:val="24"/>
-                <w:lang w:val="ru-RU"/>
-              </w:rPr>
-            </w:pPr>
-            <w:r>
-              <w:rPr>
-                <w:rFonts w:ascii="Times New Roman" w:hAnsi="Times New Roman" w:cs="Times New Roman"/>
-                <w:b w:val="0"/>
-                <w:sz w:val="24"/>
-                <w:lang w:val="ru-RU"/>
-              </w:rPr>
-              <w:t xml:space="preserve">Контрольная точка по предварительным </w:t>
-            </w:r>
-            <w:r>
-              <w:rPr>
-                <w:rFonts w:ascii="Times New Roman" w:hAnsi="Times New Roman" w:cs="Times New Roman"/>
-                <w:b w:val="0"/>
-                <w:sz w:val="24"/>
-                <w:lang w:val="ru-RU"/>
-              </w:rPr>
-              <w:t>результатам</w:t>
-            </w:r>
-            <w:bookmarkStart w:id="0" w:name="_GoBack"/>
-            <w:bookmarkEnd w:id="0"/>
-          </w:p>
-          <w:p>
-            <w:pPr>
-              <w:pStyle w:val="4"/>
-              <w:jc w:val="left"/>
-              <w:rPr>
-                <w:rFonts w:ascii="Times New Roman" w:hAnsi="Times New Roman" w:cs="Times New Roman"/>
-                <w:b w:val="0"/>
-                <w:sz w:val="24"/>
-                <w:lang w:val="ru-RU"/>
-              </w:rPr>
-            </w:pPr>
-            <w:r>
-              <w:rPr>
-                <w:rFonts w:ascii="Times New Roman" w:hAnsi="Times New Roman" w:cs="Times New Roman"/>
-                <w:b w:val="0"/>
-                <w:sz w:val="24"/>
-                <w:lang w:val="ru-RU"/>
-              </w:rPr>
-              <w:t>Ответственный — Жуков, Крешихина, Алексеев</w:t>
-            </w:r>
-          </w:p>
-        </w:tc>
-        <w:tc>
-          <w:tcPr>
-            <w:tcW w:w="1819" w:type="dxa"/>
-            <w:tcBorders>
-              <w:left w:val="single" w:sz="4" w:space="0" w:color="000000"/>
-              <w:bottom w:val="single" w:sz="4" w:space="0" w:color="000000"/>
-            </w:tcBorders>
-          </w:tcPr>
-          <w:p>
-            <w:pPr>
-              <w:pStyle w:val="4"/>
-              <w:jc w:val="left"/>
-              <w:rPr>
-                <w:rFonts w:ascii="Times New Roman" w:hAnsi="Times New Roman" w:cs="Times New Roman"/>
-                <w:b w:val="0"/>
-                <w:lang w:val="ru-RU"/>
-              </w:rPr>
-            </w:pPr>
-            <w:r>
-              <w:rPr>
-                <w:rFonts w:ascii="Times New Roman" w:hAnsi="Times New Roman" w:cs="Times New Roman"/>
-                <w:b w:val="0"/>
-                <w:lang w:val="ru-RU"/>
-              </w:rPr>
-              <w:t>Получена обратная связь обеими сторонами</w:t>
-            </w:r>
-          </w:p>
-        </w:tc>
-        <w:tc>
-          <w:tcPr>
-            <w:tcW w:w="1300" w:type="dxa"/>
-            <w:tcBorders>
-              <w:left w:val="single" w:sz="4" w:space="0" w:color="000000"/>
-              <w:bottom w:val="single" w:sz="4" w:space="0" w:color="000000"/>
-            </w:tcBorders>
-          </w:tcPr>
-          <w:p>
-            <w:pPr>
-              <w:pStyle w:val="user5"/>
-              <w:widowControl w:val="0"/>
-              <w:spacing w:line="283" w:lineRule="atLeast"/>
-              <w:jc w:val="center"/>
-              <w:rPr>
-                <w:rFonts w:ascii="Times New Roman" w:hAnsi="Times New Roman" w:cs="Times New Roman"/>
-                <w:color w:val="000000"/>
-                <w:lang w:val="ru-RU"/>
-              </w:rPr>
-            </w:pPr>
-            <w:r>
-              <w:rPr>
-                <w:rFonts w:ascii="Times New Roman" w:hAnsi="Times New Roman" w:cs="Times New Roman"/>
-                <w:color w:val="000000"/>
-              </w:rPr>
-              <w:t>1</w:t>
-            </w:r>
-            <w:r>
-              <w:rPr>
-                <w:rFonts w:ascii="Times New Roman" w:hAnsi="Times New Roman" w:cs="Times New Roman"/>
-                <w:color w:val="000000"/>
-                <w:lang w:val="ru-RU"/>
-              </w:rPr>
-              <w:t>8</w:t>
-            </w:r>
-            <w:r>
-              <w:rPr>
-                <w:rFonts w:ascii="Times New Roman" w:hAnsi="Times New Roman" w:cs="Times New Roman"/>
-                <w:color w:val="000000"/>
-                <w:lang w:val="ru-RU"/>
-              </w:rPr>
-              <w:t>.03.2026</w:t>
-            </w:r>
-          </w:p>
-        </w:tc>
-        <w:tc>
-          <w:tcPr>
-            <w:tcW w:w="1477" w:type="dxa"/>
-            <w:tcBorders>
-              <w:left w:val="single" w:sz="4" w:space="0" w:color="000000"/>
-              <w:bottom w:val="single" w:sz="4" w:space="0" w:color="000000"/>
-              <w:right w:val="single" w:sz="4" w:space="0" w:color="000000"/>
-            </w:tcBorders>
-            <w:vAlign w:val="center"/>
-          </w:tcPr>
-          <w:p>
-            <w:pPr>
-              <w:pStyle w:val="user5"/>
-              <w:widowControl w:val="0"/>
-              <w:spacing w:line="283" w:lineRule="atLeast"/>
-              <w:jc w:val="center"/>
-              <w:rPr>
-                <w:rFonts w:ascii="Times New Roman" w:hAnsi="Times New Roman" w:cs="Times New Roman"/>
-                <w:color w:val="000000"/>
-                <w:lang w:val="ru-RU"/>
-              </w:rPr>
-            </w:pPr>
-            <w:r>
-              <w:rPr>
-                <w:rFonts w:ascii="Segoe UI Emoji" w:hAnsi="Segoe UI Emoji" w:cs="Segoe UI Emoji"/>
-                <w:color w:val="000000"/>
-              </w:rPr>
-              <w:t>✔️</w:t>
-            </w:r>
-          </w:p>
-        </w:tc>
-      </w:tr>
-      <w:tr>
-        <w:trPr>
-          <w:cantSplit/>
-          <w:trHeight w:val="100"/>
-        </w:trPr>
-        <w:tc>
-          <w:tcPr>
-            <w:tcW w:w="563" w:type="dxa"/>
-            <w:tcBorders>
-              <w:left w:val="single" w:sz="4" w:space="0" w:color="000000"/>
-              <w:bottom w:val="single" w:sz="4" w:space="0" w:color="000000"/>
-            </w:tcBorders>
-          </w:tcPr>
-          <w:p>
-            <w:pPr>
-              <w:pStyle w:val="Standard"/>
-              <w:jc w:val="center"/>
-              <w:rPr>
-                <w:rFonts w:ascii="Times New Roman" w:hAnsi="Times New Roman" w:cs="Times New Roman"/>
-                <w:lang w:val="ru-RU"/>
-              </w:rPr>
-            </w:pPr>
-            <w:r>
-              <w:rPr>
-                <w:rFonts w:ascii="Times New Roman" w:hAnsi="Times New Roman" w:cs="Times New Roman"/>
-                <w:lang w:val="ru-RU"/>
-              </w:rPr>
-              <w:t>3.</w:t>
-            </w:r>
-            <w:r>
-              <w:rPr>
-                <w:rFonts w:ascii="Times New Roman" w:hAnsi="Times New Roman" w:cs="Times New Roman"/>
-                <w:lang w:val="ru-RU"/>
-              </w:rPr>
-              <w:t>7</w:t>
-            </w:r>
-          </w:p>
-        </w:tc>
-        <w:tc>
-          <w:tcPr>
-            <w:tcW w:w="5386" w:type="dxa"/>
-            <w:tcBorders>
-              <w:left w:val="single" w:sz="4" w:space="0" w:color="000000"/>
-              <w:bottom w:val="single" w:sz="4" w:space="0" w:color="000000"/>
-            </w:tcBorders>
-          </w:tcPr>
-          <w:p>
-            <w:pPr>
-              <w:pStyle w:val="4"/>
-              <w:jc w:val="left"/>
-              <w:rPr>
-                <w:rFonts w:ascii="Times New Roman" w:hAnsi="Times New Roman" w:cs="Times New Roman"/>
-                <w:b w:val="0"/>
-                <w:sz w:val="24"/>
-                <w:lang w:val="ru-RU"/>
-              </w:rPr>
-            </w:pPr>
-            <w:r>
-              <w:rPr>
-                <w:rFonts w:ascii="Times New Roman" w:hAnsi="Times New Roman" w:cs="Times New Roman"/>
-                <w:b w:val="0"/>
-                <w:sz w:val="24"/>
-                <w:lang w:val="ru-RU"/>
-              </w:rPr>
-              <w:t xml:space="preserve">Реализация конечных точек </w:t>
-            </w:r>
-            <w:r>
-              <w:rPr>
-                <w:rFonts w:ascii="Times New Roman" w:hAnsi="Times New Roman" w:cs="Times New Roman"/>
-                <w:b w:val="0"/>
-                <w:sz w:val="24"/>
-              </w:rPr>
-              <w:t>Web</w:t>
-            </w:r>
-            <w:r>
-              <w:rPr>
-                <w:rFonts w:ascii="Times New Roman" w:hAnsi="Times New Roman" w:cs="Times New Roman"/>
-                <w:b w:val="0"/>
-                <w:sz w:val="24"/>
-                <w:lang w:val="ru-RU"/>
-              </w:rPr>
-              <w:t xml:space="preserve"> </w:t>
-            </w:r>
-            <w:r>
-              <w:rPr>
-                <w:rFonts w:ascii="Times New Roman" w:hAnsi="Times New Roman" w:cs="Times New Roman"/>
-                <w:b w:val="0"/>
-                <w:sz w:val="24"/>
-              </w:rPr>
-              <w:t>API</w:t>
-            </w:r>
-            <w:r>
-              <w:rPr>
-                <w:rFonts w:ascii="Times New Roman" w:hAnsi="Times New Roman" w:cs="Times New Roman"/>
-                <w:b w:val="0"/>
-                <w:sz w:val="24"/>
-                <w:lang w:val="ru-RU"/>
-              </w:rPr>
-              <w:t xml:space="preserve">, </w:t>
-            </w:r>
-            <w:r>
-              <w:rPr>
-                <w:rFonts w:ascii="Times New Roman" w:hAnsi="Times New Roman" w:cs="Times New Roman"/>
-                <w:b w:val="0"/>
-                <w:sz w:val="24"/>
-                <w:lang w:val="ru-RU"/>
-              </w:rPr>
-              <w:t>согласно пункту 3.</w:t>
-            </w:r>
-            <w:r>
-              <w:rPr>
-                <w:rFonts w:ascii="Times New Roman" w:hAnsi="Times New Roman" w:cs="Times New Roman"/>
-                <w:b w:val="0"/>
-                <w:sz w:val="24"/>
-                <w:lang w:val="ru-RU"/>
-              </w:rPr>
-              <w:t>3</w:t>
-            </w:r>
-            <w:r>
-              <w:rPr>
-                <w:rFonts w:ascii="Times New Roman" w:hAnsi="Times New Roman" w:cs="Times New Roman"/>
-                <w:b w:val="0"/>
-                <w:sz w:val="24"/>
-                <w:lang w:val="ru-RU"/>
-              </w:rPr>
-              <w:t>:</w:t>
-            </w:r>
-          </w:p>
-          <w:p>
-            <w:pPr>
               <w:pStyle w:val="ab"/>
               <w:numPr>
                 <w:ilvl w:val="0"/>
@@ -6444,22 +4803,680 @@
               </w:rPr>
             </w:pPr>
             <w:r>
+              <w:rPr>
+                <w:lang w:val="ru-RU"/>
+              </w:rPr>
+              <w:t>Конечные точки</w:t>
+            </w:r>
+            <w:r>
+              <w:rPr>
+                <w:lang w:val="ru-RU"/>
+              </w:rPr>
+              <w:t xml:space="preserve"> для реализации наборов </w:t>
+            </w:r>
+            <w:r>
+              <w:rPr>
+                <w:lang w:val="ru-RU"/>
+              </w:rPr>
+              <w:t>свойств</w:t>
+            </w:r>
+            <w:r>
+              <w:rPr>
+                <w:lang w:val="ru-RU"/>
+              </w:rPr>
+              <w:t xml:space="preserve"> в конфигураторе</w:t>
+            </w:r>
+          </w:p>
+          <w:p>
+            <w:pPr>
+              <w:pStyle w:val="ab"/>
+              <w:tabs>
+                <w:tab w:val="left" w:pos="0"/>
+              </w:tabs>
+              <w:rPr>
+                <w:rFonts w:hint="eastAsia"/>
+                <w:lang w:val="ru-RU"/>
+              </w:rPr>
+            </w:pPr>
+            <w:r>
+              <w:rPr>
+                <w:lang w:val="ru-RU"/>
+              </w:rPr>
+              <w:t>Ответственный: Жуков</w:t>
+            </w:r>
+          </w:p>
+        </w:tc>
+        <w:tc>
+          <w:tcPr>
+            <w:tcW w:w="1819" w:type="dxa"/>
+            <w:tcBorders>
+              <w:left w:val="single" w:sz="4" w:space="0" w:color="000000"/>
+              <w:bottom w:val="single" w:sz="4" w:space="0" w:color="000000"/>
+            </w:tcBorders>
+          </w:tcPr>
+          <w:p>
+            <w:pPr>
+              <w:pStyle w:val="4"/>
+              <w:jc w:val="left"/>
+              <w:rPr>
+                <w:rFonts w:ascii="Times New Roman" w:hAnsi="Times New Roman" w:cs="Times New Roman"/>
+                <w:b w:val="0"/>
+                <w:lang w:val="ru-RU"/>
+              </w:rPr>
+            </w:pPr>
+            <w:r>
+              <w:rPr>
+                <w:rFonts w:ascii="Times New Roman" w:hAnsi="Times New Roman" w:cs="Times New Roman"/>
+                <w:b w:val="0"/>
+                <w:lang w:val="ru-RU"/>
+              </w:rPr>
+              <w:t>Задачи объяснены, дана предварительная оценка совместно с руководителем</w:t>
+            </w:r>
+          </w:p>
+        </w:tc>
+        <w:tc>
+          <w:tcPr>
+            <w:tcW w:w="1300" w:type="dxa"/>
+            <w:tcBorders>
+              <w:left w:val="single" w:sz="4" w:space="0" w:color="000000"/>
+              <w:bottom w:val="single" w:sz="4" w:space="0" w:color="000000"/>
+            </w:tcBorders>
+          </w:tcPr>
+          <w:p>
+            <w:pPr>
+              <w:pStyle w:val="user5"/>
+              <w:widowControl w:val="0"/>
+              <w:spacing w:line="283" w:lineRule="atLeast"/>
+              <w:jc w:val="center"/>
+              <w:rPr>
+                <w:rFonts w:ascii="Times New Roman" w:hAnsi="Times New Roman" w:cs="Times New Roman"/>
+                <w:color w:val="000000"/>
+                <w:lang w:val="ru-RU"/>
+              </w:rPr>
+            </w:pPr>
+            <w:r>
+              <w:rPr>
+                <w:rFonts w:ascii="Times New Roman" w:hAnsi="Times New Roman" w:cs="Times New Roman"/>
+                <w:color w:val="000000"/>
+                <w:lang w:val="ru-RU"/>
+              </w:rPr>
+              <w:t>19.02.2026</w:t>
+            </w:r>
+          </w:p>
+        </w:tc>
+        <w:tc>
+          <w:tcPr>
+            <w:tcW w:w="1477" w:type="dxa"/>
+            <w:tcBorders>
+              <w:left w:val="single" w:sz="4" w:space="0" w:color="000000"/>
+              <w:bottom w:val="single" w:sz="4" w:space="0" w:color="000000"/>
+              <w:right w:val="single" w:sz="4" w:space="0" w:color="000000"/>
+            </w:tcBorders>
+            <w:vAlign w:val="center"/>
+          </w:tcPr>
+          <w:p>
+            <w:pPr>
+              <w:pStyle w:val="user5"/>
+              <w:widowControl w:val="0"/>
+              <w:spacing w:line="283" w:lineRule="atLeast"/>
+              <w:jc w:val="center"/>
+              <w:rPr>
+                <w:rFonts w:ascii="Times New Roman" w:hAnsi="Times New Roman" w:cs="Times New Roman"/>
+                <w:color w:val="000000"/>
+                <w:lang w:val="ru-RU"/>
+              </w:rPr>
+            </w:pPr>
+            <w:r>
+              <w:rPr>
+                <w:rFonts w:ascii="Segoe UI Emoji" w:hAnsi="Segoe UI Emoji" w:cs="Segoe UI Emoji"/>
+                <w:color w:val="000000"/>
+              </w:rPr>
+              <w:t>✔️</w:t>
+            </w:r>
+          </w:p>
+        </w:tc>
+      </w:tr>
+      <w:tr>
+        <w:trPr>
+          <w:cantSplit/>
+          <w:trHeight w:val="100"/>
+        </w:trPr>
+        <w:tc>
+          <w:tcPr>
+            <w:tcW w:w="563" w:type="dxa"/>
+            <w:tcBorders>
+              <w:left w:val="single" w:sz="4" w:space="0" w:color="000000"/>
+              <w:bottom w:val="single" w:sz="4" w:space="0" w:color="000000"/>
+            </w:tcBorders>
+          </w:tcPr>
+          <w:p>
+            <w:pPr>
+              <w:pStyle w:val="4"/>
+              <w:rPr>
+                <w:rFonts w:ascii="Times New Roman" w:hAnsi="Times New Roman" w:cs="Times New Roman"/>
+                <w:b w:val="0"/>
+                <w:sz w:val="24"/>
+                <w:lang w:val="ru-RU"/>
+              </w:rPr>
+            </w:pPr>
+            <w:r>
+              <w:rPr>
+                <w:rFonts w:ascii="Times New Roman" w:hAnsi="Times New Roman" w:cs="Times New Roman"/>
+                <w:b w:val="0"/>
+                <w:sz w:val="24"/>
+                <w:lang w:val="ru-RU"/>
+              </w:rPr>
+              <w:t>3.4</w:t>
+            </w:r>
+          </w:p>
+        </w:tc>
+        <w:tc>
+          <w:tcPr>
+            <w:tcW w:w="5386" w:type="dxa"/>
+            <w:tcBorders>
+              <w:left w:val="single" w:sz="4" w:space="0" w:color="000000"/>
+              <w:bottom w:val="single" w:sz="4" w:space="0" w:color="000000"/>
+            </w:tcBorders>
+          </w:tcPr>
+          <w:p>
+            <w:pPr>
+              <w:pStyle w:val="4"/>
+              <w:jc w:val="left"/>
+              <w:rPr>
+                <w:rFonts w:ascii="Times New Roman" w:hAnsi="Times New Roman" w:cs="Times New Roman"/>
+                <w:b w:val="0"/>
+                <w:sz w:val="24"/>
+                <w:lang w:val="ru-RU"/>
+              </w:rPr>
+            </w:pPr>
+            <w:r>
+              <w:rPr>
+                <w:rFonts w:ascii="Times New Roman" w:hAnsi="Times New Roman" w:cs="Times New Roman"/>
+                <w:b w:val="0"/>
+                <w:sz w:val="24"/>
+                <w:lang w:val="ru-RU"/>
+              </w:rPr>
+              <w:t xml:space="preserve">Реализация конечных точек </w:t>
+            </w:r>
+            <w:r>
+              <w:rPr>
+                <w:rFonts w:ascii="Times New Roman" w:hAnsi="Times New Roman" w:cs="Times New Roman"/>
+                <w:b w:val="0"/>
+                <w:sz w:val="24"/>
+              </w:rPr>
               <w:t>Web</w:t>
             </w:r>
             <w:r>
               <w:rPr>
-                <w:lang w:val="ru-RU"/>
-              </w:rPr>
-              <w:t>-</w:t>
-            </w:r>
-            <w:r>
-              <w:rPr>
-                <w:lang w:val="ru-RU"/>
-              </w:rPr>
-              <w:t xml:space="preserve">клиент. Изменение типа объекта. Добавить метод </w:t>
-            </w:r>
-            <w:r>
-              <w:t>ChangeType</w:t>
+                <w:rFonts w:ascii="Times New Roman" w:hAnsi="Times New Roman" w:cs="Times New Roman"/>
+                <w:b w:val="0"/>
+                <w:sz w:val="24"/>
+                <w:lang w:val="ru-RU"/>
+              </w:rPr>
+              <w:t xml:space="preserve"> </w:t>
+            </w:r>
+            <w:r>
+              <w:rPr>
+                <w:rFonts w:ascii="Times New Roman" w:hAnsi="Times New Roman" w:cs="Times New Roman"/>
+                <w:b w:val="0"/>
+                <w:sz w:val="24"/>
+              </w:rPr>
+              <w:t>API</w:t>
+            </w:r>
+            <w:r>
+              <w:rPr>
+                <w:rFonts w:ascii="Times New Roman" w:hAnsi="Times New Roman" w:cs="Times New Roman"/>
+                <w:b w:val="0"/>
+                <w:sz w:val="24"/>
+                <w:lang w:val="ru-RU"/>
+              </w:rPr>
+              <w:t xml:space="preserve">, </w:t>
+            </w:r>
+            <w:r>
+              <w:rPr>
+                <w:rFonts w:ascii="Times New Roman" w:hAnsi="Times New Roman" w:cs="Times New Roman"/>
+                <w:b w:val="0"/>
+                <w:sz w:val="24"/>
+                <w:lang w:val="ru-RU"/>
+              </w:rPr>
+              <w:t>согласно пункту 3.</w:t>
+            </w:r>
+            <w:r>
+              <w:rPr>
+                <w:rFonts w:ascii="Times New Roman" w:hAnsi="Times New Roman" w:cs="Times New Roman"/>
+                <w:b w:val="0"/>
+                <w:sz w:val="24"/>
+                <w:lang w:val="ru-RU"/>
+              </w:rPr>
+              <w:t>3</w:t>
+            </w:r>
+            <w:r>
+              <w:rPr>
+                <w:rFonts w:ascii="Times New Roman" w:hAnsi="Times New Roman" w:cs="Times New Roman"/>
+                <w:b w:val="0"/>
+                <w:sz w:val="24"/>
+                <w:lang w:val="ru-RU"/>
+              </w:rPr>
+              <w:t>:</w:t>
+            </w:r>
+          </w:p>
+          <w:p>
+            <w:pPr>
+              <w:pStyle w:val="ab"/>
+              <w:numPr>
+                <w:ilvl w:val="0"/>
+                <w:numId w:val="9"/>
+              </w:numPr>
+              <w:tabs>
+                <w:tab w:val="clear" w:pos="709"/>
+                <w:tab w:val="left" w:pos="0"/>
+              </w:tabs>
+              <w:rPr>
+                <w:rFonts w:hint="eastAsia"/>
+                <w:lang w:val="ru-RU"/>
+              </w:rPr>
+            </w:pPr>
+            <w:r>
+              <w:t>Web</w:t>
+            </w:r>
+            <w:r>
+              <w:rPr>
+                <w:lang w:val="ru-RU"/>
+              </w:rPr>
+              <w:t xml:space="preserve"> </w:t>
+            </w:r>
+            <w:r>
+              <w:t>Api</w:t>
+            </w:r>
+            <w:r>
+              <w:rPr>
+                <w:lang w:val="ru-RU"/>
+              </w:rPr>
+              <w:t xml:space="preserve"> | </w:t>
+            </w:r>
+            <w:r>
+              <w:rPr>
+                <w:lang w:val="ru-RU"/>
+              </w:rPr>
+              <w:t>Управление порядком следования связей | Добавить</w:t>
+            </w:r>
+            <w:r>
+              <w:rPr>
+                <w:lang w:val="ru-RU"/>
+              </w:rPr>
+              <w:t>/</w:t>
+            </w:r>
+            <w:r>
+              <w:rPr>
+                <w:lang w:val="ru-RU"/>
+              </w:rPr>
+              <w:t>обновить конечные точки</w:t>
+            </w:r>
+            <w:r>
+              <w:rPr>
+                <w:lang w:val="ru-RU"/>
+              </w:rPr>
+              <w:t xml:space="preserve"> (</w:t>
+            </w:r>
+            <w:hyperlink r:id="rId19">
+              <w:r>
+                <w:rPr>
+                  <w:rStyle w:val="a5"/>
+                  <w:rFonts w:ascii="Times New Roman" w:hAnsi="Times New Roman" w:cs="Times New Roman"/>
+                  <w:lang w:val="ru-RU"/>
+                </w:rPr>
+                <w:t>https://jira.ascon.ru/browse/PLM-24628</w:t>
+              </w:r>
+            </w:hyperlink>
+            <w:r>
+              <w:rPr>
+                <w:lang w:val="ru-RU"/>
+              </w:rPr>
+              <w:t>)</w:t>
+            </w:r>
+          </w:p>
+          <w:p>
+            <w:pPr>
+              <w:pStyle w:val="4"/>
+              <w:jc w:val="left"/>
+              <w:rPr>
+                <w:rFonts w:ascii="Times New Roman" w:hAnsi="Times New Roman" w:cs="Times New Roman"/>
+                <w:b w:val="0"/>
+                <w:sz w:val="24"/>
+                <w:lang w:val="ru-RU"/>
+              </w:rPr>
+            </w:pPr>
+            <w:r>
+              <w:rPr>
+                <w:rFonts w:ascii="Times New Roman" w:hAnsi="Times New Roman" w:cs="Times New Roman"/>
+                <w:b w:val="0"/>
+                <w:sz w:val="24"/>
+                <w:lang w:val="ru-RU"/>
+              </w:rPr>
+              <w:t>Ответственный: Жуков</w:t>
+            </w:r>
+          </w:p>
+        </w:tc>
+        <w:tc>
+          <w:tcPr>
+            <w:tcW w:w="1819" w:type="dxa"/>
+            <w:tcBorders>
+              <w:left w:val="single" w:sz="4" w:space="0" w:color="000000"/>
+              <w:bottom w:val="single" w:sz="4" w:space="0" w:color="000000"/>
+            </w:tcBorders>
+          </w:tcPr>
+          <w:p>
+            <w:pPr>
+              <w:pStyle w:val="4"/>
+              <w:jc w:val="left"/>
+              <w:rPr>
+                <w:rFonts w:hint="eastAsia"/>
+                <w:lang w:val="ru-RU"/>
+              </w:rPr>
+            </w:pPr>
+            <w:r>
+              <w:rPr>
+                <w:rFonts w:ascii="Times New Roman" w:hAnsi="Times New Roman" w:cs="Times New Roman"/>
+                <w:b w:val="0"/>
+                <w:lang w:val="ru-RU"/>
+              </w:rPr>
+              <w:t xml:space="preserve">Конечные точки </w:t>
+            </w:r>
+            <w:r>
+              <w:rPr>
+                <w:rFonts w:ascii="Times New Roman" w:hAnsi="Times New Roman" w:cs="Times New Roman"/>
+                <w:b w:val="0"/>
+                <w:lang w:val="ru-RU"/>
+              </w:rPr>
+              <w:t>реализованы.</w:t>
+            </w:r>
+          </w:p>
+          <w:p>
+            <w:pPr>
+              <w:pStyle w:val="Standard"/>
+              <w:rPr>
+                <w:rFonts w:ascii="Times New Roman" w:hAnsi="Times New Roman" w:cs="Times New Roman"/>
+                <w:lang w:val="ru-RU"/>
+              </w:rPr>
+            </w:pPr>
+            <w:r>
+              <w:rPr>
+                <w:rFonts w:ascii="Times New Roman" w:hAnsi="Times New Roman" w:cs="Times New Roman"/>
+              </w:rPr>
+              <w:t>Code</w:t>
+            </w:r>
+            <w:r>
+              <w:rPr>
+                <w:rFonts w:ascii="Times New Roman" w:hAnsi="Times New Roman" w:cs="Times New Roman"/>
+                <w:lang w:val="ru-RU"/>
+              </w:rPr>
+              <w:t xml:space="preserve"> </w:t>
+            </w:r>
+            <w:r>
+              <w:rPr>
+                <w:rFonts w:ascii="Times New Roman" w:hAnsi="Times New Roman" w:cs="Times New Roman"/>
+              </w:rPr>
+              <w:t>Review</w:t>
+            </w:r>
+            <w:r>
+              <w:rPr>
+                <w:rFonts w:ascii="Times New Roman" w:hAnsi="Times New Roman" w:cs="Times New Roman"/>
+                <w:lang w:val="ru-RU"/>
+              </w:rPr>
+              <w:t xml:space="preserve"> </w:t>
+            </w:r>
+            <w:r>
+              <w:rPr>
+                <w:rFonts w:ascii="Times New Roman" w:hAnsi="Times New Roman" w:cs="Times New Roman"/>
+                <w:lang w:val="ru-RU"/>
+              </w:rPr>
+              <w:t>пройдено.</w:t>
+            </w:r>
+          </w:p>
+        </w:tc>
+        <w:tc>
+          <w:tcPr>
+            <w:tcW w:w="1300" w:type="dxa"/>
+            <w:tcBorders>
+              <w:left w:val="single" w:sz="4" w:space="0" w:color="000000"/>
+              <w:bottom w:val="single" w:sz="4" w:space="0" w:color="000000"/>
+            </w:tcBorders>
+          </w:tcPr>
+          <w:p>
+            <w:pPr>
+              <w:pStyle w:val="user5"/>
+              <w:widowControl w:val="0"/>
+              <w:spacing w:line="283" w:lineRule="atLeast"/>
+              <w:jc w:val="center"/>
+              <w:rPr>
+                <w:rFonts w:ascii="Times New Roman" w:hAnsi="Times New Roman" w:cs="Times New Roman"/>
+                <w:color w:val="000000"/>
+                <w:lang w:val="ru-RU"/>
+              </w:rPr>
+            </w:pPr>
+            <w:r>
+              <w:rPr>
+                <w:rFonts w:ascii="Times New Roman" w:hAnsi="Times New Roman" w:cs="Times New Roman"/>
+                <w:color w:val="000000"/>
+                <w:lang w:val="ru-RU"/>
+              </w:rPr>
+              <w:t>04.03.2026</w:t>
+            </w:r>
+          </w:p>
+        </w:tc>
+        <w:tc>
+          <w:tcPr>
+            <w:tcW w:w="1477" w:type="dxa"/>
+            <w:tcBorders>
+              <w:left w:val="single" w:sz="4" w:space="0" w:color="000000"/>
+              <w:bottom w:val="single" w:sz="4" w:space="0" w:color="000000"/>
+              <w:right w:val="single" w:sz="4" w:space="0" w:color="000000"/>
+            </w:tcBorders>
+            <w:vAlign w:val="center"/>
+          </w:tcPr>
+          <w:p>
+            <w:pPr>
+              <w:pStyle w:val="user5"/>
+              <w:widowControl w:val="0"/>
+              <w:spacing w:line="283" w:lineRule="atLeast"/>
+              <w:jc w:val="center"/>
+              <w:rPr>
+                <w:rFonts w:ascii="Times New Roman" w:hAnsi="Times New Roman" w:cs="Times New Roman"/>
+                <w:color w:val="000000"/>
+                <w:lang w:val="ru-RU"/>
+              </w:rPr>
+            </w:pPr>
+            <w:r>
+              <w:rPr>
+                <w:rFonts w:ascii="Segoe UI Emoji" w:hAnsi="Segoe UI Emoji" w:cs="Segoe UI Emoji"/>
+                <w:color w:val="000000"/>
+              </w:rPr>
+              <w:t>✔️</w:t>
+            </w:r>
+          </w:p>
+        </w:tc>
+      </w:tr>
+      <w:tr>
+        <w:trPr>
+          <w:cantSplit/>
+          <w:trHeight w:val="100"/>
+        </w:trPr>
+        <w:tc>
+          <w:tcPr>
+            <w:tcW w:w="563" w:type="dxa"/>
+            <w:tcBorders>
+              <w:left w:val="single" w:sz="4" w:space="0" w:color="000000"/>
+              <w:bottom w:val="single" w:sz="4" w:space="0" w:color="000000"/>
+            </w:tcBorders>
+          </w:tcPr>
+          <w:p>
+            <w:pPr>
+              <w:pStyle w:val="Standard"/>
+              <w:jc w:val="center"/>
+              <w:rPr>
+                <w:rFonts w:hint="eastAsia"/>
+              </w:rPr>
+            </w:pPr>
+            <w:r>
+              <w:rPr>
+                <w:rFonts w:ascii="Times New Roman" w:hAnsi="Times New Roman" w:cs="Times New Roman"/>
+                <w:lang w:val="ru-RU"/>
+              </w:rPr>
+              <w:lastRenderedPageBreak/>
+              <w:t>3.</w:t>
+            </w:r>
+            <w:r>
+              <w:rPr>
+                <w:rFonts w:ascii="Times New Roman" w:hAnsi="Times New Roman" w:cs="Times New Roman"/>
+              </w:rPr>
+              <w:t>5</w:t>
+            </w:r>
+          </w:p>
+        </w:tc>
+        <w:tc>
+          <w:tcPr>
+            <w:tcW w:w="5386" w:type="dxa"/>
+            <w:tcBorders>
+              <w:left w:val="single" w:sz="4" w:space="0" w:color="000000"/>
+              <w:bottom w:val="single" w:sz="4" w:space="0" w:color="000000"/>
+            </w:tcBorders>
+          </w:tcPr>
+          <w:p>
+            <w:pPr>
+              <w:pStyle w:val="4"/>
+              <w:jc w:val="left"/>
+              <w:rPr>
+                <w:rFonts w:ascii="Times New Roman" w:hAnsi="Times New Roman" w:cs="Times New Roman"/>
+                <w:b w:val="0"/>
+                <w:sz w:val="24"/>
+                <w:lang w:val="ru-RU"/>
+              </w:rPr>
+            </w:pPr>
+            <w:r>
+              <w:rPr>
+                <w:rFonts w:ascii="Times New Roman" w:hAnsi="Times New Roman" w:cs="Times New Roman"/>
+                <w:b w:val="0"/>
+                <w:sz w:val="24"/>
+                <w:lang w:val="ru-RU"/>
+              </w:rPr>
+              <w:t xml:space="preserve">Реализация конечных точек </w:t>
+            </w:r>
+            <w:r>
+              <w:rPr>
+                <w:rFonts w:ascii="Times New Roman" w:hAnsi="Times New Roman" w:cs="Times New Roman"/>
+                <w:b w:val="0"/>
+                <w:sz w:val="24"/>
+              </w:rPr>
+              <w:t>Web</w:t>
+            </w:r>
+            <w:r>
+              <w:rPr>
+                <w:rFonts w:ascii="Times New Roman" w:hAnsi="Times New Roman" w:cs="Times New Roman"/>
+                <w:b w:val="0"/>
+                <w:sz w:val="24"/>
+                <w:lang w:val="ru-RU"/>
+              </w:rPr>
+              <w:t xml:space="preserve"> </w:t>
+            </w:r>
+            <w:r>
+              <w:rPr>
+                <w:rFonts w:ascii="Times New Roman" w:hAnsi="Times New Roman" w:cs="Times New Roman"/>
+                <w:b w:val="0"/>
+                <w:sz w:val="24"/>
+              </w:rPr>
+              <w:t>API</w:t>
+            </w:r>
+            <w:r>
+              <w:rPr>
+                <w:rFonts w:ascii="Times New Roman" w:hAnsi="Times New Roman" w:cs="Times New Roman"/>
+                <w:b w:val="0"/>
+                <w:sz w:val="24"/>
+                <w:lang w:val="ru-RU"/>
+              </w:rPr>
+              <w:t xml:space="preserve">, </w:t>
+            </w:r>
+            <w:r>
+              <w:rPr>
+                <w:rFonts w:ascii="Times New Roman" w:hAnsi="Times New Roman" w:cs="Times New Roman"/>
+                <w:b w:val="0"/>
+                <w:sz w:val="24"/>
+                <w:lang w:val="ru-RU"/>
+              </w:rPr>
+              <w:t>согласно пункту 3.</w:t>
+            </w:r>
+            <w:r>
+              <w:rPr>
+                <w:rFonts w:ascii="Times New Roman" w:hAnsi="Times New Roman" w:cs="Times New Roman"/>
+                <w:b w:val="0"/>
+                <w:sz w:val="24"/>
+                <w:lang w:val="ru-RU"/>
+              </w:rPr>
+              <w:t>3</w:t>
+            </w:r>
+            <w:r>
+              <w:rPr>
+                <w:rFonts w:ascii="Times New Roman" w:hAnsi="Times New Roman" w:cs="Times New Roman"/>
+                <w:b w:val="0"/>
+                <w:sz w:val="24"/>
+                <w:lang w:val="ru-RU"/>
+              </w:rPr>
+              <w:t>:</w:t>
+            </w:r>
+          </w:p>
+          <w:p>
+            <w:pPr>
+              <w:pStyle w:val="ab"/>
+              <w:numPr>
+                <w:ilvl w:val="0"/>
+                <w:numId w:val="9"/>
+              </w:numPr>
+              <w:tabs>
+                <w:tab w:val="clear" w:pos="709"/>
+                <w:tab w:val="left" w:pos="0"/>
+              </w:tabs>
+              <w:rPr>
+                <w:rFonts w:hint="eastAsia"/>
+                <w:lang w:val="ru-RU"/>
+              </w:rPr>
+            </w:pPr>
+            <w:r>
+              <w:t>Web</w:t>
+            </w:r>
+            <w:r>
+              <w:rPr>
+                <w:lang w:val="ru-RU"/>
+              </w:rPr>
+              <w:t xml:space="preserve"> </w:t>
+            </w:r>
+            <w:r>
+              <w:t>Api</w:t>
+            </w:r>
+            <w:r>
+              <w:rPr>
+                <w:lang w:val="ru-RU"/>
+              </w:rPr>
+              <w:t xml:space="preserve"> | </w:t>
+            </w:r>
+            <w:r>
+              <w:rPr>
+                <w:lang w:val="ru-RU"/>
+              </w:rPr>
+              <w:t>Применяемость</w:t>
+            </w:r>
+            <w:r>
+              <w:rPr>
+                <w:lang w:val="ru-RU"/>
+              </w:rPr>
+              <w:t xml:space="preserve"> | </w:t>
+            </w:r>
+            <w:r>
+              <w:rPr>
+                <w:lang w:val="ru-RU"/>
+              </w:rPr>
+              <w:t xml:space="preserve">Добавить метод </w:t>
+            </w:r>
+            <w:r>
+              <w:t>GetDynamicFullTree</w:t>
             </w:r>
             <w:r>
               <w:rPr>
@@ -6540,14 +5557,7 @@
                   <w:rStyle w:val="a5"/>
                   <w:rFonts w:ascii="Times New Roman" w:hAnsi="Times New Roman" w:cs="Times New Roman"/>
                 </w:rPr>
-                <w:t>brows</w:t>
-              </w:r>
-              <w:r>
-                <w:rPr>
-                  <w:rStyle w:val="a5"/>
-                  <w:rFonts w:ascii="Times New Roman" w:hAnsi="Times New Roman" w:cs="Times New Roman"/>
-                </w:rPr>
-                <w:t>e</w:t>
+                <w:t>browse</w:t>
               </w:r>
               <w:r>
                 <w:rPr>
@@ -6570,7 +5580,7 @@
                   <w:rFonts w:ascii="Times New Roman" w:hAnsi="Times New Roman" w:cs="Times New Roman"/>
                   <w:lang w:val="ru-RU"/>
                 </w:rPr>
-                <w:t>-26993</w:t>
+                <w:t>-25960</w:t>
               </w:r>
             </w:hyperlink>
             <w:r>
@@ -6635,6 +5645,7 @@
               <w:rPr>
                 <w:rFonts w:ascii="Times New Roman" w:hAnsi="Times New Roman" w:cs="Times New Roman"/>
                 <w:b w:val="0"/>
+                <w:bCs/>
                 <w:lang w:val="ru-RU"/>
               </w:rPr>
             </w:pPr>
@@ -6698,17 +5709,8 @@
               <w:rPr>
                 <w:rFonts w:ascii="Times New Roman" w:hAnsi="Times New Roman" w:cs="Times New Roman"/>
                 <w:color w:val="000000"/>
-                <w:lang w:val="ru-RU"/>
-              </w:rPr>
-              <w:t>2</w:t>
-            </w:r>
-            <w:r>
-              <w:rPr>
-                <w:rFonts w:ascii="Times New Roman" w:hAnsi="Times New Roman" w:cs="Times New Roman"/>
-                <w:color w:val="000000"/>
-                <w:lang w:val="ru-RU"/>
-              </w:rPr>
-              <w:t>3</w:t>
+              </w:rPr>
+              <w:t>12</w:t>
             </w:r>
             <w:r>
               <w:rPr>
@@ -6742,6 +5744,13 @@
                 <w:lang w:val="ru-RU"/>
               </w:rPr>
             </w:pPr>
+            <w:r>
+              <w:rPr>
+                <w:rFonts w:ascii="Segoe UI Emoji" w:hAnsi="Segoe UI Emoji" w:cs="Segoe UI Emoji"/>
+                <w:color w:val="000000"/>
+              </w:rPr>
+              <w:t>✔️</w:t>
+            </w:r>
           </w:p>
         </w:tc>
       </w:tr>
@@ -6764,6 +5773,192 @@
               <w:jc w:val="center"/>
               <w:rPr>
                 <w:rFonts w:ascii="Times New Roman" w:hAnsi="Times New Roman" w:cs="Times New Roman"/>
+              </w:rPr>
+            </w:pPr>
+            <w:r>
+              <w:rPr>
+                <w:rFonts w:ascii="Times New Roman" w:hAnsi="Times New Roman" w:cs="Times New Roman"/>
+              </w:rPr>
+              <w:t>3.6</w:t>
+            </w:r>
+          </w:p>
+        </w:tc>
+        <w:tc>
+          <w:tcPr>
+            <w:tcW w:w="5386" w:type="dxa"/>
+            <w:tcBorders>
+              <w:left w:val="single" w:sz="4" w:space="0" w:color="000000"/>
+              <w:bottom w:val="single" w:sz="4" w:space="0" w:color="000000"/>
+            </w:tcBorders>
+          </w:tcPr>
+          <w:p>
+            <w:pPr>
+              <w:pStyle w:val="4"/>
+              <w:jc w:val="left"/>
+              <w:rPr>
+                <w:rFonts w:ascii="Times New Roman" w:hAnsi="Times New Roman" w:cs="Times New Roman"/>
+                <w:b w:val="0"/>
+                <w:sz w:val="24"/>
+                <w:lang w:val="ru-RU"/>
+              </w:rPr>
+            </w:pPr>
+            <w:r>
+              <w:rPr>
+                <w:rFonts w:ascii="Times New Roman" w:hAnsi="Times New Roman" w:cs="Times New Roman"/>
+                <w:b w:val="0"/>
+                <w:sz w:val="24"/>
+                <w:lang w:val="ru-RU"/>
+              </w:rPr>
+              <w:t xml:space="preserve">Контрольная точка по предварительным </w:t>
+            </w:r>
+            <w:r>
+              <w:rPr>
+                <w:rFonts w:ascii="Times New Roman" w:hAnsi="Times New Roman" w:cs="Times New Roman"/>
+                <w:b w:val="0"/>
+                <w:sz w:val="24"/>
+                <w:lang w:val="ru-RU"/>
+              </w:rPr>
+              <w:t>результатам</w:t>
+            </w:r>
+          </w:p>
+          <w:p>
+            <w:pPr>
+              <w:pStyle w:val="4"/>
+              <w:jc w:val="left"/>
+              <w:rPr>
+                <w:rFonts w:ascii="Times New Roman" w:hAnsi="Times New Roman" w:cs="Times New Roman"/>
+                <w:b w:val="0"/>
+                <w:sz w:val="24"/>
+                <w:lang w:val="ru-RU"/>
+              </w:rPr>
+            </w:pPr>
+            <w:r>
+              <w:rPr>
+                <w:rFonts w:ascii="Times New Roman" w:hAnsi="Times New Roman" w:cs="Times New Roman"/>
+                <w:b w:val="0"/>
+                <w:sz w:val="24"/>
+                <w:lang w:val="ru-RU"/>
+              </w:rPr>
+              <w:t>Ответственный — Жуков, Крешихина, Алексеев</w:t>
+            </w:r>
+          </w:p>
+        </w:tc>
+        <w:tc>
+          <w:tcPr>
+            <w:tcW w:w="1819" w:type="dxa"/>
+            <w:tcBorders>
+              <w:left w:val="single" w:sz="4" w:space="0" w:color="000000"/>
+              <w:bottom w:val="single" w:sz="4" w:space="0" w:color="000000"/>
+            </w:tcBorders>
+          </w:tcPr>
+          <w:p>
+            <w:pPr>
+              <w:pStyle w:val="4"/>
+              <w:jc w:val="left"/>
+              <w:rPr>
+                <w:rFonts w:ascii="Times New Roman" w:hAnsi="Times New Roman" w:cs="Times New Roman"/>
+                <w:b w:val="0"/>
+                <w:lang w:val="ru-RU"/>
+              </w:rPr>
+            </w:pPr>
+            <w:r>
+              <w:rPr>
+                <w:rFonts w:ascii="Times New Roman" w:hAnsi="Times New Roman" w:cs="Times New Roman"/>
+                <w:b w:val="0"/>
+                <w:lang w:val="ru-RU"/>
+              </w:rPr>
+              <w:t>Получена обратная связь обеими сторонами</w:t>
+            </w:r>
+          </w:p>
+        </w:tc>
+        <w:tc>
+          <w:tcPr>
+            <w:tcW w:w="1300" w:type="dxa"/>
+            <w:tcBorders>
+              <w:left w:val="single" w:sz="4" w:space="0" w:color="000000"/>
+              <w:bottom w:val="single" w:sz="4" w:space="0" w:color="000000"/>
+            </w:tcBorders>
+          </w:tcPr>
+          <w:p>
+            <w:pPr>
+              <w:pStyle w:val="user5"/>
+              <w:widowControl w:val="0"/>
+              <w:spacing w:line="283" w:lineRule="atLeast"/>
+              <w:jc w:val="center"/>
+              <w:rPr>
+                <w:rFonts w:ascii="Times New Roman" w:hAnsi="Times New Roman" w:cs="Times New Roman"/>
+                <w:color w:val="000000"/>
+                <w:lang w:val="ru-RU"/>
+              </w:rPr>
+            </w:pPr>
+            <w:r>
+              <w:rPr>
+                <w:rFonts w:ascii="Times New Roman" w:hAnsi="Times New Roman" w:cs="Times New Roman"/>
+                <w:color w:val="000000"/>
+              </w:rPr>
+              <w:t>1</w:t>
+            </w:r>
+            <w:r>
+              <w:rPr>
+                <w:rFonts w:ascii="Times New Roman" w:hAnsi="Times New Roman" w:cs="Times New Roman"/>
+                <w:color w:val="000000"/>
+                <w:lang w:val="ru-RU"/>
+              </w:rPr>
+              <w:t>8.03.2026</w:t>
+            </w:r>
+          </w:p>
+        </w:tc>
+        <w:tc>
+          <w:tcPr>
+            <w:tcW w:w="1477" w:type="dxa"/>
+            <w:tcBorders>
+              <w:left w:val="single" w:sz="4" w:space="0" w:color="000000"/>
+              <w:bottom w:val="single" w:sz="4" w:space="0" w:color="000000"/>
+              <w:right w:val="single" w:sz="4" w:space="0" w:color="000000"/>
+            </w:tcBorders>
+            <w:vAlign w:val="center"/>
+          </w:tcPr>
+          <w:p>
+            <w:pPr>
+              <w:pStyle w:val="user5"/>
+              <w:widowControl w:val="0"/>
+              <w:spacing w:line="283" w:lineRule="atLeast"/>
+              <w:jc w:val="center"/>
+              <w:rPr>
+                <w:rFonts w:ascii="Times New Roman" w:hAnsi="Times New Roman" w:cs="Times New Roman"/>
+                <w:color w:val="000000"/>
+                <w:lang w:val="ru-RU"/>
+              </w:rPr>
+            </w:pPr>
+            <w:r>
+              <w:rPr>
+                <w:rFonts w:ascii="Segoe UI Emoji" w:hAnsi="Segoe UI Emoji" w:cs="Segoe UI Emoji"/>
+                <w:color w:val="000000"/>
+              </w:rPr>
+              <w:t>✔️</w:t>
+            </w:r>
+          </w:p>
+        </w:tc>
+      </w:tr>
+      <w:tr>
+        <w:trPr>
+          <w:cantSplit/>
+          <w:trHeight w:val="100"/>
+        </w:trPr>
+        <w:tc>
+          <w:tcPr>
+            <w:tcW w:w="563" w:type="dxa"/>
+            <w:tcBorders>
+              <w:left w:val="single" w:sz="4" w:space="0" w:color="000000"/>
+              <w:bottom w:val="single" w:sz="4" w:space="0" w:color="000000"/>
+            </w:tcBorders>
+          </w:tcPr>
+          <w:p>
+            <w:pPr>
+              <w:pStyle w:val="Standard"/>
+              <w:jc w:val="center"/>
+              <w:rPr>
+                <w:rFonts w:ascii="Times New Roman" w:hAnsi="Times New Roman" w:cs="Times New Roman"/>
                 <w:lang w:val="ru-RU"/>
               </w:rPr>
             </w:pPr>
@@ -6779,7 +5974,7 @@
                 <w:rFonts w:ascii="Times New Roman" w:hAnsi="Times New Roman" w:cs="Times New Roman"/>
                 <w:lang w:val="ru-RU"/>
               </w:rPr>
-              <w:t>8</w:t>
+              <w:t>7</w:t>
             </w:r>
           </w:p>
         </w:tc>
@@ -6902,16 +6097,10 @@
               <w:rPr>
                 <w:lang w:val="ru-RU"/>
               </w:rPr>
-              <w:t xml:space="preserve">конфигуратор. </w:t>
-            </w:r>
-            <w:r>
-              <w:t xml:space="preserve">WebApi. </w:t>
-            </w:r>
-            <w:r>
-              <w:rPr>
-                <w:lang w:val="ru-RU"/>
-              </w:rPr>
-              <w:t>Добавить метод группового получения набора свойств по типам</w:t>
+              <w:t xml:space="preserve">клиент. Изменение типа объекта. Добавить метод </w:t>
+            </w:r>
+            <w:r>
+              <w:t>ChangeType</w:t>
             </w:r>
             <w:r>
               <w:rPr>
@@ -6919,13 +6108,6 @@
                 <w:lang w:val="ru-RU"/>
               </w:rPr>
               <w:t xml:space="preserve"> </w:t>
-            </w:r>
-            <w:r>
-              <w:rPr>
-                <w:color w:val="000000" w:themeColor="text1"/>
-                <w:lang w:val="ru-RU"/>
-              </w:rPr>
-              <w:br/>
             </w:r>
             <w:r>
               <w:rPr>
@@ -7022,23 +6204,7 @@
                   <w:rFonts w:ascii="Times New Roman" w:hAnsi="Times New Roman" w:cs="Times New Roman"/>
                   <w:lang w:val="ru-RU"/>
                 </w:rPr>
-                <w:t>-</w:t>
-              </w:r>
-              <w:r>
-                <w:rPr>
-                  <w:rStyle w:val="a5"/>
-                  <w:rFonts w:ascii="Times New Roman" w:hAnsi="Times New Roman" w:cs="Times New Roman"/>
-                  <w:lang w:val="ru-RU"/>
-                </w:rPr>
-                <w:t>2</w:t>
-              </w:r>
-              <w:r>
-                <w:rPr>
-                  <w:rStyle w:val="a5"/>
-                  <w:rFonts w:ascii="Times New Roman" w:hAnsi="Times New Roman" w:cs="Times New Roman"/>
-                  <w:lang w:val="ru-RU"/>
-                </w:rPr>
-                <w:t>5196</w:t>
+                <w:t>-26993</w:t>
               </w:r>
             </w:hyperlink>
             <w:r>
@@ -7159,12 +6325,14 @@
               <w:rPr>
                 <w:rFonts w:ascii="Times New Roman" w:hAnsi="Times New Roman" w:cs="Times New Roman"/>
                 <w:color w:val="000000"/>
-              </w:rPr>
-            </w:pPr>
-            <w:r>
-              <w:rPr>
-                <w:rFonts w:ascii="Times New Roman" w:hAnsi="Times New Roman" w:cs="Times New Roman"/>
-                <w:color w:val="000000"/>
+                <w:lang w:val="ru-RU"/>
+              </w:rPr>
+            </w:pPr>
+            <w:r>
+              <w:rPr>
+                <w:rFonts w:ascii="Times New Roman" w:hAnsi="Times New Roman" w:cs="Times New Roman"/>
+                <w:color w:val="000000"/>
+                <w:lang w:val="ru-RU"/>
               </w:rPr>
               <w:t>2</w:t>
             </w:r>
@@ -7174,7 +6342,7 @@
                 <w:color w:val="000000"/>
                 <w:lang w:val="ru-RU"/>
               </w:rPr>
-              <w:t>4</w:t>
+              <w:t>3</w:t>
             </w:r>
             <w:r>
               <w:rPr>
@@ -7245,7 +6413,7 @@
                 <w:rFonts w:ascii="Times New Roman" w:hAnsi="Times New Roman" w:cs="Times New Roman"/>
                 <w:lang w:val="ru-RU"/>
               </w:rPr>
-              <w:t>9</w:t>
+              <w:t>8</w:t>
             </w:r>
           </w:p>
         </w:tc>
@@ -7371,13 +6539,19 @@
               <w:t xml:space="preserve">конфигуратор. </w:t>
             </w:r>
             <w:r>
-              <w:t xml:space="preserve">WebApi. </w:t>
-            </w:r>
-            <w:r>
-              <w:rPr>
-                <w:lang w:val="ru-RU"/>
-              </w:rPr>
-              <w:t>Добавить методы создания и редактирования набора свойств</w:t>
+              <w:t>WebApi</w:t>
+            </w:r>
+            <w:r>
+              <w:rPr>
+                <w:lang w:val="ru-RU"/>
+              </w:rPr>
+              <w:t xml:space="preserve">. </w:t>
+            </w:r>
+            <w:r>
+              <w:rPr>
+                <w:lang w:val="ru-RU"/>
+              </w:rPr>
+              <w:t>Добавить метод группового получения набора свойств по типам</w:t>
             </w:r>
             <w:r>
               <w:rPr>
@@ -7480,21 +6654,463 @@
                   <w:rStyle w:val="a5"/>
                   <w:rFonts w:ascii="Times New Roman" w:hAnsi="Times New Roman" w:cs="Times New Roman"/>
                 </w:rPr>
-                <w:t>P</w:t>
+                <w:t>PLM</w:t>
+              </w:r>
+              <w:r>
+                <w:rPr>
+                  <w:rStyle w:val="a5"/>
+                  <w:rFonts w:ascii="Times New Roman" w:hAnsi="Times New Roman" w:cs="Times New Roman"/>
+                  <w:lang w:val="ru-RU"/>
+                </w:rPr>
+                <w:t>-25196</w:t>
+              </w:r>
+            </w:hyperlink>
+            <w:r>
+              <w:rPr>
+                <w:lang w:val="ru-RU"/>
+              </w:rPr>
+              <w:t>)</w:t>
+            </w:r>
+          </w:p>
+          <w:p>
+            <w:pPr>
+              <w:pStyle w:val="4"/>
+              <w:jc w:val="left"/>
+              <w:rPr>
+                <w:rFonts w:ascii="Times New Roman" w:hAnsi="Times New Roman" w:cs="Times New Roman"/>
+                <w:b w:val="0"/>
+                <w:sz w:val="24"/>
+                <w:lang w:val="ru-RU"/>
+              </w:rPr>
+            </w:pPr>
+            <w:r>
+              <w:rPr>
+                <w:rFonts w:ascii="Times New Roman" w:hAnsi="Times New Roman" w:cs="Times New Roman"/>
+                <w:b w:val="0"/>
+                <w:sz w:val="24"/>
+                <w:lang w:val="ru-RU"/>
+              </w:rPr>
+              <w:t>Ответственный: Жуков</w:t>
+            </w:r>
+          </w:p>
+        </w:tc>
+        <w:tc>
+          <w:tcPr>
+            <w:tcW w:w="1819" w:type="dxa"/>
+            <w:tcBorders>
+              <w:left w:val="single" w:sz="4" w:space="0" w:color="000000"/>
+              <w:bottom w:val="single" w:sz="4" w:space="0" w:color="000000"/>
+            </w:tcBorders>
+          </w:tcPr>
+          <w:p>
+            <w:pPr>
+              <w:pStyle w:val="4"/>
+              <w:jc w:val="left"/>
+              <w:rPr>
+                <w:rFonts w:hint="eastAsia"/>
+                <w:lang w:val="ru-RU"/>
+              </w:rPr>
+            </w:pPr>
+            <w:r>
+              <w:rPr>
+                <w:rFonts w:ascii="Times New Roman" w:hAnsi="Times New Roman" w:cs="Times New Roman"/>
+                <w:b w:val="0"/>
+                <w:lang w:val="ru-RU"/>
+              </w:rPr>
+              <w:t>Конечные точки реализованы.</w:t>
+            </w:r>
+          </w:p>
+          <w:p>
+            <w:pPr>
+              <w:pStyle w:val="4"/>
+              <w:jc w:val="left"/>
+              <w:rPr>
+                <w:rFonts w:ascii="Times New Roman" w:hAnsi="Times New Roman" w:cs="Times New Roman"/>
+                <w:b w:val="0"/>
+                <w:lang w:val="ru-RU"/>
+              </w:rPr>
+            </w:pPr>
+            <w:r>
+              <w:rPr>
+                <w:rFonts w:ascii="Times New Roman" w:hAnsi="Times New Roman" w:cs="Times New Roman"/>
+                <w:b w:val="0"/>
+                <w:bCs/>
+              </w:rPr>
+              <w:t>Code</w:t>
+            </w:r>
+            <w:r>
+              <w:rPr>
+                <w:rFonts w:ascii="Times New Roman" w:hAnsi="Times New Roman" w:cs="Times New Roman"/>
+                <w:b w:val="0"/>
+                <w:bCs/>
+                <w:lang w:val="ru-RU"/>
+              </w:rPr>
+              <w:t xml:space="preserve"> </w:t>
+            </w:r>
+            <w:r>
+              <w:rPr>
+                <w:rFonts w:ascii="Times New Roman" w:hAnsi="Times New Roman" w:cs="Times New Roman"/>
+                <w:b w:val="0"/>
+                <w:bCs/>
+              </w:rPr>
+              <w:t>Review</w:t>
+            </w:r>
+            <w:r>
+              <w:rPr>
+                <w:rFonts w:ascii="Times New Roman" w:hAnsi="Times New Roman" w:cs="Times New Roman"/>
+                <w:b w:val="0"/>
+                <w:bCs/>
+                <w:lang w:val="ru-RU"/>
+              </w:rPr>
+              <w:t xml:space="preserve"> пройдено.</w:t>
+            </w:r>
+          </w:p>
+        </w:tc>
+        <w:tc>
+          <w:tcPr>
+            <w:tcW w:w="1300" w:type="dxa"/>
+            <w:tcBorders>
+              <w:left w:val="single" w:sz="4" w:space="0" w:color="000000"/>
+              <w:bottom w:val="single" w:sz="4" w:space="0" w:color="000000"/>
+            </w:tcBorders>
+          </w:tcPr>
+          <w:p>
+            <w:pPr>
+              <w:pStyle w:val="user5"/>
+              <w:widowControl w:val="0"/>
+              <w:spacing w:line="283" w:lineRule="atLeast"/>
+              <w:jc w:val="center"/>
+              <w:rPr>
+                <w:rFonts w:ascii="Times New Roman" w:hAnsi="Times New Roman" w:cs="Times New Roman"/>
+                <w:color w:val="000000"/>
+              </w:rPr>
+            </w:pPr>
+            <w:r>
+              <w:rPr>
+                <w:rFonts w:ascii="Times New Roman" w:hAnsi="Times New Roman" w:cs="Times New Roman"/>
+                <w:color w:val="000000"/>
+              </w:rPr>
+              <w:t>2</w:t>
+            </w:r>
+            <w:r>
+              <w:rPr>
+                <w:rFonts w:ascii="Times New Roman" w:hAnsi="Times New Roman" w:cs="Times New Roman"/>
+                <w:color w:val="000000"/>
+                <w:lang w:val="ru-RU"/>
+              </w:rPr>
+              <w:t>4</w:t>
+            </w:r>
+            <w:r>
+              <w:rPr>
+                <w:rFonts w:ascii="Times New Roman" w:hAnsi="Times New Roman" w:cs="Times New Roman"/>
+                <w:color w:val="000000"/>
+                <w:lang w:val="ru-RU"/>
+              </w:rPr>
+              <w:t>.03.2026</w:t>
+            </w:r>
+          </w:p>
+        </w:tc>
+        <w:tc>
+          <w:tcPr>
+            <w:tcW w:w="1477" w:type="dxa"/>
+            <w:tcBorders>
+              <w:left w:val="single" w:sz="4" w:space="0" w:color="000000"/>
+              <w:bottom w:val="single" w:sz="4" w:space="0" w:color="000000"/>
+              <w:right w:val="single" w:sz="4" w:space="0" w:color="000000"/>
+            </w:tcBorders>
+            <w:vAlign w:val="center"/>
+          </w:tcPr>
+          <w:p>
+            <w:pPr>
+              <w:pStyle w:val="user5"/>
+              <w:widowControl w:val="0"/>
+              <w:spacing w:line="283" w:lineRule="atLeast"/>
+              <w:jc w:val="center"/>
+              <w:rPr>
+                <w:rFonts w:ascii="Times New Roman" w:hAnsi="Times New Roman" w:cs="Times New Roman"/>
+                <w:color w:val="000000"/>
+                <w:lang w:val="ru-RU"/>
+              </w:rPr>
+            </w:pPr>
+          </w:p>
+        </w:tc>
+      </w:tr>
+      <w:tr>
+        <w:trPr>
+          <w:cantSplit/>
+          <w:trHeight w:val="100"/>
+        </w:trPr>
+        <w:tc>
+          <w:tcPr>
+            <w:tcW w:w="563" w:type="dxa"/>
+            <w:tcBorders>
+              <w:left w:val="single" w:sz="4" w:space="0" w:color="000000"/>
+              <w:bottom w:val="single" w:sz="4" w:space="0" w:color="000000"/>
+            </w:tcBorders>
+          </w:tcPr>
+          <w:p>
+            <w:pPr>
+              <w:pStyle w:val="Standard"/>
+              <w:jc w:val="center"/>
+              <w:rPr>
+                <w:rFonts w:ascii="Times New Roman" w:hAnsi="Times New Roman" w:cs="Times New Roman"/>
+                <w:lang w:val="ru-RU"/>
+              </w:rPr>
+            </w:pPr>
+            <w:r>
+              <w:rPr>
+                <w:rFonts w:ascii="Times New Roman" w:hAnsi="Times New Roman" w:cs="Times New Roman"/>
+                <w:lang w:val="ru-RU"/>
+              </w:rPr>
+              <w:t>3.</w:t>
+            </w:r>
+            <w:r>
+              <w:rPr>
+                <w:rFonts w:ascii="Times New Roman" w:hAnsi="Times New Roman" w:cs="Times New Roman"/>
+                <w:lang w:val="ru-RU"/>
+              </w:rPr>
+              <w:t>9</w:t>
+            </w:r>
+          </w:p>
+        </w:tc>
+        <w:tc>
+          <w:tcPr>
+            <w:tcW w:w="5386" w:type="dxa"/>
+            <w:tcBorders>
+              <w:left w:val="single" w:sz="4" w:space="0" w:color="000000"/>
+              <w:bottom w:val="single" w:sz="4" w:space="0" w:color="000000"/>
+            </w:tcBorders>
+          </w:tcPr>
+          <w:p>
+            <w:pPr>
+              <w:pStyle w:val="4"/>
+              <w:jc w:val="left"/>
+              <w:rPr>
+                <w:rFonts w:ascii="Times New Roman" w:hAnsi="Times New Roman" w:cs="Times New Roman"/>
+                <w:b w:val="0"/>
+                <w:sz w:val="24"/>
+                <w:lang w:val="ru-RU"/>
+              </w:rPr>
+            </w:pPr>
+            <w:r>
+              <w:rPr>
+                <w:rFonts w:ascii="Times New Roman" w:hAnsi="Times New Roman" w:cs="Times New Roman"/>
+                <w:b w:val="0"/>
+                <w:sz w:val="24"/>
+                <w:lang w:val="ru-RU"/>
+              </w:rPr>
+              <w:t xml:space="preserve">Реализация конечных точек </w:t>
+            </w:r>
+            <w:r>
+              <w:rPr>
+                <w:rFonts w:ascii="Times New Roman" w:hAnsi="Times New Roman" w:cs="Times New Roman"/>
+                <w:b w:val="0"/>
+                <w:sz w:val="24"/>
+              </w:rPr>
+              <w:t>Web</w:t>
+            </w:r>
+            <w:r>
+              <w:rPr>
+                <w:rFonts w:ascii="Times New Roman" w:hAnsi="Times New Roman" w:cs="Times New Roman"/>
+                <w:b w:val="0"/>
+                <w:sz w:val="24"/>
+                <w:lang w:val="ru-RU"/>
+              </w:rPr>
+              <w:t xml:space="preserve"> </w:t>
+            </w:r>
+            <w:r>
+              <w:rPr>
+                <w:rFonts w:ascii="Times New Roman" w:hAnsi="Times New Roman" w:cs="Times New Roman"/>
+                <w:b w:val="0"/>
+                <w:sz w:val="24"/>
+              </w:rPr>
+              <w:t>API</w:t>
+            </w:r>
+            <w:r>
+              <w:rPr>
+                <w:rFonts w:ascii="Times New Roman" w:hAnsi="Times New Roman" w:cs="Times New Roman"/>
+                <w:b w:val="0"/>
+                <w:sz w:val="24"/>
+                <w:lang w:val="ru-RU"/>
+              </w:rPr>
+              <w:t xml:space="preserve">, </w:t>
+            </w:r>
+            <w:r>
+              <w:rPr>
+                <w:rFonts w:ascii="Times New Roman" w:hAnsi="Times New Roman" w:cs="Times New Roman"/>
+                <w:b w:val="0"/>
+                <w:sz w:val="24"/>
+                <w:lang w:val="ru-RU"/>
+              </w:rPr>
+              <w:t>согласно пункту 3.</w:t>
+            </w:r>
+            <w:r>
+              <w:rPr>
+                <w:rFonts w:ascii="Times New Roman" w:hAnsi="Times New Roman" w:cs="Times New Roman"/>
+                <w:b w:val="0"/>
+                <w:sz w:val="24"/>
+                <w:lang w:val="ru-RU"/>
+              </w:rPr>
+              <w:t>3</w:t>
+            </w:r>
+            <w:r>
+              <w:rPr>
+                <w:rFonts w:ascii="Times New Roman" w:hAnsi="Times New Roman" w:cs="Times New Roman"/>
+                <w:b w:val="0"/>
+                <w:sz w:val="24"/>
+                <w:lang w:val="ru-RU"/>
+              </w:rPr>
+              <w:t>:</w:t>
+            </w:r>
+          </w:p>
+          <w:p>
+            <w:pPr>
+              <w:pStyle w:val="ab"/>
+              <w:numPr>
+                <w:ilvl w:val="0"/>
+                <w:numId w:val="9"/>
+              </w:numPr>
+              <w:tabs>
+                <w:tab w:val="clear" w:pos="709"/>
+                <w:tab w:val="left" w:pos="0"/>
+              </w:tabs>
+              <w:rPr>
+                <w:rFonts w:hint="eastAsia"/>
+                <w:lang w:val="ru-RU"/>
+              </w:rPr>
+            </w:pPr>
+            <w:r>
+              <w:t>Web</w:t>
+            </w:r>
+            <w:r>
+              <w:rPr>
+                <w:lang w:val="ru-RU"/>
+              </w:rPr>
+              <w:t>-</w:t>
+            </w:r>
+            <w:r>
+              <w:rPr>
+                <w:lang w:val="ru-RU"/>
+              </w:rPr>
+              <w:t xml:space="preserve">конфигуратор. </w:t>
+            </w:r>
+            <w:r>
+              <w:t>WebApi</w:t>
+            </w:r>
+            <w:r>
+              <w:rPr>
+                <w:lang w:val="ru-RU"/>
+              </w:rPr>
+              <w:t xml:space="preserve">. </w:t>
+            </w:r>
+            <w:r>
+              <w:rPr>
+                <w:lang w:val="ru-RU"/>
+              </w:rPr>
+              <w:t>Добавить методы создания и редактирования набора свойств</w:t>
+            </w:r>
+            <w:r>
+              <w:rPr>
+                <w:color w:val="000000" w:themeColor="text1"/>
+                <w:lang w:val="ru-RU"/>
+              </w:rPr>
+              <w:t xml:space="preserve"> </w:t>
+            </w:r>
+            <w:r>
+              <w:rPr>
+                <w:color w:val="000000" w:themeColor="text1"/>
+                <w:lang w:val="ru-RU"/>
+              </w:rPr>
+              <w:br/>
+            </w:r>
+            <w:r>
+              <w:rPr>
+                <w:lang w:val="ru-RU"/>
+              </w:rPr>
+              <w:t>(</w:t>
+            </w:r>
+            <w:hyperlink r:id="rId23">
+              <w:r>
+                <w:rPr>
+                  <w:rStyle w:val="a5"/>
+                  <w:rFonts w:ascii="Times New Roman" w:hAnsi="Times New Roman" w:cs="Times New Roman"/>
+                </w:rPr>
+                <w:t>https</w:t>
+              </w:r>
+              <w:r>
+                <w:rPr>
+                  <w:rStyle w:val="a5"/>
+                  <w:rFonts w:ascii="Times New Roman" w:hAnsi="Times New Roman" w:cs="Times New Roman"/>
+                  <w:lang w:val="ru-RU"/>
+                </w:rPr>
+                <w:t>://</w:t>
               </w:r>
               <w:r>
                 <w:rPr>
                   <w:rStyle w:val="a5"/>
                   <w:rFonts w:ascii="Times New Roman" w:hAnsi="Times New Roman" w:cs="Times New Roman"/>
                 </w:rPr>
-                <w:t>L</w:t>
+                <w:t>jira</w:t>
+              </w:r>
+              <w:r>
+                <w:rPr>
+                  <w:rStyle w:val="a5"/>
+                  <w:rFonts w:ascii="Times New Roman" w:hAnsi="Times New Roman" w:cs="Times New Roman"/>
+                  <w:lang w:val="ru-RU"/>
+                </w:rPr>
+                <w:t>.</w:t>
               </w:r>
               <w:r>
                 <w:rPr>
                   <w:rStyle w:val="a5"/>
                   <w:rFonts w:ascii="Times New Roman" w:hAnsi="Times New Roman" w:cs="Times New Roman"/>
                 </w:rPr>
-                <w:t>M</w:t>
+                <w:t>ascon</w:t>
+              </w:r>
+              <w:r>
+                <w:rPr>
+                  <w:rStyle w:val="a5"/>
+                  <w:rFonts w:ascii="Times New Roman" w:hAnsi="Times New Roman" w:cs="Times New Roman"/>
+                  <w:lang w:val="ru-RU"/>
+                </w:rPr>
+                <w:t>.</w:t>
+              </w:r>
+              <w:r>
+                <w:rPr>
+                  <w:rStyle w:val="a5"/>
+                  <w:rFonts w:ascii="Times New Roman" w:hAnsi="Times New Roman" w:cs="Times New Roman"/>
+                </w:rPr>
+                <w:t>ru</w:t>
+              </w:r>
+              <w:r>
+                <w:rPr>
+                  <w:rStyle w:val="a5"/>
+                  <w:rFonts w:ascii="Times New Roman" w:hAnsi="Times New Roman" w:cs="Times New Roman"/>
+                  <w:lang w:val="ru-RU"/>
+                </w:rPr>
+                <w:t>/</w:t>
+              </w:r>
+              <w:r>
+                <w:rPr>
+                  <w:rStyle w:val="a5"/>
+                  <w:rFonts w:ascii="Times New Roman" w:hAnsi="Times New Roman" w:cs="Times New Roman"/>
+                </w:rPr>
+                <w:t>browse</w:t>
+              </w:r>
+              <w:r>
+                <w:rPr>
+                  <w:rStyle w:val="a5"/>
+                  <w:rFonts w:ascii="Times New Roman" w:hAnsi="Times New Roman" w:cs="Times New Roman"/>
+                  <w:lang w:val="ru-RU"/>
+                </w:rPr>
+                <w:t>/</w:t>
+              </w:r>
+              <w:r>
+                <w:rPr>
+                  <w:rStyle w:val="a5"/>
+                  <w:rFonts w:ascii="Times New Roman" w:hAnsi="Times New Roman" w:cs="Times New Roman"/>
+                </w:rPr>
+                <w:t>PLM</w:t>
               </w:r>
               <w:r>
                 <w:rPr>
@@ -8276,7 +7892,17 @@
                 <w:color w:val="000000"/>
                 <w:lang w:val="ru-RU"/>
               </w:rPr>
-              <w:t>10 дней</w:t>
+              <w:t>5</w:t>
+            </w:r>
+            <w:r>
+              <w:rPr>
+                <w:rFonts w:ascii="Times New Roman" w:hAnsi="Times New Roman" w:cs="Times New Roman"/>
+                <w:b/>
+                <w:bCs/>
+                <w:color w:val="000000"/>
+                <w:lang w:val="ru-RU"/>
+              </w:rPr>
+              <w:t xml:space="preserve"> дней</w:t>
             </w:r>
           </w:p>
         </w:tc>
@@ -8355,6 +7981,194 @@
             <w:pPr>
               <w:pStyle w:val="ab"/>
               <w:rPr>
+                <w:lang w:val="ru-RU"/>
+              </w:rPr>
+            </w:pPr>
+            <w:r>
+              <w:rPr>
+                <w:lang w:val="ru-RU"/>
+              </w:rPr>
+              <w:t xml:space="preserve">Обсуждение задач на </w:t>
+            </w:r>
+            <w:r>
+              <w:rPr>
+                <w:lang w:val="ru-RU"/>
+              </w:rPr>
+              <w:t>четвёртый этап</w:t>
+            </w:r>
+          </w:p>
+          <w:p>
+            <w:pPr>
+              <w:pStyle w:val="ab"/>
+              <w:numPr>
+                <w:ilvl w:val="0"/>
+                <w:numId w:val="14"/>
+              </w:numPr>
+              <w:rPr>
+                <w:lang w:val="ru-RU"/>
+              </w:rPr>
+            </w:pPr>
+            <w:r>
+              <w:rPr>
+                <w:lang w:val="ru-RU"/>
+              </w:rPr>
+              <w:t xml:space="preserve">Добавить методы в </w:t>
+            </w:r>
+            <w:r>
+              <w:t>WebAPI</w:t>
+            </w:r>
+            <w:r>
+              <w:rPr>
+                <w:lang w:val="ru-RU"/>
+              </w:rPr>
+              <w:t xml:space="preserve"> </w:t>
+            </w:r>
+            <w:r>
+              <w:rPr>
+                <w:lang w:val="ru-RU"/>
+              </w:rPr>
+              <w:t>для работы с ролевыми правами доступа для атрибутов</w:t>
+            </w:r>
+            <w:r>
+              <w:rPr>
+                <w:lang w:val="ru-RU"/>
+              </w:rPr>
+              <w:br/>
+              <w:t>(</w:t>
+            </w:r>
+            <w:hyperlink r:id="rId24">
+              <w:r>
+                <w:rPr>
+                  <w:rStyle w:val="a5"/>
+                  <w:rFonts w:ascii="Times New Roman" w:hAnsi="Times New Roman" w:cs="Times New Roman"/>
+                  <w:lang w:val="ru-RU"/>
+                </w:rPr>
+                <w:t>https://jira.ascon.ru/browse/PLM-26566</w:t>
+              </w:r>
+            </w:hyperlink>
+            <w:r>
+              <w:rPr>
+                <w:lang w:val="ru-RU"/>
+              </w:rPr>
+              <w:t>)</w:t>
+            </w:r>
+          </w:p>
+          <w:p>
+            <w:pPr>
+              <w:pStyle w:val="ab"/>
+              <w:numPr>
+                <w:ilvl w:val="0"/>
+                <w:numId w:val="14"/>
+              </w:numPr>
+              <w:rPr>
+                <w:lang w:val="ru-RU"/>
+              </w:rPr>
+            </w:pPr>
+            <w:r>
+              <w:rPr>
+                <w:lang w:val="ru-RU"/>
+              </w:rPr>
+              <w:t xml:space="preserve">Добавить методы в </w:t>
+            </w:r>
+            <w:r>
+              <w:t>WebAPI</w:t>
+            </w:r>
+            <w:r>
+              <w:rPr>
+                <w:lang w:val="ru-RU"/>
+              </w:rPr>
+              <w:t xml:space="preserve"> </w:t>
+            </w:r>
+            <w:r>
+              <w:rPr>
+                <w:lang w:val="ru-RU"/>
+              </w:rPr>
+              <w:t>для работы с выделенными правами на удаление объекта</w:t>
+            </w:r>
+            <w:r>
+              <w:rPr>
+                <w:lang w:val="ru-RU"/>
+              </w:rPr>
+              <w:br/>
+              <w:t>(</w:t>
+            </w:r>
+            <w:hyperlink r:id="rId25">
+              <w:r>
+                <w:rPr>
+                  <w:rStyle w:val="a5"/>
+                  <w:rFonts w:ascii="Times New Roman" w:hAnsi="Times New Roman" w:cs="Times New Roman"/>
+                  <w:lang w:val="ru-RU"/>
+                </w:rPr>
+                <w:t>https://jira.ascon.ru/browse/PLM-26567</w:t>
+              </w:r>
+            </w:hyperlink>
+            <w:r>
+              <w:rPr>
+                <w:lang w:val="ru-RU"/>
+              </w:rPr>
+              <w:t>)</w:t>
+            </w:r>
+          </w:p>
+          <w:p>
+            <w:pPr>
+              <w:pStyle w:val="ab"/>
+              <w:numPr>
+                <w:ilvl w:val="0"/>
+                <w:numId w:val="14"/>
+              </w:numPr>
+              <w:rPr>
+                <w:lang w:val="ru-RU"/>
+              </w:rPr>
+            </w:pPr>
+            <w:r>
+              <w:rPr>
+                <w:lang w:val="ru-RU"/>
+              </w:rPr>
+              <w:t xml:space="preserve">Добавить методы в </w:t>
+            </w:r>
+            <w:r>
+              <w:t>WebAPI</w:t>
+            </w:r>
+            <w:r>
+              <w:rPr>
+                <w:lang w:val="ru-RU"/>
+              </w:rPr>
+              <w:t xml:space="preserve"> </w:t>
+            </w:r>
+            <w:r>
+              <w:rPr>
+                <w:lang w:val="ru-RU"/>
+              </w:rPr>
+              <w:t>для работы с квалификацией объектов в ЛОЦМАН</w:t>
+            </w:r>
+            <w:r>
+              <w:rPr>
+                <w:lang w:val="ru-RU"/>
+              </w:rPr>
+              <w:br/>
+              <w:t>(</w:t>
+            </w:r>
+            <w:hyperlink r:id="rId26">
+              <w:r>
+                <w:rPr>
+                  <w:rStyle w:val="a5"/>
+                  <w:rFonts w:ascii="Times New Roman" w:hAnsi="Times New Roman" w:cs="Times New Roman"/>
+                  <w:lang w:val="ru-RU"/>
+                </w:rPr>
+                <w:t>https://jira.ascon.ru/browse/PLM-26569</w:t>
+              </w:r>
+            </w:hyperlink>
+            <w:r>
+              <w:rPr>
+                <w:lang w:val="ru-RU"/>
+              </w:rPr>
+              <w:t>)</w:t>
+            </w:r>
+          </w:p>
+          <w:p>
+            <w:pPr>
+              <w:pStyle w:val="ab"/>
+              <w:rPr>
                 <w:rFonts w:hint="eastAsia"/>
                 <w:lang w:val="ru-RU"/>
               </w:rPr>
@@ -8363,43 +8177,8 @@
               <w:rPr>
                 <w:lang w:val="ru-RU"/>
               </w:rPr>
-              <w:t xml:space="preserve">Обсуждение задач на </w:t>
-            </w:r>
-            <w:r>
-              <w:rPr>
-                <w:lang w:val="ru-RU"/>
-              </w:rPr>
-              <w:t>четвёртый этап</w:t>
-            </w:r>
-            <w:r>
-              <w:rPr>
-                <w:lang w:val="ru-RU"/>
-              </w:rPr>
-              <w:br/>
-            </w:r>
-            <w:r>
-              <w:rPr>
-                <w:lang w:val="ru-RU"/>
-              </w:rPr>
               <w:t>Ответственный: Жуков</w:t>
             </w:r>
-          </w:p>
-          <w:p>
-            <w:pPr>
-              <w:pStyle w:val="ab"/>
-              <w:rPr>
-                <w:rFonts w:hint="eastAsia"/>
-                <w:lang w:val="ru-RU"/>
-              </w:rPr>
-            </w:pPr>
-          </w:p>
-          <w:p>
-            <w:pPr>
-              <w:pStyle w:val="ab"/>
-              <w:rPr>
-                <w:lang w:val="ru-RU"/>
-              </w:rPr>
-            </w:pPr>
           </w:p>
         </w:tc>
         <w:tc>
@@ -8581,15 +8360,32 @@
                 <w:sz w:val="24"/>
                 <w:lang w:val="ru-RU"/>
               </w:rPr>
-              <w:t xml:space="preserve">Реализация методов </w:t>
-            </w:r>
-            <w:r>
-              <w:rPr>
-                <w:rFonts w:ascii="Times New Roman" w:hAnsi="Times New Roman" w:cs="Times New Roman"/>
-                <w:b w:val="0"/>
-                <w:sz w:val="24"/>
-              </w:rPr>
-              <w:t>webapi</w:t>
+              <w:t xml:space="preserve">Реализация конечных точек </w:t>
+            </w:r>
+            <w:r>
+              <w:rPr>
+                <w:rFonts w:ascii="Times New Roman" w:hAnsi="Times New Roman" w:cs="Times New Roman"/>
+                <w:b w:val="0"/>
+                <w:sz w:val="24"/>
+              </w:rPr>
+              <w:t>Web</w:t>
+            </w:r>
+            <w:r>
+              <w:rPr>
+                <w:rFonts w:ascii="Times New Roman" w:hAnsi="Times New Roman" w:cs="Times New Roman"/>
+                <w:b w:val="0"/>
+                <w:sz w:val="24"/>
+                <w:lang w:val="ru-RU"/>
+              </w:rPr>
+              <w:t xml:space="preserve"> </w:t>
+            </w:r>
+            <w:r>
+              <w:rPr>
+                <w:rFonts w:ascii="Times New Roman" w:hAnsi="Times New Roman" w:cs="Times New Roman"/>
+                <w:b w:val="0"/>
+                <w:sz w:val="24"/>
+              </w:rPr>
+              <w:t>API</w:t>
             </w:r>
             <w:r>
               <w:rPr>
@@ -8616,7 +8412,76 @@
                 <w:sz w:val="24"/>
                 <w:lang w:val="ru-RU"/>
               </w:rPr>
+              <w:t>:</w:t>
+            </w:r>
+          </w:p>
+          <w:p>
+            <w:pPr>
+              <w:pStyle w:val="ab"/>
+              <w:numPr>
+                <w:ilvl w:val="0"/>
+                <w:numId w:val="14"/>
+              </w:numPr>
+              <w:rPr>
+                <w:lang w:val="ru-RU"/>
+              </w:rPr>
+            </w:pPr>
+            <w:r>
+              <w:rPr>
+                <w:lang w:val="ru-RU"/>
+              </w:rPr>
+              <w:t xml:space="preserve">Добавить методы в </w:t>
+            </w:r>
+            <w:r>
+              <w:t>WebAPI</w:t>
+            </w:r>
+            <w:r>
+              <w:rPr>
+                <w:lang w:val="ru-RU"/>
+              </w:rPr>
+              <w:t xml:space="preserve"> </w:t>
+            </w:r>
+            <w:r>
+              <w:rPr>
+                <w:lang w:val="ru-RU"/>
+              </w:rPr>
+              <w:t>для работы с ролевыми правами доступа для атрибутов</w:t>
+            </w:r>
+            <w:r>
+              <w:rPr>
+                <w:lang w:val="ru-RU"/>
+              </w:rPr>
               <w:br/>
+              <w:t>(</w:t>
+            </w:r>
+            <w:hyperlink r:id="rId27">
+              <w:r>
+                <w:rPr>
+                  <w:rStyle w:val="a5"/>
+                  <w:rFonts w:ascii="Times New Roman" w:hAnsi="Times New Roman" w:cs="Times New Roman"/>
+                  <w:lang w:val="ru-RU"/>
+                </w:rPr>
+                <w:t>https://jira.ascon.ru/browse/PLM-26566</w:t>
+              </w:r>
+            </w:hyperlink>
+            <w:r>
+              <w:rPr>
+                <w:lang w:val="ru-RU"/>
+              </w:rPr>
+              <w:t>)</w:t>
+            </w:r>
+          </w:p>
+          <w:p>
+            <w:pPr>
+              <w:pStyle w:val="ab"/>
+              <w:rPr>
+                <w:lang w:val="ru-RU"/>
+              </w:rPr>
+            </w:pPr>
+            <w:r>
+              <w:rPr>
+                <w:lang w:val="ru-RU"/>
+              </w:rPr>
               <w:t>Ответственный: Жуков</w:t>
             </w:r>
           </w:p>
@@ -8644,52 +8509,52 @@
                 <w:b w:val="0"/>
                 <w:lang w:val="ru-RU"/>
               </w:rPr>
-              <w:t>Методы реализованы.</w:t>
-            </w:r>
-          </w:p>
-          <w:p>
-            <w:pPr>
-              <w:pStyle w:val="Standard"/>
-              <w:rPr>
-                <w:rFonts w:ascii="Times New Roman" w:hAnsi="Times New Roman" w:cs="Times New Roman"/>
-                <w:lang w:val="ru-RU"/>
-              </w:rPr>
-            </w:pPr>
-            <w:r>
-              <w:rPr>
-                <w:rFonts w:ascii="Times New Roman" w:hAnsi="Times New Roman" w:cs="Times New Roman"/>
-                <w:lang w:val="ru-RU"/>
-              </w:rPr>
-              <w:t>Тесты написаны.</w:t>
-            </w:r>
-          </w:p>
-          <w:p>
-            <w:pPr>
-              <w:pStyle w:val="Standard"/>
-              <w:rPr>
-                <w:rFonts w:ascii="Times New Roman" w:hAnsi="Times New Roman" w:cs="Times New Roman"/>
-                <w:lang w:val="ru-RU"/>
-              </w:rPr>
-            </w:pPr>
-            <w:r>
-              <w:rPr>
-                <w:rFonts w:ascii="Times New Roman" w:hAnsi="Times New Roman" w:cs="Times New Roman"/>
+              <w:t>Конечные точки реализованы.</w:t>
+            </w:r>
+          </w:p>
+          <w:p>
+            <w:pPr>
+              <w:pStyle w:val="4"/>
+              <w:jc w:val="left"/>
+              <w:rPr>
+                <w:rFonts w:ascii="Times New Roman" w:hAnsi="Times New Roman" w:cs="Times New Roman"/>
+                <w:b w:val="0"/>
+                <w:lang w:val="ru-RU"/>
+              </w:rPr>
+            </w:pPr>
+            <w:r>
+              <w:rPr>
+                <w:rFonts w:ascii="Times New Roman" w:hAnsi="Times New Roman" w:cs="Times New Roman"/>
+                <w:b w:val="0"/>
+                <w:bCs/>
+              </w:rPr>
+              <w:t>Code</w:t>
+            </w:r>
+            <w:r>
+              <w:rPr>
+                <w:rFonts w:ascii="Times New Roman" w:hAnsi="Times New Roman" w:cs="Times New Roman"/>
+                <w:b w:val="0"/>
+                <w:bCs/>
+                <w:lang w:val="ru-RU"/>
+              </w:rPr>
+              <w:t xml:space="preserve"> </w:t>
+            </w:r>
+            <w:r>
+              <w:rPr>
+                <w:rFonts w:ascii="Times New Roman" w:hAnsi="Times New Roman" w:cs="Times New Roman"/>
+                <w:b w:val="0"/>
+                <w:bCs/>
               </w:rPr>
               <w:t>Review</w:t>
             </w:r>
             <w:r>
               <w:rPr>
                 <w:rFonts w:ascii="Times New Roman" w:hAnsi="Times New Roman" w:cs="Times New Roman"/>
-                <w:lang w:val="ru-RU"/>
-              </w:rPr>
-              <w:t xml:space="preserve"> </w:t>
-            </w:r>
-            <w:r>
-              <w:rPr>
-                <w:rFonts w:ascii="Times New Roman" w:hAnsi="Times New Roman" w:cs="Times New Roman"/>
-                <w:lang w:val="ru-RU"/>
-              </w:rPr>
-              <w:t>пройдено.</w:t>
+                <w:b w:val="0"/>
+                <w:bCs/>
+                <w:lang w:val="ru-RU"/>
+              </w:rPr>
+              <w:t xml:space="preserve"> пройдено.</w:t>
             </w:r>
           </w:p>
         </w:tc>
@@ -8717,7 +8582,28 @@
                 <w:rFonts w:ascii="Times New Roman" w:hAnsi="Times New Roman" w:cs="Times New Roman"/>
                 <w:lang w:val="ru-RU"/>
               </w:rPr>
-              <w:t>13.03.2026</w:t>
+              <w:t>31</w:t>
+            </w:r>
+            <w:r>
+              <w:rPr>
+                <w:rFonts w:ascii="Times New Roman" w:hAnsi="Times New Roman" w:cs="Times New Roman"/>
+                <w:lang w:val="ru-RU"/>
+              </w:rPr>
+              <w:t>.0</w:t>
+            </w:r>
+            <w:r>
+              <w:rPr>
+                <w:rFonts w:ascii="Times New Roman" w:hAnsi="Times New Roman" w:cs="Times New Roman"/>
+                <w:lang w:val="ru-RU"/>
+              </w:rPr>
+              <w:t>3</w:t>
+            </w:r>
+            <w:r>
+              <w:rPr>
+                <w:rFonts w:ascii="Times New Roman" w:hAnsi="Times New Roman" w:cs="Times New Roman"/>
+                <w:lang w:val="ru-RU"/>
+              </w:rPr>
+              <w:t>.2026</w:t>
             </w:r>
           </w:p>
         </w:tc>
@@ -8791,28 +8677,7 @@
           </w:tcPr>
           <w:p>
             <w:pPr>
-              <w:pStyle w:val="Standard"/>
-              <w:widowControl w:val="0"/>
-              <w:spacing w:line="283" w:lineRule="atLeast"/>
-              <w:rPr>
-                <w:rFonts w:ascii="Times New Roman" w:hAnsi="Times New Roman" w:cs="Times New Roman"/>
-                <w:color w:val="000000"/>
-                <w:lang w:val="ru-RU"/>
-              </w:rPr>
-            </w:pPr>
-            <w:r>
-              <w:rPr>
-                <w:rFonts w:ascii="Times New Roman" w:hAnsi="Times New Roman" w:cs="Times New Roman"/>
-                <w:color w:val="000000"/>
-                <w:lang w:val="ru-RU"/>
-              </w:rPr>
-              <w:t>Обсуждение результатов</w:t>
-            </w:r>
-          </w:p>
-          <w:p>
-            <w:pPr>
               <w:pStyle w:val="4"/>
-              <w:spacing w:line="283" w:lineRule="atLeast"/>
               <w:jc w:val="left"/>
               <w:rPr>
                 <w:rFonts w:ascii="Times New Roman" w:hAnsi="Times New Roman" w:cs="Times New Roman"/>
@@ -8828,7 +8693,136 @@
                 <w:sz w:val="24"/>
                 <w:lang w:val="ru-RU"/>
               </w:rPr>
-              <w:t>Ответственный — Жуков, Крешихина, Алексеев</w:t>
+              <w:t xml:space="preserve">Реализация конечных точек </w:t>
+            </w:r>
+            <w:r>
+              <w:rPr>
+                <w:rFonts w:ascii="Times New Roman" w:hAnsi="Times New Roman" w:cs="Times New Roman"/>
+                <w:b w:val="0"/>
+                <w:sz w:val="24"/>
+              </w:rPr>
+              <w:t>Web</w:t>
+            </w:r>
+            <w:r>
+              <w:rPr>
+                <w:rFonts w:ascii="Times New Roman" w:hAnsi="Times New Roman" w:cs="Times New Roman"/>
+                <w:b w:val="0"/>
+                <w:sz w:val="24"/>
+                <w:lang w:val="ru-RU"/>
+              </w:rPr>
+              <w:t xml:space="preserve"> </w:t>
+            </w:r>
+            <w:r>
+              <w:rPr>
+                <w:rFonts w:ascii="Times New Roman" w:hAnsi="Times New Roman" w:cs="Times New Roman"/>
+                <w:b w:val="0"/>
+                <w:sz w:val="24"/>
+              </w:rPr>
+              <w:t>API</w:t>
+            </w:r>
+            <w:r>
+              <w:rPr>
+                <w:rFonts w:ascii="Times New Roman" w:hAnsi="Times New Roman" w:cs="Times New Roman"/>
+                <w:b w:val="0"/>
+                <w:sz w:val="24"/>
+                <w:lang w:val="ru-RU"/>
+              </w:rPr>
+              <w:t xml:space="preserve">, </w:t>
+            </w:r>
+            <w:r>
+              <w:rPr>
+                <w:rFonts w:ascii="Times New Roman" w:hAnsi="Times New Roman" w:cs="Times New Roman"/>
+                <w:b w:val="0"/>
+                <w:sz w:val="24"/>
+                <w:lang w:val="ru-RU"/>
+              </w:rPr>
+              <w:t>согласно пункту 4.1</w:t>
+            </w:r>
+            <w:r>
+              <w:rPr>
+                <w:rFonts w:ascii="Times New Roman" w:hAnsi="Times New Roman" w:cs="Times New Roman"/>
+                <w:b w:val="0"/>
+                <w:sz w:val="24"/>
+                <w:lang w:val="ru-RU"/>
+              </w:rPr>
+              <w:t>:</w:t>
+            </w:r>
+          </w:p>
+          <w:p>
+            <w:pPr>
+              <w:pStyle w:val="ab"/>
+              <w:numPr>
+                <w:ilvl w:val="0"/>
+                <w:numId w:val="14"/>
+              </w:numPr>
+              <w:rPr>
+                <w:lang w:val="ru-RU"/>
+              </w:rPr>
+            </w:pPr>
+            <w:r>
+              <w:rPr>
+                <w:lang w:val="ru-RU"/>
+              </w:rPr>
+              <w:t xml:space="preserve">Добавить методы в </w:t>
+            </w:r>
+            <w:r>
+              <w:t>WebAPI</w:t>
+            </w:r>
+            <w:r>
+              <w:rPr>
+                <w:lang w:val="ru-RU"/>
+              </w:rPr>
+              <w:t xml:space="preserve"> </w:t>
+            </w:r>
+            <w:r>
+              <w:rPr>
+                <w:lang w:val="ru-RU"/>
+              </w:rPr>
+              <w:t>для работы с выделенными правами на удаление объекта</w:t>
+            </w:r>
+            <w:r>
+              <w:rPr>
+                <w:lang w:val="ru-RU"/>
+              </w:rPr>
+              <w:br/>
+              <w:t>(</w:t>
+            </w:r>
+            <w:hyperlink r:id="rId28">
+              <w:r>
+                <w:rPr>
+                  <w:rStyle w:val="a5"/>
+                  <w:rFonts w:ascii="Times New Roman" w:hAnsi="Times New Roman" w:cs="Times New Roman"/>
+                  <w:lang w:val="ru-RU"/>
+                </w:rPr>
+                <w:t>https://jira.ascon.ru/browse/PLM-26567</w:t>
+              </w:r>
+            </w:hyperlink>
+            <w:r>
+              <w:rPr>
+                <w:lang w:val="ru-RU"/>
+              </w:rPr>
+              <w:t>)</w:t>
+            </w:r>
+          </w:p>
+          <w:p>
+            <w:pPr>
+              <w:pStyle w:val="4"/>
+              <w:jc w:val="left"/>
+              <w:rPr>
+                <w:rFonts w:ascii="Times New Roman" w:hAnsi="Times New Roman" w:cs="Times New Roman"/>
+                <w:b w:val="0"/>
+                <w:bCs/>
+                <w:sz w:val="24"/>
+                <w:lang w:val="ru-RU"/>
+              </w:rPr>
+            </w:pPr>
+            <w:r>
+              <w:rPr>
+                <w:b w:val="0"/>
+                <w:bCs/>
+                <w:lang w:val="ru-RU"/>
+              </w:rPr>
+              <w:t>Ответственный: Жуков</w:t>
             </w:r>
           </w:p>
         </w:tc>
@@ -8842,22 +8836,65 @@
           </w:tcPr>
           <w:p>
             <w:pPr>
-              <w:pStyle w:val="user5"/>
-              <w:widowControl w:val="0"/>
-              <w:spacing w:line="283" w:lineRule="atLeast"/>
-              <w:rPr>
-                <w:rFonts w:ascii="Times New Roman" w:hAnsi="Times New Roman" w:cs="Times New Roman"/>
-                <w:color w:val="000000"/>
-                <w:sz w:val="22"/>
-                <w:lang w:val="ru-RU"/>
-              </w:rPr>
-            </w:pPr>
-            <w:r>
-              <w:rPr>
-                <w:rFonts w:ascii="Times New Roman" w:hAnsi="Times New Roman" w:cs="Times New Roman"/>
-                <w:lang w:val="ru-RU"/>
-              </w:rPr>
-              <w:t>Получена обратная связь обеими сторонами</w:t>
+              <w:pStyle w:val="4"/>
+              <w:jc w:val="left"/>
+              <w:rPr>
+                <w:rFonts w:hint="eastAsia"/>
+                <w:lang w:val="ru-RU"/>
+              </w:rPr>
+            </w:pPr>
+            <w:r>
+              <w:rPr>
+                <w:rFonts w:ascii="Times New Roman" w:hAnsi="Times New Roman" w:cs="Times New Roman"/>
+                <w:b w:val="0"/>
+                <w:lang w:val="ru-RU"/>
+              </w:rPr>
+              <w:t>Конечные точки реализованы.</w:t>
+            </w:r>
+          </w:p>
+          <w:p>
+            <w:pPr>
+              <w:pStyle w:val="4"/>
+              <w:jc w:val="left"/>
+              <w:rPr>
+                <w:rFonts w:ascii="Times New Roman" w:hAnsi="Times New Roman" w:cs="Times New Roman"/>
+                <w:b w:val="0"/>
+                <w:lang w:val="ru-RU"/>
+              </w:rPr>
+            </w:pPr>
+            <w:r>
+              <w:rPr>
+                <w:rFonts w:ascii="Times New Roman" w:hAnsi="Times New Roman" w:cs="Times New Roman"/>
+                <w:b w:val="0"/>
+                <w:bCs/>
+              </w:rPr>
+              <w:t>Code</w:t>
+            </w:r>
+            <w:r>
+              <w:rPr>
+                <w:rFonts w:ascii="Times New Roman" w:hAnsi="Times New Roman" w:cs="Times New Roman"/>
+                <w:b w:val="0"/>
+                <w:bCs/>
+                <w:lang w:val="ru-RU"/>
+              </w:rPr>
+              <w:t xml:space="preserve"> </w:t>
+            </w:r>
+            <w:r>
+              <w:rPr>
+                <w:rFonts w:ascii="Times New Roman" w:hAnsi="Times New Roman" w:cs="Times New Roman"/>
+                <w:b w:val="0"/>
+                <w:bCs/>
+              </w:rPr>
+              <w:t>Review</w:t>
+            </w:r>
+            <w:r>
+              <w:rPr>
+                <w:rFonts w:ascii="Times New Roman" w:hAnsi="Times New Roman" w:cs="Times New Roman"/>
+                <w:b w:val="0"/>
+                <w:bCs/>
+                <w:lang w:val="ru-RU"/>
+              </w:rPr>
+              <w:t xml:space="preserve"> пройдено.</w:t>
             </w:r>
           </w:p>
         </w:tc>
@@ -8885,7 +8922,558 @@
                 <w:rFonts w:ascii="Times New Roman" w:hAnsi="Times New Roman" w:cs="Times New Roman"/>
                 <w:lang w:val="ru-RU"/>
               </w:rPr>
-              <w:t>13.03.2026</w:t>
+              <w:t>01</w:t>
+            </w:r>
+            <w:r>
+              <w:rPr>
+                <w:rFonts w:ascii="Times New Roman" w:hAnsi="Times New Roman" w:cs="Times New Roman"/>
+                <w:lang w:val="ru-RU"/>
+              </w:rPr>
+              <w:t>.0</w:t>
+            </w:r>
+            <w:r>
+              <w:rPr>
+                <w:rFonts w:ascii="Times New Roman" w:hAnsi="Times New Roman" w:cs="Times New Roman"/>
+                <w:lang w:val="ru-RU"/>
+              </w:rPr>
+              <w:t>4</w:t>
+            </w:r>
+            <w:r>
+              <w:rPr>
+                <w:rFonts w:ascii="Times New Roman" w:hAnsi="Times New Roman" w:cs="Times New Roman"/>
+                <w:lang w:val="ru-RU"/>
+              </w:rPr>
+              <w:t>.2026</w:t>
+            </w:r>
+          </w:p>
+        </w:tc>
+        <w:tc>
+          <w:tcPr>
+            <w:tcW w:w="1477" w:type="dxa"/>
+            <w:tcBorders>
+              <w:left w:val="single" w:sz="4" w:space="0" w:color="000000"/>
+              <w:bottom w:val="single" w:sz="4" w:space="0" w:color="000000"/>
+              <w:right w:val="single" w:sz="4" w:space="0" w:color="000000"/>
+            </w:tcBorders>
+            <w:vAlign w:val="center"/>
+          </w:tcPr>
+          <w:p>
+            <w:pPr>
+              <w:pStyle w:val="user5"/>
+              <w:widowControl w:val="0"/>
+              <w:spacing w:line="283" w:lineRule="atLeast"/>
+              <w:jc w:val="center"/>
+              <w:rPr>
+                <w:rFonts w:ascii="Times New Roman" w:hAnsi="Times New Roman" w:cs="Times New Roman"/>
+                <w:color w:val="000000"/>
+                <w:lang w:val="ru-RU"/>
+              </w:rPr>
+            </w:pPr>
+          </w:p>
+        </w:tc>
+      </w:tr>
+      <w:tr>
+        <w:trPr>
+          <w:cantSplit/>
+          <w:trHeight w:val="100"/>
+        </w:trPr>
+        <w:tc>
+          <w:tcPr>
+            <w:tcW w:w="563" w:type="dxa"/>
+            <w:tcBorders>
+              <w:left w:val="single" w:sz="4" w:space="0" w:color="000000"/>
+              <w:bottom w:val="single" w:sz="4" w:space="0" w:color="000000"/>
+            </w:tcBorders>
+          </w:tcPr>
+          <w:p>
+            <w:pPr>
+              <w:pStyle w:val="user5"/>
+              <w:widowControl w:val="0"/>
+              <w:spacing w:line="283" w:lineRule="atLeast"/>
+              <w:jc w:val="center"/>
+              <w:rPr>
+                <w:rFonts w:ascii="Times New Roman" w:hAnsi="Times New Roman" w:cs="Times New Roman"/>
+                <w:color w:val="000000"/>
+                <w:lang w:val="ru-RU"/>
+              </w:rPr>
+            </w:pPr>
+            <w:r>
+              <w:rPr>
+                <w:rFonts w:ascii="Times New Roman" w:hAnsi="Times New Roman" w:cs="Times New Roman"/>
+                <w:color w:val="000000"/>
+                <w:lang w:val="ru-RU"/>
+              </w:rPr>
+              <w:t>4.4</w:t>
+            </w:r>
+          </w:p>
+        </w:tc>
+        <w:tc>
+          <w:tcPr>
+            <w:tcW w:w="5386" w:type="dxa"/>
+            <w:tcBorders>
+              <w:left w:val="single" w:sz="4" w:space="0" w:color="000000"/>
+              <w:bottom w:val="single" w:sz="4" w:space="0" w:color="000000"/>
+            </w:tcBorders>
+          </w:tcPr>
+          <w:p>
+            <w:pPr>
+              <w:pStyle w:val="4"/>
+              <w:jc w:val="left"/>
+              <w:rPr>
+                <w:rFonts w:ascii="Times New Roman" w:hAnsi="Times New Roman" w:cs="Times New Roman"/>
+                <w:b w:val="0"/>
+                <w:sz w:val="24"/>
+                <w:lang w:val="ru-RU"/>
+              </w:rPr>
+            </w:pPr>
+            <w:r>
+              <w:rPr>
+                <w:rFonts w:ascii="Times New Roman" w:hAnsi="Times New Roman" w:cs="Times New Roman"/>
+                <w:b w:val="0"/>
+                <w:sz w:val="24"/>
+                <w:lang w:val="ru-RU"/>
+              </w:rPr>
+              <w:t xml:space="preserve">Реализация конечных точек </w:t>
+            </w:r>
+            <w:r>
+              <w:rPr>
+                <w:rFonts w:ascii="Times New Roman" w:hAnsi="Times New Roman" w:cs="Times New Roman"/>
+                <w:b w:val="0"/>
+                <w:sz w:val="24"/>
+              </w:rPr>
+              <w:t>Web</w:t>
+            </w:r>
+            <w:r>
+              <w:rPr>
+                <w:rFonts w:ascii="Times New Roman" w:hAnsi="Times New Roman" w:cs="Times New Roman"/>
+                <w:b w:val="0"/>
+                <w:sz w:val="24"/>
+                <w:lang w:val="ru-RU"/>
+              </w:rPr>
+              <w:t xml:space="preserve"> </w:t>
+            </w:r>
+            <w:r>
+              <w:rPr>
+                <w:rFonts w:ascii="Times New Roman" w:hAnsi="Times New Roman" w:cs="Times New Roman"/>
+                <w:b w:val="0"/>
+                <w:sz w:val="24"/>
+              </w:rPr>
+              <w:t>API</w:t>
+            </w:r>
+            <w:r>
+              <w:rPr>
+                <w:rFonts w:ascii="Times New Roman" w:hAnsi="Times New Roman" w:cs="Times New Roman"/>
+                <w:b w:val="0"/>
+                <w:sz w:val="24"/>
+                <w:lang w:val="ru-RU"/>
+              </w:rPr>
+              <w:t xml:space="preserve">, </w:t>
+            </w:r>
+            <w:r>
+              <w:rPr>
+                <w:rFonts w:ascii="Times New Roman" w:hAnsi="Times New Roman" w:cs="Times New Roman"/>
+                <w:b w:val="0"/>
+                <w:sz w:val="24"/>
+                <w:lang w:val="ru-RU"/>
+              </w:rPr>
+              <w:t>согласно пункту 4.1</w:t>
+            </w:r>
+            <w:r>
+              <w:rPr>
+                <w:rFonts w:ascii="Times New Roman" w:hAnsi="Times New Roman" w:cs="Times New Roman"/>
+                <w:b w:val="0"/>
+                <w:sz w:val="24"/>
+                <w:lang w:val="ru-RU"/>
+              </w:rPr>
+              <w:t>:</w:t>
+            </w:r>
+          </w:p>
+          <w:p>
+            <w:pPr>
+              <w:pStyle w:val="ab"/>
+              <w:numPr>
+                <w:ilvl w:val="0"/>
+                <w:numId w:val="14"/>
+              </w:numPr>
+              <w:rPr>
+                <w:lang w:val="ru-RU"/>
+              </w:rPr>
+            </w:pPr>
+            <w:r>
+              <w:rPr>
+                <w:lang w:val="ru-RU"/>
+              </w:rPr>
+              <w:t xml:space="preserve">Добавить методы в </w:t>
+            </w:r>
+            <w:r>
+              <w:t>WebAPI</w:t>
+            </w:r>
+            <w:r>
+              <w:rPr>
+                <w:lang w:val="ru-RU"/>
+              </w:rPr>
+              <w:t xml:space="preserve"> </w:t>
+            </w:r>
+            <w:r>
+              <w:rPr>
+                <w:lang w:val="ru-RU"/>
+              </w:rPr>
+              <w:t>для работы с квалификацией объектов в ЛОЦМАН</w:t>
+            </w:r>
+            <w:r>
+              <w:rPr>
+                <w:lang w:val="ru-RU"/>
+              </w:rPr>
+              <w:br/>
+              <w:t>(</w:t>
+            </w:r>
+            <w:hyperlink r:id="rId29">
+              <w:r>
+                <w:rPr>
+                  <w:rStyle w:val="a5"/>
+                  <w:rFonts w:ascii="Times New Roman" w:hAnsi="Times New Roman" w:cs="Times New Roman"/>
+                  <w:lang w:val="ru-RU"/>
+                </w:rPr>
+                <w:t>https://jira.ascon.ru/browse/PLM-26569</w:t>
+              </w:r>
+            </w:hyperlink>
+            <w:r>
+              <w:rPr>
+                <w:lang w:val="ru-RU"/>
+              </w:rPr>
+              <w:t>)</w:t>
+            </w:r>
+          </w:p>
+          <w:p>
+            <w:pPr>
+              <w:pStyle w:val="4"/>
+              <w:jc w:val="left"/>
+              <w:rPr>
+                <w:rFonts w:ascii="Times New Roman" w:hAnsi="Times New Roman" w:cs="Times New Roman"/>
+                <w:b w:val="0"/>
+                <w:bCs/>
+                <w:sz w:val="24"/>
+                <w:lang w:val="ru-RU"/>
+              </w:rPr>
+            </w:pPr>
+            <w:r>
+              <w:rPr>
+                <w:b w:val="0"/>
+                <w:bCs/>
+                <w:lang w:val="ru-RU"/>
+              </w:rPr>
+              <w:t>Ответственный: Жуков</w:t>
+            </w:r>
+          </w:p>
+        </w:tc>
+        <w:tc>
+          <w:tcPr>
+            <w:tcW w:w="1819" w:type="dxa"/>
+            <w:tcBorders>
+              <w:left w:val="single" w:sz="4" w:space="0" w:color="000000"/>
+              <w:bottom w:val="single" w:sz="4" w:space="0" w:color="000000"/>
+            </w:tcBorders>
+          </w:tcPr>
+          <w:p>
+            <w:pPr>
+              <w:pStyle w:val="4"/>
+              <w:jc w:val="left"/>
+              <w:rPr>
+                <w:rFonts w:hint="eastAsia"/>
+                <w:lang w:val="ru-RU"/>
+              </w:rPr>
+            </w:pPr>
+            <w:r>
+              <w:rPr>
+                <w:rFonts w:ascii="Times New Roman" w:hAnsi="Times New Roman" w:cs="Times New Roman"/>
+                <w:b w:val="0"/>
+                <w:lang w:val="ru-RU"/>
+              </w:rPr>
+              <w:t>Конечные точки реализованы.</w:t>
+            </w:r>
+          </w:p>
+          <w:p>
+            <w:pPr>
+              <w:pStyle w:val="4"/>
+              <w:jc w:val="left"/>
+              <w:rPr>
+                <w:rFonts w:ascii="Times New Roman" w:hAnsi="Times New Roman" w:cs="Times New Roman"/>
+                <w:b w:val="0"/>
+                <w:lang w:val="ru-RU"/>
+              </w:rPr>
+            </w:pPr>
+            <w:r>
+              <w:rPr>
+                <w:rFonts w:ascii="Times New Roman" w:hAnsi="Times New Roman" w:cs="Times New Roman"/>
+                <w:b w:val="0"/>
+                <w:bCs/>
+              </w:rPr>
+              <w:t>Code</w:t>
+            </w:r>
+            <w:r>
+              <w:rPr>
+                <w:rFonts w:ascii="Times New Roman" w:hAnsi="Times New Roman" w:cs="Times New Roman"/>
+                <w:b w:val="0"/>
+                <w:bCs/>
+                <w:lang w:val="ru-RU"/>
+              </w:rPr>
+              <w:t xml:space="preserve"> </w:t>
+            </w:r>
+            <w:r>
+              <w:rPr>
+                <w:rFonts w:ascii="Times New Roman" w:hAnsi="Times New Roman" w:cs="Times New Roman"/>
+                <w:b w:val="0"/>
+                <w:bCs/>
+              </w:rPr>
+              <w:t>Review</w:t>
+            </w:r>
+            <w:r>
+              <w:rPr>
+                <w:rFonts w:ascii="Times New Roman" w:hAnsi="Times New Roman" w:cs="Times New Roman"/>
+                <w:b w:val="0"/>
+                <w:bCs/>
+                <w:lang w:val="ru-RU"/>
+              </w:rPr>
+              <w:t xml:space="preserve"> пройдено.</w:t>
+            </w:r>
+          </w:p>
+        </w:tc>
+        <w:tc>
+          <w:tcPr>
+            <w:tcW w:w="1300" w:type="dxa"/>
+            <w:tcBorders>
+              <w:left w:val="single" w:sz="4" w:space="0" w:color="000000"/>
+              <w:bottom w:val="single" w:sz="4" w:space="0" w:color="000000"/>
+            </w:tcBorders>
+          </w:tcPr>
+          <w:p>
+            <w:pPr>
+              <w:pStyle w:val="user5"/>
+              <w:widowControl w:val="0"/>
+              <w:spacing w:line="283" w:lineRule="atLeast"/>
+              <w:jc w:val="center"/>
+              <w:rPr>
+                <w:rFonts w:ascii="Times New Roman" w:hAnsi="Times New Roman" w:cs="Times New Roman"/>
+                <w:lang w:val="ru-RU"/>
+              </w:rPr>
+            </w:pPr>
+            <w:r>
+              <w:rPr>
+                <w:rFonts w:ascii="Times New Roman" w:hAnsi="Times New Roman" w:cs="Times New Roman"/>
+                <w:lang w:val="ru-RU"/>
+              </w:rPr>
+              <w:t>02</w:t>
+            </w:r>
+            <w:r>
+              <w:rPr>
+                <w:rFonts w:ascii="Times New Roman" w:hAnsi="Times New Roman" w:cs="Times New Roman"/>
+                <w:lang w:val="ru-RU"/>
+              </w:rPr>
+              <w:t>.0</w:t>
+            </w:r>
+            <w:r>
+              <w:rPr>
+                <w:rFonts w:ascii="Times New Roman" w:hAnsi="Times New Roman" w:cs="Times New Roman"/>
+                <w:lang w:val="ru-RU"/>
+              </w:rPr>
+              <w:t>4</w:t>
+            </w:r>
+            <w:r>
+              <w:rPr>
+                <w:rFonts w:ascii="Times New Roman" w:hAnsi="Times New Roman" w:cs="Times New Roman"/>
+                <w:lang w:val="ru-RU"/>
+              </w:rPr>
+              <w:t>.2026</w:t>
+            </w:r>
+          </w:p>
+        </w:tc>
+        <w:tc>
+          <w:tcPr>
+            <w:tcW w:w="1477" w:type="dxa"/>
+            <w:tcBorders>
+              <w:left w:val="single" w:sz="4" w:space="0" w:color="000000"/>
+              <w:bottom w:val="single" w:sz="4" w:space="0" w:color="000000"/>
+              <w:right w:val="single" w:sz="4" w:space="0" w:color="000000"/>
+            </w:tcBorders>
+            <w:vAlign w:val="center"/>
+          </w:tcPr>
+          <w:p>
+            <w:pPr>
+              <w:pStyle w:val="user5"/>
+              <w:widowControl w:val="0"/>
+              <w:spacing w:line="283" w:lineRule="atLeast"/>
+              <w:jc w:val="center"/>
+              <w:rPr>
+                <w:rFonts w:ascii="Times New Roman" w:hAnsi="Times New Roman" w:cs="Times New Roman"/>
+                <w:color w:val="000000"/>
+                <w:lang w:val="ru-RU"/>
+              </w:rPr>
+            </w:pPr>
+          </w:p>
+        </w:tc>
+      </w:tr>
+      <w:tr>
+        <w:trPr>
+          <w:cantSplit/>
+          <w:trHeight w:val="100"/>
+        </w:trPr>
+        <w:tc>
+          <w:tcPr>
+            <w:tcW w:w="563" w:type="dxa"/>
+            <w:tcBorders>
+              <w:left w:val="single" w:sz="4" w:space="0" w:color="000000"/>
+              <w:bottom w:val="single" w:sz="4" w:space="0" w:color="000000"/>
+            </w:tcBorders>
+          </w:tcPr>
+          <w:p>
+            <w:pPr>
+              <w:pStyle w:val="user5"/>
+              <w:widowControl w:val="0"/>
+              <w:spacing w:line="283" w:lineRule="atLeast"/>
+              <w:jc w:val="center"/>
+              <w:rPr>
+                <w:rFonts w:ascii="Times New Roman" w:hAnsi="Times New Roman" w:cs="Times New Roman"/>
+                <w:color w:val="000000"/>
+                <w:lang w:val="ru-RU"/>
+              </w:rPr>
+            </w:pPr>
+            <w:r>
+              <w:rPr>
+                <w:rFonts w:ascii="Times New Roman" w:hAnsi="Times New Roman" w:cs="Times New Roman"/>
+                <w:color w:val="000000"/>
+                <w:lang w:val="ru-RU"/>
+              </w:rPr>
+              <w:lastRenderedPageBreak/>
+              <w:t>4.5</w:t>
+            </w:r>
+          </w:p>
+        </w:tc>
+        <w:tc>
+          <w:tcPr>
+            <w:tcW w:w="5386" w:type="dxa"/>
+            <w:tcBorders>
+              <w:left w:val="single" w:sz="4" w:space="0" w:color="000000"/>
+              <w:bottom w:val="single" w:sz="4" w:space="0" w:color="000000"/>
+            </w:tcBorders>
+          </w:tcPr>
+          <w:p>
+            <w:pPr>
+              <w:pStyle w:val="Standard"/>
+              <w:widowControl w:val="0"/>
+              <w:spacing w:line="283" w:lineRule="atLeast"/>
+              <w:rPr>
+                <w:rFonts w:ascii="Times New Roman" w:hAnsi="Times New Roman" w:cs="Times New Roman"/>
+                <w:color w:val="000000"/>
+                <w:lang w:val="ru-RU"/>
+              </w:rPr>
+            </w:pPr>
+            <w:r>
+              <w:rPr>
+                <w:rFonts w:ascii="Times New Roman" w:hAnsi="Times New Roman" w:cs="Times New Roman"/>
+                <w:color w:val="000000"/>
+                <w:lang w:val="ru-RU"/>
+              </w:rPr>
+              <w:t>Обсуждение результатов этапа</w:t>
+            </w:r>
+          </w:p>
+          <w:p>
+            <w:pPr>
+              <w:pStyle w:val="4"/>
+              <w:spacing w:line="283" w:lineRule="atLeast"/>
+              <w:jc w:val="left"/>
+              <w:rPr>
+                <w:rFonts w:ascii="Times New Roman" w:hAnsi="Times New Roman" w:cs="Times New Roman"/>
+                <w:b w:val="0"/>
+                <w:sz w:val="24"/>
+                <w:lang w:val="ru-RU"/>
+              </w:rPr>
+            </w:pPr>
+            <w:r>
+              <w:rPr>
+                <w:rFonts w:ascii="Times New Roman" w:hAnsi="Times New Roman" w:cs="Times New Roman"/>
+                <w:b w:val="0"/>
+                <w:sz w:val="24"/>
+                <w:lang w:val="ru-RU"/>
+              </w:rPr>
+              <w:t>Ответственный — Жуков, Крешихина, Алексеев</w:t>
+            </w:r>
+          </w:p>
+        </w:tc>
+        <w:tc>
+          <w:tcPr>
+            <w:tcW w:w="1819" w:type="dxa"/>
+            <w:tcBorders>
+              <w:left w:val="single" w:sz="4" w:space="0" w:color="000000"/>
+              <w:bottom w:val="single" w:sz="4" w:space="0" w:color="000000"/>
+            </w:tcBorders>
+          </w:tcPr>
+          <w:p>
+            <w:pPr>
+              <w:pStyle w:val="user5"/>
+              <w:widowControl w:val="0"/>
+              <w:spacing w:line="283" w:lineRule="atLeast"/>
+              <w:rPr>
+                <w:rFonts w:ascii="Times New Roman" w:hAnsi="Times New Roman" w:cs="Times New Roman"/>
+                <w:color w:val="000000"/>
+                <w:sz w:val="22"/>
+                <w:lang w:val="ru-RU"/>
+              </w:rPr>
+            </w:pPr>
+            <w:r>
+              <w:rPr>
+                <w:rFonts w:ascii="Times New Roman" w:hAnsi="Times New Roman" w:cs="Times New Roman"/>
+                <w:lang w:val="ru-RU"/>
+              </w:rPr>
+              <w:t>Получена обратная связь обеими сторонами</w:t>
+            </w:r>
+          </w:p>
+        </w:tc>
+        <w:tc>
+          <w:tcPr>
+            <w:tcW w:w="1300" w:type="dxa"/>
+            <w:tcBorders>
+              <w:left w:val="single" w:sz="4" w:space="0" w:color="000000"/>
+              <w:bottom w:val="single" w:sz="4" w:space="0" w:color="000000"/>
+            </w:tcBorders>
+          </w:tcPr>
+          <w:p>
+            <w:pPr>
+              <w:pStyle w:val="user5"/>
+              <w:widowControl w:val="0"/>
+              <w:spacing w:line="283" w:lineRule="atLeast"/>
+              <w:jc w:val="center"/>
+              <w:rPr>
+                <w:rFonts w:ascii="Times New Roman" w:hAnsi="Times New Roman" w:cs="Times New Roman"/>
+                <w:lang w:val="ru-RU"/>
+              </w:rPr>
+            </w:pPr>
+            <w:r>
+              <w:rPr>
+                <w:rFonts w:ascii="Times New Roman" w:hAnsi="Times New Roman" w:cs="Times New Roman"/>
+                <w:lang w:val="ru-RU"/>
+              </w:rPr>
+              <w:t>03</w:t>
+            </w:r>
+            <w:r>
+              <w:rPr>
+                <w:rFonts w:ascii="Times New Roman" w:hAnsi="Times New Roman" w:cs="Times New Roman"/>
+                <w:lang w:val="ru-RU"/>
+              </w:rPr>
+              <w:t>.0</w:t>
+            </w:r>
+            <w:r>
+              <w:rPr>
+                <w:rFonts w:ascii="Times New Roman" w:hAnsi="Times New Roman" w:cs="Times New Roman"/>
+                <w:lang w:val="ru-RU"/>
+              </w:rPr>
+              <w:t>4</w:t>
+            </w:r>
+            <w:r>
+              <w:rPr>
+                <w:rFonts w:ascii="Times New Roman" w:hAnsi="Times New Roman" w:cs="Times New Roman"/>
+                <w:lang w:val="ru-RU"/>
+              </w:rPr>
+              <w:t>.2026</w:t>
             </w:r>
           </w:p>
         </w:tc>
@@ -9395,7 +9983,17 @@
                 <w:color w:val="000000"/>
                 <w:lang w:val="ru-RU"/>
               </w:rPr>
-              <w:t>20 дней</w:t>
+              <w:t>17</w:t>
+            </w:r>
+            <w:r>
+              <w:rPr>
+                <w:rFonts w:ascii="Times New Roman" w:hAnsi="Times New Roman" w:cs="Times New Roman"/>
+                <w:b/>
+                <w:bCs/>
+                <w:color w:val="000000"/>
+                <w:lang w:val="ru-RU"/>
+              </w:rPr>
+              <w:t xml:space="preserve"> дней</w:t>
             </w:r>
           </w:p>
         </w:tc>
@@ -9543,7 +10141,23 @@
                 <w:b w:val="0"/>
                 <w:lang w:val="ru-RU"/>
               </w:rPr>
-              <w:t>Дана информация по системе формирования отчетов и использованию шаблонов</w:t>
+              <w:t>Дана информация по системе формирования отч</w:t>
+            </w:r>
+            <w:r>
+              <w:rPr>
+                <w:rFonts w:ascii="Times New Roman" w:hAnsi="Times New Roman" w:cs="Times New Roman"/>
+                <w:b w:val="0"/>
+                <w:lang w:val="ru-RU"/>
+              </w:rPr>
+              <w:t>ё</w:t>
+            </w:r>
+            <w:r>
+              <w:rPr>
+                <w:rFonts w:ascii="Times New Roman" w:hAnsi="Times New Roman" w:cs="Times New Roman"/>
+                <w:b w:val="0"/>
+                <w:lang w:val="ru-RU"/>
+              </w:rPr>
+              <w:t>тов и использованию шаблонов</w:t>
             </w:r>
           </w:p>
         </w:tc>
@@ -9571,7 +10185,28 @@
                 <w:rFonts w:ascii="Times New Roman" w:hAnsi="Times New Roman" w:cs="Times New Roman"/>
                 <w:lang w:val="ru-RU"/>
               </w:rPr>
-              <w:t>20.03.2026</w:t>
+              <w:t>06</w:t>
+            </w:r>
+            <w:r>
+              <w:rPr>
+                <w:rFonts w:ascii="Times New Roman" w:hAnsi="Times New Roman" w:cs="Times New Roman"/>
+                <w:lang w:val="ru-RU"/>
+              </w:rPr>
+              <w:t>.0</w:t>
+            </w:r>
+            <w:r>
+              <w:rPr>
+                <w:rFonts w:ascii="Times New Roman" w:hAnsi="Times New Roman" w:cs="Times New Roman"/>
+                <w:lang w:val="ru-RU"/>
+              </w:rPr>
+              <w:t>4</w:t>
+            </w:r>
+            <w:r>
+              <w:rPr>
+                <w:rFonts w:ascii="Times New Roman" w:hAnsi="Times New Roman" w:cs="Times New Roman"/>
+                <w:lang w:val="ru-RU"/>
+              </w:rPr>
+              <w:t>.2026</w:t>
             </w:r>
           </w:p>
         </w:tc>
@@ -9660,16 +10295,31 @@
                 <w:color w:val="000000"/>
                 <w:lang w:val="ru-RU"/>
               </w:rPr>
-              <w:t>Разработка шаблонов и тестовых отчетов</w:t>
-            </w:r>
-            <w:r>
-              <w:rPr>
-                <w:rFonts w:ascii="Times New Roman" w:hAnsi="Times New Roman" w:cs="Times New Roman"/>
-                <w:color w:val="000000"/>
-                <w:lang w:val="ru-RU"/>
-              </w:rPr>
-              <w:br/>
-              <w:t>Ответственный: Жуков, Медведчиков</w:t>
+              <w:t>Разработка</w:t>
+            </w:r>
+            <w:r>
+              <w:rPr>
+                <w:rFonts w:ascii="Times New Roman" w:hAnsi="Times New Roman" w:cs="Times New Roman"/>
+                <w:color w:val="000000"/>
+                <w:lang w:val="ru-RU"/>
+              </w:rPr>
+              <w:t xml:space="preserve"> отчёта -</w:t>
+            </w:r>
+            <w:r>
+              <w:rPr>
+                <w:rFonts w:ascii="Times New Roman" w:hAnsi="Times New Roman" w:cs="Times New Roman"/>
+                <w:color w:val="000000"/>
+                <w:lang w:val="ru-RU"/>
+              </w:rPr>
+              <w:t xml:space="preserve"> </w:t>
+            </w:r>
+            <w:r>
+              <w:rPr>
+                <w:rFonts w:ascii="Times New Roman" w:hAnsi="Times New Roman" w:cs="Times New Roman"/>
+                <w:color w:val="000000"/>
+                <w:lang w:val="ru-RU"/>
+              </w:rPr>
+              <w:t>скрипта и шаблона</w:t>
             </w:r>
           </w:p>
           <w:p>
@@ -9693,7 +10343,209 @@
                 <w:color w:val="000000"/>
                 <w:lang w:val="ru-RU"/>
               </w:rPr>
-              <w:t>PLM-25439 Состав динамической структуры</w:t>
+              <w:t>Тестовый отчет – Состав динамической структуры</w:t>
+            </w:r>
+            <w:r>
+              <w:rPr>
+                <w:rFonts w:ascii="Times New Roman" w:hAnsi="Times New Roman" w:cs="Times New Roman"/>
+                <w:color w:val="000000"/>
+                <w:lang w:val="ru-RU"/>
+              </w:rPr>
+              <w:br/>
+              <w:t>(</w:t>
+            </w:r>
+            <w:hyperlink r:id="rId30">
+              <w:r>
+                <w:rPr>
+                  <w:rStyle w:val="a5"/>
+                  <w:rFonts w:ascii="Times New Roman" w:hAnsi="Times New Roman" w:cs="Times New Roman"/>
+                  <w:lang w:val="ru-RU"/>
+                </w:rPr>
+                <w:t>https://jira.ascon.ru/browse/PLM-25439</w:t>
+              </w:r>
+            </w:hyperlink>
+            <w:r>
+              <w:rPr>
+                <w:rFonts w:ascii="Times New Roman" w:hAnsi="Times New Roman" w:cs="Times New Roman"/>
+                <w:color w:val="000000"/>
+                <w:lang w:val="ru-RU"/>
+              </w:rPr>
+              <w:t>)</w:t>
+            </w:r>
+          </w:p>
+          <w:p>
+            <w:pPr>
+              <w:pStyle w:val="Standard"/>
+              <w:widowControl w:val="0"/>
+              <w:spacing w:line="283" w:lineRule="atLeast"/>
+              <w:rPr>
+                <w:rFonts w:ascii="Times New Roman" w:hAnsi="Times New Roman" w:cs="Times New Roman"/>
+                <w:color w:val="000000"/>
+                <w:lang w:val="ru-RU"/>
+              </w:rPr>
+            </w:pPr>
+            <w:r>
+              <w:rPr>
+                <w:rFonts w:ascii="Times New Roman" w:hAnsi="Times New Roman" w:cs="Times New Roman"/>
+                <w:color w:val="000000"/>
+                <w:lang w:val="ru-RU"/>
+              </w:rPr>
+              <w:t>Ответственный: Жуков, Медведчиков</w:t>
+            </w:r>
+          </w:p>
+        </w:tc>
+        <w:tc>
+          <w:tcPr>
+            <w:tcW w:w="1819" w:type="dxa"/>
+            <w:tcBorders>
+              <w:left w:val="single" w:sz="4" w:space="0" w:color="000000"/>
+              <w:bottom w:val="single" w:sz="4" w:space="0" w:color="000000"/>
+            </w:tcBorders>
+          </w:tcPr>
+          <w:p>
+            <w:pPr>
+              <w:pStyle w:val="user5"/>
+              <w:widowControl w:val="0"/>
+              <w:spacing w:line="283" w:lineRule="atLeast"/>
+              <w:rPr>
+                <w:rFonts w:ascii="Times New Roman" w:hAnsi="Times New Roman" w:cs="Times New Roman"/>
+                <w:color w:val="000000"/>
+                <w:sz w:val="22"/>
+                <w:lang w:val="ru-RU"/>
+              </w:rPr>
+            </w:pPr>
+            <w:r>
+              <w:rPr>
+                <w:rFonts w:ascii="Times New Roman" w:hAnsi="Times New Roman" w:cs="Times New Roman"/>
+                <w:color w:val="000000"/>
+                <w:sz w:val="22"/>
+                <w:lang w:val="ru-RU"/>
+              </w:rPr>
+              <w:t>Отчёт разработан, демо проведено, отчёт передан аналитикам</w:t>
+            </w:r>
+          </w:p>
+        </w:tc>
+        <w:tc>
+          <w:tcPr>
+            <w:tcW w:w="1300" w:type="dxa"/>
+            <w:tcBorders>
+              <w:left w:val="single" w:sz="4" w:space="0" w:color="000000"/>
+              <w:bottom w:val="single" w:sz="4" w:space="0" w:color="000000"/>
+            </w:tcBorders>
+          </w:tcPr>
+          <w:p>
+            <w:pPr>
+              <w:pStyle w:val="user5"/>
+              <w:widowControl w:val="0"/>
+              <w:spacing w:line="283" w:lineRule="atLeast"/>
+              <w:jc w:val="center"/>
+              <w:rPr>
+                <w:rFonts w:ascii="Times New Roman" w:hAnsi="Times New Roman" w:cs="Times New Roman"/>
+                <w:lang w:val="ru-RU"/>
+              </w:rPr>
+            </w:pPr>
+            <w:r>
+              <w:rPr>
+                <w:rFonts w:ascii="Times New Roman" w:hAnsi="Times New Roman" w:cs="Times New Roman"/>
+                <w:lang w:val="ru-RU"/>
+              </w:rPr>
+              <w:t>08</w:t>
+            </w:r>
+            <w:r>
+              <w:rPr>
+                <w:rFonts w:ascii="Times New Roman" w:hAnsi="Times New Roman" w:cs="Times New Roman"/>
+                <w:lang w:val="ru-RU"/>
+              </w:rPr>
+              <w:t>.04.2026</w:t>
+            </w:r>
+          </w:p>
+        </w:tc>
+        <w:tc>
+          <w:tcPr>
+            <w:tcW w:w="1477" w:type="dxa"/>
+            <w:tcBorders>
+              <w:left w:val="single" w:sz="4" w:space="0" w:color="000000"/>
+              <w:bottom w:val="single" w:sz="4" w:space="0" w:color="000000"/>
+              <w:right w:val="single" w:sz="4" w:space="0" w:color="000000"/>
+            </w:tcBorders>
+            <w:vAlign w:val="center"/>
+          </w:tcPr>
+          <w:p>
+            <w:pPr>
+              <w:pStyle w:val="user5"/>
+              <w:widowControl w:val="0"/>
+              <w:spacing w:line="283" w:lineRule="atLeast"/>
+              <w:jc w:val="center"/>
+              <w:rPr>
+                <w:rFonts w:ascii="Times New Roman" w:hAnsi="Times New Roman" w:cs="Times New Roman"/>
+                <w:color w:val="000000"/>
+                <w:lang w:val="ru-RU"/>
+              </w:rPr>
+            </w:pPr>
+          </w:p>
+        </w:tc>
+      </w:tr>
+      <w:tr>
+        <w:trPr>
+          <w:cantSplit/>
+          <w:trHeight w:val="100"/>
+        </w:trPr>
+        <w:tc>
+          <w:tcPr>
+            <w:tcW w:w="563" w:type="dxa"/>
+            <w:tcBorders>
+              <w:left w:val="single" w:sz="4" w:space="0" w:color="000000"/>
+              <w:bottom w:val="single" w:sz="4" w:space="0" w:color="000000"/>
+            </w:tcBorders>
+          </w:tcPr>
+          <w:p>
+            <w:pPr>
+              <w:pStyle w:val="user5"/>
+              <w:widowControl w:val="0"/>
+              <w:spacing w:line="283" w:lineRule="atLeast"/>
+              <w:jc w:val="center"/>
+              <w:rPr>
+                <w:rFonts w:ascii="Times New Roman" w:hAnsi="Times New Roman" w:cs="Times New Roman"/>
+                <w:color w:val="000000"/>
+                <w:lang w:val="ru-RU"/>
+              </w:rPr>
+            </w:pPr>
+            <w:r>
+              <w:rPr>
+                <w:rFonts w:ascii="Times New Roman" w:hAnsi="Times New Roman" w:cs="Times New Roman"/>
+                <w:color w:val="000000"/>
+                <w:lang w:val="ru-RU"/>
+              </w:rPr>
+              <w:t>5.3</w:t>
+            </w:r>
+          </w:p>
+        </w:tc>
+        <w:tc>
+          <w:tcPr>
+            <w:tcW w:w="5386" w:type="dxa"/>
+            <w:tcBorders>
+              <w:left w:val="single" w:sz="4" w:space="0" w:color="000000"/>
+              <w:bottom w:val="single" w:sz="4" w:space="0" w:color="000000"/>
+            </w:tcBorders>
+          </w:tcPr>
+          <w:p>
+            <w:pPr>
+              <w:pStyle w:val="Standard"/>
+              <w:widowControl w:val="0"/>
+              <w:spacing w:line="283" w:lineRule="atLeast"/>
+              <w:rPr>
+                <w:rFonts w:ascii="Times New Roman" w:hAnsi="Times New Roman" w:cs="Times New Roman"/>
+                <w:color w:val="000000"/>
+                <w:lang w:val="ru-RU"/>
+              </w:rPr>
+            </w:pPr>
+            <w:r>
+              <w:rPr>
+                <w:rFonts w:ascii="Times New Roman" w:hAnsi="Times New Roman" w:cs="Times New Roman"/>
+                <w:color w:val="000000"/>
+                <w:lang w:val="ru-RU"/>
+              </w:rPr>
+              <w:t>Разработка отчёта - скрипта и шаблона</w:t>
             </w:r>
           </w:p>
           <w:p>
@@ -9717,7 +10569,209 @@
                 <w:color w:val="000000"/>
                 <w:lang w:val="ru-RU"/>
               </w:rPr>
-              <w:t>PLM-25441 Состав подразделения</w:t>
+              <w:t>Тестовый отчет – Состав подразделения</w:t>
+            </w:r>
+            <w:r>
+              <w:rPr>
+                <w:rFonts w:ascii="Times New Roman" w:hAnsi="Times New Roman" w:cs="Times New Roman"/>
+                <w:color w:val="000000"/>
+                <w:lang w:val="ru-RU"/>
+              </w:rPr>
+              <w:br/>
+              <w:t>(</w:t>
+            </w:r>
+            <w:hyperlink r:id="rId31">
+              <w:r>
+                <w:rPr>
+                  <w:rStyle w:val="a5"/>
+                  <w:rFonts w:ascii="Times New Roman" w:hAnsi="Times New Roman" w:cs="Times New Roman"/>
+                  <w:lang w:val="ru-RU"/>
+                </w:rPr>
+                <w:t>https://jira.ascon.ru/browse/PLM-25441</w:t>
+              </w:r>
+            </w:hyperlink>
+            <w:r>
+              <w:rPr>
+                <w:rFonts w:ascii="Times New Roman" w:hAnsi="Times New Roman" w:cs="Times New Roman"/>
+                <w:color w:val="000000"/>
+                <w:lang w:val="ru-RU"/>
+              </w:rPr>
+              <w:t>)</w:t>
+            </w:r>
+          </w:p>
+          <w:p>
+            <w:pPr>
+              <w:pStyle w:val="Standard"/>
+              <w:widowControl w:val="0"/>
+              <w:spacing w:line="283" w:lineRule="atLeast"/>
+              <w:rPr>
+                <w:rFonts w:ascii="Times New Roman" w:hAnsi="Times New Roman" w:cs="Times New Roman"/>
+                <w:color w:val="000000"/>
+                <w:lang w:val="ru-RU"/>
+              </w:rPr>
+            </w:pPr>
+            <w:r>
+              <w:rPr>
+                <w:rFonts w:ascii="Times New Roman" w:hAnsi="Times New Roman" w:cs="Times New Roman"/>
+                <w:color w:val="000000"/>
+                <w:lang w:val="ru-RU"/>
+              </w:rPr>
+              <w:t>Ответственный: Жуков, Медведчиков</w:t>
+            </w:r>
+          </w:p>
+        </w:tc>
+        <w:tc>
+          <w:tcPr>
+            <w:tcW w:w="1819" w:type="dxa"/>
+            <w:tcBorders>
+              <w:left w:val="single" w:sz="4" w:space="0" w:color="000000"/>
+              <w:bottom w:val="single" w:sz="4" w:space="0" w:color="000000"/>
+            </w:tcBorders>
+          </w:tcPr>
+          <w:p>
+            <w:pPr>
+              <w:pStyle w:val="user5"/>
+              <w:widowControl w:val="0"/>
+              <w:spacing w:line="283" w:lineRule="atLeast"/>
+              <w:rPr>
+                <w:rFonts w:ascii="Times New Roman" w:hAnsi="Times New Roman" w:cs="Times New Roman"/>
+                <w:color w:val="000000"/>
+                <w:sz w:val="22"/>
+                <w:lang w:val="ru-RU"/>
+              </w:rPr>
+            </w:pPr>
+            <w:r>
+              <w:rPr>
+                <w:rFonts w:ascii="Times New Roman" w:hAnsi="Times New Roman" w:cs="Times New Roman"/>
+                <w:color w:val="000000"/>
+                <w:sz w:val="22"/>
+                <w:lang w:val="ru-RU"/>
+              </w:rPr>
+              <w:t>Отчёт разработан, демо проведено, отчёт передан аналитикам</w:t>
+            </w:r>
+          </w:p>
+        </w:tc>
+        <w:tc>
+          <w:tcPr>
+            <w:tcW w:w="1300" w:type="dxa"/>
+            <w:tcBorders>
+              <w:left w:val="single" w:sz="4" w:space="0" w:color="000000"/>
+              <w:bottom w:val="single" w:sz="4" w:space="0" w:color="000000"/>
+            </w:tcBorders>
+          </w:tcPr>
+          <w:p>
+            <w:pPr>
+              <w:pStyle w:val="user5"/>
+              <w:widowControl w:val="0"/>
+              <w:spacing w:line="283" w:lineRule="atLeast"/>
+              <w:jc w:val="center"/>
+              <w:rPr>
+                <w:rFonts w:ascii="Times New Roman" w:hAnsi="Times New Roman" w:cs="Times New Roman"/>
+                <w:lang w:val="ru-RU"/>
+              </w:rPr>
+            </w:pPr>
+            <w:r>
+              <w:rPr>
+                <w:rFonts w:ascii="Times New Roman" w:hAnsi="Times New Roman" w:cs="Times New Roman"/>
+                <w:lang w:val="ru-RU"/>
+              </w:rPr>
+              <w:t>10</w:t>
+            </w:r>
+            <w:r>
+              <w:rPr>
+                <w:rFonts w:ascii="Times New Roman" w:hAnsi="Times New Roman" w:cs="Times New Roman"/>
+                <w:lang w:val="ru-RU"/>
+              </w:rPr>
+              <w:t>.04.2026</w:t>
+            </w:r>
+          </w:p>
+        </w:tc>
+        <w:tc>
+          <w:tcPr>
+            <w:tcW w:w="1477" w:type="dxa"/>
+            <w:tcBorders>
+              <w:left w:val="single" w:sz="4" w:space="0" w:color="000000"/>
+              <w:bottom w:val="single" w:sz="4" w:space="0" w:color="000000"/>
+              <w:right w:val="single" w:sz="4" w:space="0" w:color="000000"/>
+            </w:tcBorders>
+            <w:vAlign w:val="center"/>
+          </w:tcPr>
+          <w:p>
+            <w:pPr>
+              <w:pStyle w:val="user5"/>
+              <w:widowControl w:val="0"/>
+              <w:spacing w:line="283" w:lineRule="atLeast"/>
+              <w:jc w:val="center"/>
+              <w:rPr>
+                <w:rFonts w:ascii="Times New Roman" w:hAnsi="Times New Roman" w:cs="Times New Roman"/>
+                <w:color w:val="000000"/>
+                <w:lang w:val="ru-RU"/>
+              </w:rPr>
+            </w:pPr>
+          </w:p>
+        </w:tc>
+      </w:tr>
+      <w:tr>
+        <w:trPr>
+          <w:cantSplit/>
+          <w:trHeight w:val="100"/>
+        </w:trPr>
+        <w:tc>
+          <w:tcPr>
+            <w:tcW w:w="563" w:type="dxa"/>
+            <w:tcBorders>
+              <w:left w:val="single" w:sz="4" w:space="0" w:color="000000"/>
+              <w:bottom w:val="single" w:sz="4" w:space="0" w:color="000000"/>
+            </w:tcBorders>
+          </w:tcPr>
+          <w:p>
+            <w:pPr>
+              <w:pStyle w:val="user5"/>
+              <w:widowControl w:val="0"/>
+              <w:spacing w:line="283" w:lineRule="atLeast"/>
+              <w:jc w:val="center"/>
+              <w:rPr>
+                <w:rFonts w:ascii="Times New Roman" w:hAnsi="Times New Roman" w:cs="Times New Roman"/>
+                <w:color w:val="000000"/>
+                <w:lang w:val="ru-RU"/>
+              </w:rPr>
+            </w:pPr>
+            <w:r>
+              <w:rPr>
+                <w:rFonts w:ascii="Times New Roman" w:hAnsi="Times New Roman" w:cs="Times New Roman"/>
+                <w:color w:val="000000"/>
+                <w:lang w:val="ru-RU"/>
+              </w:rPr>
+              <w:t>5.4</w:t>
+            </w:r>
+          </w:p>
+        </w:tc>
+        <w:tc>
+          <w:tcPr>
+            <w:tcW w:w="5386" w:type="dxa"/>
+            <w:tcBorders>
+              <w:left w:val="single" w:sz="4" w:space="0" w:color="000000"/>
+              <w:bottom w:val="single" w:sz="4" w:space="0" w:color="000000"/>
+            </w:tcBorders>
+          </w:tcPr>
+          <w:p>
+            <w:pPr>
+              <w:pStyle w:val="Standard"/>
+              <w:widowControl w:val="0"/>
+              <w:spacing w:line="283" w:lineRule="atLeast"/>
+              <w:rPr>
+                <w:rFonts w:ascii="Times New Roman" w:hAnsi="Times New Roman" w:cs="Times New Roman"/>
+                <w:color w:val="000000"/>
+                <w:lang w:val="ru-RU"/>
+              </w:rPr>
+            </w:pPr>
+            <w:r>
+              <w:rPr>
+                <w:rFonts w:ascii="Times New Roman" w:hAnsi="Times New Roman" w:cs="Times New Roman"/>
+                <w:color w:val="000000"/>
+                <w:lang w:val="ru-RU"/>
+              </w:rPr>
+              <w:t>Разработка отчёта - скрипта и шаблона</w:t>
             </w:r>
           </w:p>
           <w:p>
@@ -9741,7 +10795,54 @@
                 <w:color w:val="000000"/>
                 <w:lang w:val="ru-RU"/>
               </w:rPr>
-              <w:t>PLM-25442 Ведомость покупных изделий</w:t>
+              <w:t>Тестовый отчет – Ведомость покупных изделий</w:t>
+            </w:r>
+            <w:r>
+              <w:rPr>
+                <w:rFonts w:ascii="Times New Roman" w:hAnsi="Times New Roman" w:cs="Times New Roman"/>
+                <w:color w:val="000000"/>
+                <w:lang w:val="ru-RU"/>
+              </w:rPr>
+              <w:br/>
+              <w:t>(</w:t>
+            </w:r>
+            <w:hyperlink r:id="rId32">
+              <w:r>
+                <w:rPr>
+                  <w:rStyle w:val="a5"/>
+                  <w:rFonts w:ascii="Times New Roman" w:hAnsi="Times New Roman" w:cs="Times New Roman"/>
+                  <w:lang w:val="ru-RU"/>
+                </w:rPr>
+                <w:t>https://jira.ascon.ru/browse/PLM-25442</w:t>
+              </w:r>
+            </w:hyperlink>
+            <w:r>
+              <w:rPr>
+                <w:rFonts w:ascii="Times New Roman" w:hAnsi="Times New Roman" w:cs="Times New Roman"/>
+                <w:color w:val="000000"/>
+                <w:lang w:val="ru-RU"/>
+              </w:rPr>
+              <w:t>)</w:t>
+            </w:r>
+          </w:p>
+          <w:p>
+            <w:pPr>
+              <w:pStyle w:val="Standard"/>
+              <w:widowControl w:val="0"/>
+              <w:spacing w:line="283" w:lineRule="atLeast"/>
+              <w:rPr>
+                <w:rFonts w:ascii="Times New Roman" w:hAnsi="Times New Roman" w:cs="Times New Roman"/>
+                <w:color w:val="000000"/>
+                <w:lang w:val="ru-RU"/>
+              </w:rPr>
+            </w:pPr>
+            <w:r>
+              <w:rPr>
+                <w:rFonts w:ascii="Times New Roman" w:hAnsi="Times New Roman" w:cs="Times New Roman"/>
+                <w:color w:val="000000"/>
+                <w:lang w:val="ru-RU"/>
+              </w:rPr>
+              <w:t>Ответственный: Жуков, Медведчиков</w:t>
             </w:r>
           </w:p>
         </w:tc>
@@ -9772,7 +10873,7 @@
                 <w:sz w:val="22"/>
                 <w:lang w:val="ru-RU"/>
               </w:rPr>
-              <w:t>Отчеты разработаны, демо проведено, отчеты переданы аналитикам</w:t>
+              <w:t>Отчёт разработан, демо проведено, отчёт передан аналитикам</w:t>
             </w:r>
           </w:p>
         </w:tc>
@@ -9860,7 +10961,7 @@
                 <w:color w:val="000000"/>
                 <w:lang w:val="ru-RU"/>
               </w:rPr>
-              <w:t>5.3</w:t>
+              <w:t>5.5</w:t>
             </w:r>
           </w:p>
         </w:tc>
@@ -9889,7 +10990,7 @@
                 <w:color w:val="000000"/>
                 <w:lang w:val="ru-RU"/>
               </w:rPr>
-              <w:t>Обсуждение результатов. Выводы по шаблонизаторам</w:t>
+              <w:t>Обсуждение результатов этапа</w:t>
             </w:r>
           </w:p>
           <w:p>
@@ -9936,6 +11037,13 @@
                 <w:lang w:val="ru-RU"/>
               </w:rPr>
             </w:pPr>
+            <w:r>
+              <w:rPr>
+                <w:rFonts w:ascii="Times New Roman" w:hAnsi="Times New Roman" w:cs="Times New Roman"/>
+                <w:lang w:val="ru-RU"/>
+              </w:rPr>
+              <w:t>Получена обратная связь обеими сторонами</w:t>
+            </w:r>
           </w:p>
         </w:tc>
         <w:tc>
@@ -10016,6 +11124,14 @@
                 <w:lang w:val="ru-RU"/>
               </w:rPr>
             </w:pPr>
+            <w:r>
+              <w:rPr>
+                <w:rFonts w:ascii="Times New Roman" w:hAnsi="Times New Roman" w:cs="Times New Roman"/>
+                <w:color w:val="000000"/>
+                <w:lang w:val="ru-RU"/>
+              </w:rPr>
+              <w:t>5.6</w:t>
+            </w:r>
           </w:p>
         </w:tc>
         <w:tc>
@@ -10201,10 +11317,325 @@
     </w:p>
     <w:p>
       <w:pPr>
+        <w:pStyle w:val="user5"/>
+        <w:rPr>
+          <w:rFonts w:ascii="Times New Roman" w:hAnsi="Times New Roman" w:cs="Times New Roman"/>
+          <w:b/>
+          <w:bCs/>
+          <w:lang w:val="ru-RU"/>
+        </w:rPr>
+      </w:pPr>
+      <w:r>
+        <w:rPr>
+          <w:rFonts w:ascii="Times New Roman" w:hAnsi="Times New Roman" w:cs="Times New Roman"/>
+          <w:b/>
+          <w:bCs/>
+          <w:lang w:val="ru-RU"/>
+        </w:rPr>
+        <w:lastRenderedPageBreak/>
+        <w:t>Задачи, выполненные дополнительно к программе испытательного срока:</w:t>
+      </w:r>
+    </w:p>
+    <w:p>
+      <w:pPr>
+        <w:pStyle w:val="user5"/>
+        <w:rPr>
+          <w:rFonts w:ascii="Times New Roman" w:hAnsi="Times New Roman" w:cs="Times New Roman"/>
+          <w:lang w:val="ru-RU"/>
+        </w:rPr>
+      </w:pPr>
+    </w:p>
+    <w:p>
+      <w:pPr>
+        <w:pStyle w:val="user5"/>
+        <w:numPr>
+          <w:ilvl w:val="0"/>
+          <w:numId w:val="13"/>
+        </w:numPr>
+        <w:rPr>
+          <w:rFonts w:ascii="Times New Roman" w:hAnsi="Times New Roman" w:cs="Times New Roman"/>
+          <w:lang w:val="ru-RU"/>
+        </w:rPr>
+      </w:pPr>
+      <w:r>
+        <w:rPr>
+          <w:rFonts w:ascii="Times New Roman" w:hAnsi="Times New Roman" w:cs="Times New Roman"/>
+          <w:lang w:val="ru-RU"/>
+        </w:rPr>
+        <w:t xml:space="preserve">Изучение работы и настройка СУБД </w:t>
+      </w:r>
+      <w:r>
+        <w:rPr>
+          <w:rFonts w:ascii="Times New Roman" w:hAnsi="Times New Roman" w:cs="Times New Roman"/>
+        </w:rPr>
+        <w:t>PostgreSql</w:t>
+      </w:r>
+      <w:r>
+        <w:rPr>
+          <w:rFonts w:ascii="Times New Roman" w:hAnsi="Times New Roman" w:cs="Times New Roman"/>
+          <w:lang w:val="ru-RU"/>
+        </w:rPr>
+        <w:t>.</w:t>
+      </w:r>
+    </w:p>
+    <w:p>
+      <w:pPr>
+        <w:pStyle w:val="user5"/>
+        <w:numPr>
+          <w:ilvl w:val="0"/>
+          <w:numId w:val="13"/>
+        </w:numPr>
+        <w:rPr>
+          <w:rFonts w:ascii="Times New Roman" w:hAnsi="Times New Roman" w:cs="Times New Roman"/>
+          <w:lang w:val="ru-RU"/>
+        </w:rPr>
+      </w:pPr>
+      <w:r>
+        <w:rPr>
+          <w:rFonts w:ascii="Times New Roman" w:hAnsi="Times New Roman" w:cs="Times New Roman"/>
+          <w:lang w:val="ru-RU"/>
+        </w:rPr>
+        <w:t>Исправление ошибки:</w:t>
+      </w:r>
+      <w:r>
+        <w:rPr>
+          <w:rFonts w:ascii="Times New Roman" w:hAnsi="Times New Roman" w:cs="Times New Roman"/>
+          <w:lang w:val="ru-RU"/>
+        </w:rPr>
+        <w:br/>
+      </w:r>
+      <w:r>
+        <w:rPr>
+          <w:rFonts w:ascii="Times New Roman" w:hAnsi="Times New Roman" w:cs="Times New Roman"/>
+        </w:rPr>
+        <w:t>WebApi</w:t>
+      </w:r>
+      <w:r>
+        <w:rPr>
+          <w:rFonts w:ascii="Times New Roman" w:hAnsi="Times New Roman" w:cs="Times New Roman"/>
+          <w:lang w:val="ru-RU"/>
+        </w:rPr>
+        <w:t xml:space="preserve">. </w:t>
+      </w:r>
+      <w:r>
+        <w:rPr>
+          <w:rFonts w:ascii="Times New Roman" w:hAnsi="Times New Roman" w:cs="Times New Roman"/>
+          <w:lang w:val="ru-RU"/>
+        </w:rPr>
+        <w:t>Эндпоинты</w:t>
+      </w:r>
+      <w:r>
+        <w:rPr>
+          <w:rFonts w:ascii="Times New Roman" w:hAnsi="Times New Roman" w:cs="Times New Roman"/>
+          <w:lang w:val="ru-RU"/>
+        </w:rPr>
+        <w:t xml:space="preserve"> </w:t>
+      </w:r>
+      <w:r>
+        <w:rPr>
+          <w:rFonts w:ascii="Times New Roman" w:hAnsi="Times New Roman" w:cs="Times New Roman"/>
+        </w:rPr>
+        <w:t>new</w:t>
+      </w:r>
+      <w:r>
+        <w:rPr>
+          <w:rFonts w:ascii="Times New Roman" w:hAnsi="Times New Roman" w:cs="Times New Roman"/>
+          <w:lang w:val="ru-RU"/>
+        </w:rPr>
+        <w:t>-</w:t>
+      </w:r>
+      <w:r>
+        <w:rPr>
+          <w:rFonts w:ascii="Times New Roman" w:hAnsi="Times New Roman" w:cs="Times New Roman"/>
+        </w:rPr>
+        <w:t>type</w:t>
+      </w:r>
+      <w:r>
+        <w:rPr>
+          <w:rFonts w:ascii="Times New Roman" w:hAnsi="Times New Roman" w:cs="Times New Roman"/>
+          <w:lang w:val="ru-RU"/>
+        </w:rPr>
+        <w:t>-</w:t>
+      </w:r>
+      <w:r>
+        <w:rPr>
+          <w:rFonts w:ascii="Times New Roman" w:hAnsi="Times New Roman" w:cs="Times New Roman"/>
+        </w:rPr>
+        <w:t>ex</w:t>
+      </w:r>
+      <w:r>
+        <w:rPr>
+          <w:rFonts w:ascii="Times New Roman" w:hAnsi="Times New Roman" w:cs="Times New Roman"/>
+          <w:lang w:val="ru-RU"/>
+        </w:rPr>
+        <w:t xml:space="preserve"> </w:t>
+      </w:r>
+      <w:r>
+        <w:rPr>
+          <w:rFonts w:ascii="Times New Roman" w:hAnsi="Times New Roman" w:cs="Times New Roman"/>
+          <w:lang w:val="ru-RU"/>
+        </w:rPr>
+        <w:t>и</w:t>
+      </w:r>
+      <w:r>
+        <w:rPr>
+          <w:rFonts w:ascii="Times New Roman" w:hAnsi="Times New Roman" w:cs="Times New Roman"/>
+          <w:lang w:val="ru-RU"/>
+        </w:rPr>
+        <w:t xml:space="preserve"> </w:t>
+      </w:r>
+      <w:r>
+        <w:rPr>
+          <w:rFonts w:ascii="Times New Roman" w:hAnsi="Times New Roman" w:cs="Times New Roman"/>
+        </w:rPr>
+        <w:t>update</w:t>
+      </w:r>
+      <w:r>
+        <w:rPr>
+          <w:rFonts w:ascii="Times New Roman" w:hAnsi="Times New Roman" w:cs="Times New Roman"/>
+          <w:lang w:val="ru-RU"/>
+        </w:rPr>
+        <w:t>-</w:t>
+      </w:r>
+      <w:r>
+        <w:rPr>
+          <w:rFonts w:ascii="Times New Roman" w:hAnsi="Times New Roman" w:cs="Times New Roman"/>
+        </w:rPr>
+        <w:t>type</w:t>
+      </w:r>
+      <w:r>
+        <w:rPr>
+          <w:rFonts w:ascii="Times New Roman" w:hAnsi="Times New Roman" w:cs="Times New Roman"/>
+          <w:lang w:val="ru-RU"/>
+        </w:rPr>
+        <w:t>-</w:t>
+      </w:r>
+      <w:r>
+        <w:rPr>
+          <w:rFonts w:ascii="Times New Roman" w:hAnsi="Times New Roman" w:cs="Times New Roman"/>
+        </w:rPr>
+        <w:t>ex</w:t>
+      </w:r>
+      <w:r>
+        <w:rPr>
+          <w:rFonts w:ascii="Times New Roman" w:hAnsi="Times New Roman" w:cs="Times New Roman"/>
+          <w:lang w:val="ru-RU"/>
+        </w:rPr>
+        <w:t xml:space="preserve"> </w:t>
+      </w:r>
+      <w:r>
+        <w:rPr>
+          <w:rFonts w:ascii="Times New Roman" w:hAnsi="Times New Roman" w:cs="Times New Roman"/>
+          <w:lang w:val="ru-RU"/>
+        </w:rPr>
+        <w:t>не</w:t>
+      </w:r>
+      <w:r>
+        <w:rPr>
+          <w:rFonts w:ascii="Times New Roman" w:hAnsi="Times New Roman" w:cs="Times New Roman"/>
+          <w:lang w:val="ru-RU"/>
+        </w:rPr>
+        <w:t xml:space="preserve"> </w:t>
+      </w:r>
+      <w:r>
+        <w:rPr>
+          <w:rFonts w:ascii="Times New Roman" w:hAnsi="Times New Roman" w:cs="Times New Roman"/>
+          <w:lang w:val="ru-RU"/>
+        </w:rPr>
+        <w:t xml:space="preserve">изменяют признак «Абстрактный» при использовании БД </w:t>
+      </w:r>
+      <w:r>
+        <w:rPr>
+          <w:rFonts w:ascii="Times New Roman" w:hAnsi="Times New Roman" w:cs="Times New Roman"/>
+        </w:rPr>
+        <w:t>PostgreSQL</w:t>
+      </w:r>
+      <w:r>
+        <w:rPr>
+          <w:rFonts w:ascii="Times New Roman" w:hAnsi="Times New Roman" w:cs="Times New Roman"/>
+          <w:lang w:val="ru-RU"/>
+        </w:rPr>
+        <w:t>.</w:t>
+      </w:r>
+      <w:r>
+        <w:rPr>
+          <w:rFonts w:ascii="Times New Roman" w:hAnsi="Times New Roman" w:cs="Times New Roman"/>
+          <w:lang w:val="ru-RU"/>
+        </w:rPr>
+        <w:br/>
+      </w:r>
+      <w:r>
+        <w:rPr>
+          <w:rFonts w:ascii="Times New Roman" w:hAnsi="Times New Roman" w:cs="Times New Roman"/>
+        </w:rPr>
+        <w:t>(</w:t>
+      </w:r>
+      <w:hyperlink r:id="rId33">
+        <w:r>
+          <w:rPr>
+            <w:rStyle w:val="a5"/>
+            <w:rFonts w:ascii="Times New Roman" w:hAnsi="Times New Roman" w:cs="Times New Roman"/>
+            <w:lang w:val="ru-RU"/>
+          </w:rPr>
+          <w:t>https://jira.ascon.ru/browse/PLM-26942</w:t>
+        </w:r>
+      </w:hyperlink>
+      <w:r>
+        <w:rPr>
+          <w:rFonts w:ascii="Times New Roman" w:hAnsi="Times New Roman" w:cs="Times New Roman"/>
+        </w:rPr>
+        <w:t>)</w:t>
+      </w:r>
+    </w:p>
+    <w:p>
+      <w:pPr>
+        <w:pStyle w:val="user5"/>
+        <w:rPr>
+          <w:rFonts w:ascii="Times New Roman" w:hAnsi="Times New Roman" w:cs="Times New Roman"/>
+          <w:color w:val="000000"/>
+          <w:lang w:val="ru-RU"/>
+        </w:rPr>
+      </w:pPr>
+    </w:p>
+    <w:p>
+      <w:pPr>
+        <w:pStyle w:val="Standard"/>
+        <w:rPr>
+          <w:rFonts w:ascii="Times New Roman" w:hAnsi="Times New Roman" w:cs="Times New Roman"/>
+          <w:b/>
+          <w:bCs/>
+          <w:lang w:val="ru-RU"/>
+        </w:rPr>
+      </w:pPr>
+    </w:p>
+    <w:p>
+      <w:pPr>
+        <w:pStyle w:val="Standard"/>
+        <w:rPr>
+          <w:rFonts w:ascii="Times New Roman" w:hAnsi="Times New Roman" w:cs="Times New Roman"/>
+          <w:b/>
+          <w:bCs/>
+          <w:lang w:val="ru-RU"/>
+        </w:rPr>
+      </w:pPr>
+      <w:r>
+        <w:rPr>
+          <w:rFonts w:ascii="Times New Roman" w:hAnsi="Times New Roman" w:cs="Times New Roman"/>
+          <w:b/>
+          <w:bCs/>
+          <w:lang w:val="ru-RU"/>
+        </w:rPr>
+        <w:t>Заключение:</w:t>
+      </w:r>
+    </w:p>
+    <w:p>
+      <w:pPr>
         <w:pStyle w:val="Standard"/>
         <w:spacing w:after="113" w:line="276" w:lineRule="auto"/>
         <w:rPr>
           <w:rFonts w:ascii="Times New Roman" w:hAnsi="Times New Roman" w:cs="Times New Roman"/>
+          <w:b/>
+          <w:bCs/>
           <w:lang w:val="ru-RU"/>
         </w:rPr>
       </w:pPr>
@@ -10215,6 +11646,212 @@
         <w:spacing w:after="113" w:line="276" w:lineRule="auto"/>
         <w:rPr>
           <w:rFonts w:ascii="Times New Roman" w:hAnsi="Times New Roman" w:cs="Times New Roman"/>
+          <w:b/>
+          <w:bCs/>
+          <w:lang w:val="ru-RU"/>
+        </w:rPr>
+      </w:pPr>
+    </w:p>
+    <w:p>
+      <w:pPr>
+        <w:pStyle w:val="Standard"/>
+        <w:spacing w:after="113" w:line="276" w:lineRule="auto"/>
+        <w:rPr>
+          <w:rFonts w:ascii="Times New Roman" w:hAnsi="Times New Roman" w:cs="Times New Roman"/>
+          <w:b/>
+          <w:bCs/>
+          <w:lang w:val="ru-RU"/>
+        </w:rPr>
+      </w:pPr>
+    </w:p>
+    <w:p>
+      <w:pPr>
+        <w:pStyle w:val="Standard"/>
+        <w:spacing w:after="113" w:line="276" w:lineRule="auto"/>
+        <w:rPr>
+          <w:rFonts w:ascii="Times New Roman" w:hAnsi="Times New Roman" w:cs="Times New Roman"/>
+          <w:b/>
+          <w:bCs/>
+          <w:lang w:val="ru-RU"/>
+        </w:rPr>
+      </w:pPr>
+    </w:p>
+    <w:p>
+      <w:pPr>
+        <w:pStyle w:val="Standard"/>
+        <w:spacing w:after="113" w:line="276" w:lineRule="auto"/>
+        <w:rPr>
+          <w:rFonts w:ascii="Times New Roman" w:hAnsi="Times New Roman" w:cs="Times New Roman"/>
+          <w:b/>
+          <w:bCs/>
+          <w:lang w:val="ru-RU"/>
+        </w:rPr>
+      </w:pPr>
+    </w:p>
+    <w:p>
+      <w:pPr>
+        <w:pStyle w:val="Standard"/>
+        <w:spacing w:after="113" w:line="276" w:lineRule="auto"/>
+        <w:rPr>
+          <w:rFonts w:ascii="Times New Roman" w:hAnsi="Times New Roman" w:cs="Times New Roman"/>
+          <w:b/>
+          <w:bCs/>
+          <w:lang w:val="ru-RU"/>
+        </w:rPr>
+      </w:pPr>
+    </w:p>
+    <w:p>
+      <w:pPr>
+        <w:pStyle w:val="Standard"/>
+        <w:spacing w:after="113" w:line="276" w:lineRule="auto"/>
+        <w:rPr>
+          <w:rFonts w:ascii="Times New Roman" w:hAnsi="Times New Roman" w:cs="Times New Roman"/>
+          <w:b/>
+          <w:bCs/>
+          <w:lang w:val="ru-RU"/>
+        </w:rPr>
+      </w:pPr>
+    </w:p>
+    <w:p>
+      <w:pPr>
+        <w:pStyle w:val="Standard"/>
+        <w:spacing w:after="113" w:line="276" w:lineRule="auto"/>
+        <w:rPr>
+          <w:rFonts w:ascii="Times New Roman" w:hAnsi="Times New Roman" w:cs="Times New Roman"/>
+          <w:b/>
+          <w:bCs/>
+          <w:lang w:val="ru-RU"/>
+        </w:rPr>
+      </w:pPr>
+    </w:p>
+    <w:p>
+      <w:pPr>
+        <w:pStyle w:val="Standard"/>
+        <w:spacing w:after="113" w:line="276" w:lineRule="auto"/>
+        <w:rPr>
+          <w:rFonts w:ascii="Times New Roman" w:hAnsi="Times New Roman" w:cs="Times New Roman"/>
+          <w:b/>
+          <w:bCs/>
+          <w:lang w:val="ru-RU"/>
+        </w:rPr>
+      </w:pPr>
+    </w:p>
+    <w:p>
+      <w:pPr>
+        <w:pStyle w:val="Standard"/>
+        <w:spacing w:after="113" w:line="276" w:lineRule="auto"/>
+        <w:rPr>
+          <w:rFonts w:ascii="Times New Roman" w:hAnsi="Times New Roman" w:cs="Times New Roman"/>
+          <w:b/>
+          <w:bCs/>
+          <w:lang w:val="ru-RU"/>
+        </w:rPr>
+      </w:pPr>
+    </w:p>
+    <w:p>
+      <w:pPr>
+        <w:pStyle w:val="Standard"/>
+        <w:spacing w:after="113" w:line="276" w:lineRule="auto"/>
+        <w:rPr>
+          <w:rFonts w:ascii="Times New Roman" w:hAnsi="Times New Roman" w:cs="Times New Roman"/>
+          <w:b/>
+          <w:bCs/>
+          <w:lang w:val="ru-RU"/>
+        </w:rPr>
+      </w:pPr>
+    </w:p>
+    <w:p>
+      <w:pPr>
+        <w:pStyle w:val="Standard"/>
+        <w:spacing w:after="113" w:line="276" w:lineRule="auto"/>
+        <w:rPr>
+          <w:rFonts w:ascii="Times New Roman" w:hAnsi="Times New Roman" w:cs="Times New Roman"/>
+          <w:b/>
+          <w:bCs/>
+          <w:lang w:val="ru-RU"/>
+        </w:rPr>
+      </w:pPr>
+    </w:p>
+    <w:p>
+      <w:pPr>
+        <w:pStyle w:val="Standard"/>
+        <w:spacing w:after="113" w:line="276" w:lineRule="auto"/>
+        <w:rPr>
+          <w:rFonts w:ascii="Times New Roman" w:hAnsi="Times New Roman" w:cs="Times New Roman"/>
+          <w:b/>
+          <w:bCs/>
+          <w:lang w:val="ru-RU"/>
+        </w:rPr>
+      </w:pPr>
+    </w:p>
+    <w:p>
+      <w:pPr>
+        <w:pStyle w:val="Standard"/>
+        <w:spacing w:after="113" w:line="276" w:lineRule="auto"/>
+        <w:rPr>
+          <w:rFonts w:ascii="Times New Roman" w:hAnsi="Times New Roman" w:cs="Times New Roman"/>
+          <w:b/>
+          <w:bCs/>
+          <w:lang w:val="ru-RU"/>
+        </w:rPr>
+      </w:pPr>
+    </w:p>
+    <w:p>
+      <w:pPr>
+        <w:pStyle w:val="Standard"/>
+        <w:spacing w:after="113" w:line="276" w:lineRule="auto"/>
+        <w:rPr>
+          <w:rFonts w:ascii="Times New Roman" w:hAnsi="Times New Roman" w:cs="Times New Roman"/>
+          <w:b/>
+          <w:bCs/>
+          <w:lang w:val="ru-RU"/>
+        </w:rPr>
+      </w:pPr>
+    </w:p>
+    <w:p>
+      <w:pPr>
+        <w:pStyle w:val="Standard"/>
+        <w:spacing w:after="113" w:line="276" w:lineRule="auto"/>
+        <w:rPr>
+          <w:rFonts w:ascii="Times New Roman" w:hAnsi="Times New Roman" w:cs="Times New Roman"/>
+          <w:b/>
+          <w:bCs/>
+          <w:lang w:val="ru-RU"/>
+        </w:rPr>
+      </w:pPr>
+    </w:p>
+    <w:p>
+      <w:pPr>
+        <w:pStyle w:val="Standard"/>
+        <w:spacing w:after="113" w:line="276" w:lineRule="auto"/>
+        <w:rPr>
+          <w:rFonts w:ascii="Times New Roman" w:hAnsi="Times New Roman" w:cs="Times New Roman"/>
+          <w:b/>
+          <w:bCs/>
+          <w:lang w:val="ru-RU"/>
+        </w:rPr>
+      </w:pPr>
+    </w:p>
+    <w:p>
+      <w:pPr>
+        <w:pStyle w:val="Standard"/>
+        <w:spacing w:after="113" w:line="276" w:lineRule="auto"/>
+        <w:rPr>
+          <w:rFonts w:ascii="Times New Roman" w:hAnsi="Times New Roman" w:cs="Times New Roman"/>
+          <w:b/>
+          <w:bCs/>
+          <w:lang w:val="ru-RU"/>
+        </w:rPr>
+      </w:pPr>
+    </w:p>
+    <w:p>
+      <w:pPr>
+        <w:pStyle w:val="Standard"/>
+        <w:spacing w:after="113" w:line="276" w:lineRule="auto"/>
+        <w:rPr>
+          <w:rFonts w:ascii="Times New Roman" w:hAnsi="Times New Roman" w:cs="Times New Roman"/>
+          <w:b/>
+          <w:bCs/>
           <w:lang w:val="ru-RU"/>
         </w:rPr>
       </w:pPr>
@@ -10329,7 +11966,8 @@
     </w:p>
     <w:p>
       <w:pPr>
-        <w:pStyle w:val="user5"/>
+        <w:pStyle w:val="Standard"/>
+        <w:spacing w:after="113" w:line="276" w:lineRule="auto"/>
         <w:rPr>
           <w:rFonts w:ascii="Times New Roman" w:hAnsi="Times New Roman" w:cs="Times New Roman"/>
           <w:b/>
@@ -10340,7 +11978,9 @@
     </w:p>
     <w:p>
       <w:pPr>
-        <w:pStyle w:val="user5"/>
+        <w:pStyle w:val="Standard"/>
+        <w:spacing w:after="113" w:line="276" w:lineRule="auto"/>
+        <w:jc w:val="center"/>
         <w:rPr>
           <w:rFonts w:ascii="Times New Roman" w:hAnsi="Times New Roman" w:cs="Times New Roman"/>
           <w:b/>
@@ -10348,457 +11988,14 @@
           <w:lang w:val="ru-RU"/>
         </w:rPr>
       </w:pPr>
-    </w:p>
-    <w:p>
-      <w:pPr>
-        <w:pStyle w:val="user5"/>
+      <w:r>
         <w:rPr>
           <w:rFonts w:ascii="Times New Roman" w:hAnsi="Times New Roman" w:cs="Times New Roman"/>
           <w:b/>
           <w:bCs/>
           <w:lang w:val="ru-RU"/>
         </w:rPr>
-      </w:pPr>
-      <w:r>
-        <w:rPr>
-          <w:rFonts w:ascii="Times New Roman" w:hAnsi="Times New Roman" w:cs="Times New Roman"/>
-          <w:b/>
-          <w:bCs/>
-          <w:lang w:val="ru-RU"/>
-        </w:rPr>
-        <w:t>Задачи, выполненные дополнительно к программе испытательного срока:</w:t>
-      </w:r>
-    </w:p>
-    <w:p>
-      <w:pPr>
-        <w:pStyle w:val="user5"/>
-        <w:rPr>
-          <w:rFonts w:ascii="Times New Roman" w:hAnsi="Times New Roman" w:cs="Times New Roman"/>
-          <w:lang w:val="ru-RU"/>
-        </w:rPr>
-      </w:pPr>
-    </w:p>
-    <w:p>
-      <w:pPr>
-        <w:pStyle w:val="user5"/>
-        <w:numPr>
-          <w:ilvl w:val="0"/>
-          <w:numId w:val="13"/>
-        </w:numPr>
-        <w:rPr>
-          <w:rFonts w:ascii="Times New Roman" w:hAnsi="Times New Roman" w:cs="Times New Roman"/>
-          <w:lang w:val="ru-RU"/>
-        </w:rPr>
-      </w:pPr>
-    </w:p>
-    <w:p>
-      <w:pPr>
-        <w:pStyle w:val="user5"/>
-        <w:numPr>
-          <w:ilvl w:val="0"/>
-          <w:numId w:val="11"/>
-        </w:numPr>
-        <w:rPr>
-          <w:rFonts w:ascii="Times New Roman" w:hAnsi="Times New Roman" w:cs="Times New Roman"/>
-          <w:lang w:val="ru-RU"/>
-        </w:rPr>
-      </w:pPr>
-    </w:p>
-    <w:p>
-      <w:pPr>
-        <w:pStyle w:val="user5"/>
-        <w:rPr>
-          <w:rFonts w:ascii="Times New Roman" w:hAnsi="Times New Roman" w:cs="Times New Roman"/>
-          <w:color w:val="000000"/>
-          <w:lang w:val="ru-RU"/>
-        </w:rPr>
-      </w:pPr>
-    </w:p>
-    <w:p>
-      <w:pPr>
-        <w:pStyle w:val="Standard"/>
-        <w:rPr>
-          <w:rFonts w:ascii="Times New Roman" w:hAnsi="Times New Roman" w:cs="Times New Roman"/>
-          <w:b/>
-          <w:bCs/>
-          <w:lang w:val="ru-RU"/>
-        </w:rPr>
-      </w:pPr>
-    </w:p>
-    <w:p>
-      <w:pPr>
-        <w:pStyle w:val="Standard"/>
-        <w:rPr>
-          <w:rFonts w:ascii="Times New Roman" w:hAnsi="Times New Roman" w:cs="Times New Roman"/>
-          <w:b/>
-          <w:bCs/>
-          <w:lang w:val="ru-RU"/>
-        </w:rPr>
-      </w:pPr>
-      <w:r>
-        <w:rPr>
-          <w:rFonts w:ascii="Times New Roman" w:hAnsi="Times New Roman" w:cs="Times New Roman"/>
-          <w:b/>
-          <w:bCs/>
-          <w:lang w:val="ru-RU"/>
-        </w:rPr>
-        <w:t>Заключение:</w:t>
-      </w:r>
-    </w:p>
-    <w:p>
-      <w:pPr>
-        <w:pStyle w:val="Standard"/>
-        <w:jc w:val="both"/>
-        <w:rPr>
-          <w:rFonts w:ascii="Times New Roman" w:hAnsi="Times New Roman" w:cs="Times New Roman"/>
-          <w:lang w:val="ru-RU"/>
-        </w:rPr>
-      </w:pPr>
-    </w:p>
-    <w:p>
-      <w:pPr>
-        <w:pStyle w:val="Standard"/>
-        <w:spacing w:after="113" w:line="276" w:lineRule="auto"/>
-        <w:jc w:val="center"/>
-        <w:rPr>
-          <w:rFonts w:ascii="Times New Roman" w:hAnsi="Times New Roman" w:cs="Times New Roman"/>
-          <w:b/>
-          <w:bCs/>
-          <w:lang w:val="ru-RU"/>
-        </w:rPr>
-      </w:pPr>
-    </w:p>
-    <w:p>
-      <w:pPr>
-        <w:pStyle w:val="Standard"/>
-        <w:spacing w:after="113" w:line="276" w:lineRule="auto"/>
-        <w:jc w:val="center"/>
-        <w:rPr>
-          <w:rFonts w:ascii="Times New Roman" w:hAnsi="Times New Roman" w:cs="Times New Roman"/>
-          <w:b/>
-          <w:bCs/>
-          <w:lang w:val="ru-RU"/>
-        </w:rPr>
-      </w:pPr>
-    </w:p>
-    <w:p>
-      <w:pPr>
-        <w:pStyle w:val="Standard"/>
-        <w:spacing w:after="113" w:line="276" w:lineRule="auto"/>
-        <w:jc w:val="center"/>
-        <w:rPr>
-          <w:rFonts w:ascii="Times New Roman" w:hAnsi="Times New Roman" w:cs="Times New Roman"/>
-          <w:b/>
-          <w:bCs/>
-          <w:lang w:val="ru-RU"/>
-        </w:rPr>
-      </w:pPr>
-    </w:p>
-    <w:p>
-      <w:pPr>
-        <w:pStyle w:val="Standard"/>
-        <w:spacing w:after="113" w:line="276" w:lineRule="auto"/>
-        <w:jc w:val="center"/>
-        <w:rPr>
-          <w:rFonts w:ascii="Times New Roman" w:hAnsi="Times New Roman" w:cs="Times New Roman"/>
-          <w:b/>
-          <w:bCs/>
-          <w:lang w:val="ru-RU"/>
-        </w:rPr>
-      </w:pPr>
-    </w:p>
-    <w:p>
-      <w:pPr>
-        <w:pStyle w:val="Standard"/>
-        <w:spacing w:after="113" w:line="276" w:lineRule="auto"/>
-        <w:jc w:val="center"/>
-        <w:rPr>
-          <w:rFonts w:ascii="Times New Roman" w:hAnsi="Times New Roman" w:cs="Times New Roman"/>
-          <w:b/>
-          <w:bCs/>
-          <w:lang w:val="ru-RU"/>
-        </w:rPr>
-      </w:pPr>
-    </w:p>
-    <w:p>
-      <w:pPr>
-        <w:pStyle w:val="Standard"/>
-        <w:spacing w:after="113" w:line="276" w:lineRule="auto"/>
-        <w:jc w:val="center"/>
-        <w:rPr>
-          <w:rFonts w:ascii="Times New Roman" w:hAnsi="Times New Roman" w:cs="Times New Roman"/>
-          <w:b/>
-          <w:bCs/>
-          <w:lang w:val="ru-RU"/>
-        </w:rPr>
-      </w:pPr>
-    </w:p>
-    <w:p>
-      <w:pPr>
-        <w:pStyle w:val="Standard"/>
-        <w:spacing w:after="113" w:line="276" w:lineRule="auto"/>
-        <w:jc w:val="center"/>
-        <w:rPr>
-          <w:rFonts w:ascii="Times New Roman" w:hAnsi="Times New Roman" w:cs="Times New Roman"/>
-          <w:b/>
-          <w:bCs/>
-          <w:lang w:val="ru-RU"/>
-        </w:rPr>
-      </w:pPr>
-    </w:p>
-    <w:p>
-      <w:pPr>
-        <w:pStyle w:val="Standard"/>
-        <w:spacing w:after="113" w:line="276" w:lineRule="auto"/>
-        <w:jc w:val="center"/>
-        <w:rPr>
-          <w:rFonts w:ascii="Times New Roman" w:hAnsi="Times New Roman" w:cs="Times New Roman"/>
-          <w:b/>
-          <w:bCs/>
-          <w:lang w:val="ru-RU"/>
-        </w:rPr>
-      </w:pPr>
-    </w:p>
-    <w:p>
-      <w:pPr>
-        <w:pStyle w:val="Standard"/>
-        <w:spacing w:after="113" w:line="276" w:lineRule="auto"/>
-        <w:jc w:val="center"/>
-        <w:rPr>
-          <w:rFonts w:ascii="Times New Roman" w:hAnsi="Times New Roman" w:cs="Times New Roman"/>
-          <w:b/>
-          <w:bCs/>
-          <w:lang w:val="ru-RU"/>
-        </w:rPr>
-      </w:pPr>
-    </w:p>
-    <w:p>
-      <w:pPr>
-        <w:pStyle w:val="Standard"/>
-        <w:spacing w:after="113" w:line="276" w:lineRule="auto"/>
-        <w:jc w:val="center"/>
-        <w:rPr>
-          <w:rFonts w:ascii="Times New Roman" w:hAnsi="Times New Roman" w:cs="Times New Roman"/>
-          <w:b/>
-          <w:bCs/>
-          <w:lang w:val="ru-RU"/>
-        </w:rPr>
-      </w:pPr>
-    </w:p>
-    <w:p>
-      <w:pPr>
-        <w:pStyle w:val="Standard"/>
-        <w:spacing w:after="113" w:line="276" w:lineRule="auto"/>
-        <w:jc w:val="center"/>
-        <w:rPr>
-          <w:rFonts w:ascii="Times New Roman" w:hAnsi="Times New Roman" w:cs="Times New Roman"/>
-          <w:b/>
-          <w:bCs/>
-          <w:lang w:val="ru-RU"/>
-        </w:rPr>
-      </w:pPr>
-    </w:p>
-    <w:p>
-      <w:pPr>
-        <w:pStyle w:val="Standard"/>
-        <w:spacing w:after="113" w:line="276" w:lineRule="auto"/>
-        <w:jc w:val="center"/>
-        <w:rPr>
-          <w:rFonts w:ascii="Times New Roman" w:hAnsi="Times New Roman" w:cs="Times New Roman"/>
-          <w:b/>
-          <w:bCs/>
-          <w:lang w:val="ru-RU"/>
-        </w:rPr>
-      </w:pPr>
-    </w:p>
-    <w:p>
-      <w:pPr>
-        <w:pStyle w:val="Standard"/>
-        <w:spacing w:after="113" w:line="276" w:lineRule="auto"/>
-        <w:jc w:val="center"/>
-        <w:rPr>
-          <w:rFonts w:ascii="Times New Roman" w:hAnsi="Times New Roman" w:cs="Times New Roman"/>
-          <w:b/>
-          <w:bCs/>
-          <w:lang w:val="ru-RU"/>
-        </w:rPr>
-      </w:pPr>
-    </w:p>
-    <w:p>
-      <w:pPr>
-        <w:pStyle w:val="Standard"/>
-        <w:spacing w:after="113" w:line="276" w:lineRule="auto"/>
-        <w:jc w:val="center"/>
-        <w:rPr>
-          <w:rFonts w:ascii="Times New Roman" w:hAnsi="Times New Roman" w:cs="Times New Roman"/>
-          <w:b/>
-          <w:bCs/>
-          <w:lang w:val="ru-RU"/>
-        </w:rPr>
-      </w:pPr>
-    </w:p>
-    <w:p>
-      <w:pPr>
-        <w:pStyle w:val="Standard"/>
-        <w:spacing w:after="113" w:line="276" w:lineRule="auto"/>
-        <w:jc w:val="center"/>
-        <w:rPr>
-          <w:rFonts w:ascii="Times New Roman" w:hAnsi="Times New Roman" w:cs="Times New Roman"/>
-          <w:b/>
-          <w:bCs/>
-          <w:lang w:val="ru-RU"/>
-        </w:rPr>
-      </w:pPr>
-    </w:p>
-    <w:p>
-      <w:pPr>
-        <w:pStyle w:val="Standard"/>
-        <w:spacing w:after="113" w:line="276" w:lineRule="auto"/>
-        <w:jc w:val="center"/>
-        <w:rPr>
-          <w:rFonts w:ascii="Times New Roman" w:hAnsi="Times New Roman" w:cs="Times New Roman"/>
-          <w:b/>
-          <w:bCs/>
-          <w:lang w:val="ru-RU"/>
-        </w:rPr>
-      </w:pPr>
-    </w:p>
-    <w:p>
-      <w:pPr>
-        <w:pStyle w:val="Standard"/>
-        <w:spacing w:after="113" w:line="276" w:lineRule="auto"/>
-        <w:jc w:val="center"/>
-        <w:rPr>
-          <w:rFonts w:ascii="Times New Roman" w:hAnsi="Times New Roman" w:cs="Times New Roman"/>
-          <w:b/>
-          <w:bCs/>
-          <w:lang w:val="ru-RU"/>
-        </w:rPr>
-      </w:pPr>
-    </w:p>
-    <w:p>
-      <w:pPr>
-        <w:pStyle w:val="Standard"/>
-        <w:spacing w:after="113" w:line="276" w:lineRule="auto"/>
-        <w:jc w:val="center"/>
-        <w:rPr>
-          <w:rFonts w:ascii="Times New Roman" w:hAnsi="Times New Roman" w:cs="Times New Roman"/>
-          <w:b/>
-          <w:bCs/>
-          <w:lang w:val="ru-RU"/>
-        </w:rPr>
-      </w:pPr>
-    </w:p>
-    <w:p>
-      <w:pPr>
-        <w:pStyle w:val="Standard"/>
-        <w:spacing w:after="113" w:line="276" w:lineRule="auto"/>
-        <w:jc w:val="center"/>
-        <w:rPr>
-          <w:rFonts w:ascii="Times New Roman" w:hAnsi="Times New Roman" w:cs="Times New Roman"/>
-          <w:b/>
-          <w:bCs/>
-          <w:lang w:val="ru-RU"/>
-        </w:rPr>
-      </w:pPr>
-    </w:p>
-    <w:p>
-      <w:pPr>
-        <w:pStyle w:val="Standard"/>
-        <w:spacing w:after="113" w:line="276" w:lineRule="auto"/>
-        <w:jc w:val="center"/>
-        <w:rPr>
-          <w:rFonts w:ascii="Times New Roman" w:hAnsi="Times New Roman" w:cs="Times New Roman"/>
-          <w:b/>
-          <w:bCs/>
-          <w:lang w:val="ru-RU"/>
-        </w:rPr>
-      </w:pPr>
-    </w:p>
-    <w:p>
-      <w:pPr>
-        <w:pStyle w:val="Standard"/>
-        <w:spacing w:after="113" w:line="276" w:lineRule="auto"/>
-        <w:jc w:val="center"/>
-        <w:rPr>
-          <w:rFonts w:ascii="Times New Roman" w:hAnsi="Times New Roman" w:cs="Times New Roman"/>
-          <w:b/>
-          <w:bCs/>
-          <w:lang w:val="ru-RU"/>
-        </w:rPr>
-      </w:pPr>
-    </w:p>
-    <w:p>
-      <w:pPr>
-        <w:pStyle w:val="Standard"/>
-        <w:spacing w:after="113" w:line="276" w:lineRule="auto"/>
-        <w:jc w:val="center"/>
-        <w:rPr>
-          <w:rFonts w:ascii="Times New Roman" w:hAnsi="Times New Roman" w:cs="Times New Roman"/>
-          <w:b/>
-          <w:bCs/>
-          <w:lang w:val="ru-RU"/>
-        </w:rPr>
-      </w:pPr>
-    </w:p>
-    <w:p>
-      <w:pPr>
-        <w:pStyle w:val="Standard"/>
-        <w:spacing w:after="113" w:line="276" w:lineRule="auto"/>
-        <w:jc w:val="center"/>
-        <w:rPr>
-          <w:rFonts w:ascii="Times New Roman" w:hAnsi="Times New Roman" w:cs="Times New Roman"/>
-          <w:b/>
-          <w:bCs/>
-          <w:lang w:val="ru-RU"/>
-        </w:rPr>
-      </w:pPr>
-    </w:p>
-    <w:p>
-      <w:pPr>
-        <w:pStyle w:val="Standard"/>
-        <w:spacing w:after="113" w:line="276" w:lineRule="auto"/>
-        <w:jc w:val="center"/>
-        <w:rPr>
-          <w:rFonts w:ascii="Times New Roman" w:hAnsi="Times New Roman" w:cs="Times New Roman"/>
-          <w:b/>
-          <w:bCs/>
-          <w:lang w:val="ru-RU"/>
-        </w:rPr>
-      </w:pPr>
-    </w:p>
-    <w:p>
-      <w:pPr>
-        <w:pStyle w:val="Standard"/>
-        <w:spacing w:after="113" w:line="276" w:lineRule="auto"/>
-        <w:jc w:val="center"/>
-        <w:rPr>
-          <w:rFonts w:ascii="Times New Roman" w:hAnsi="Times New Roman" w:cs="Times New Roman"/>
-          <w:b/>
-          <w:bCs/>
-          <w:lang w:val="ru-RU"/>
-        </w:rPr>
-      </w:pPr>
-    </w:p>
-    <w:p>
-      <w:pPr>
-        <w:pStyle w:val="Standard"/>
-        <w:spacing w:after="113" w:line="276" w:lineRule="auto"/>
-        <w:jc w:val="center"/>
-        <w:rPr>
-          <w:rFonts w:ascii="Times New Roman" w:hAnsi="Times New Roman" w:cs="Times New Roman"/>
-          <w:b/>
-          <w:bCs/>
-          <w:lang w:val="ru-RU"/>
-        </w:rPr>
-      </w:pPr>
-      <w:r>
-        <w:rPr>
-          <w:rFonts w:ascii="Times New Roman" w:hAnsi="Times New Roman" w:cs="Times New Roman"/>
-          <w:b/>
-          <w:bCs/>
-          <w:lang w:val="ru-RU"/>
-        </w:rPr>
+        <w:lastRenderedPageBreak/>
         <w:t>Приложение 1. Методическая помощь</w:t>
       </w:r>
     </w:p>
@@ -11177,9 +12374,12 @@
       <w:r>
         <w:rPr>
           <w:rFonts w:ascii="Times New Roman" w:hAnsi="Times New Roman" w:cs="Times New Roman"/>
-        </w:rPr>
-        <w:t>Telegram</w:t>
+          <w:lang w:val="ru-RU"/>
+        </w:rPr>
+        <w:t>МТС Линк</w:t>
       </w:r>
+      <w:bookmarkStart w:id="0" w:name="_GoBack"/>
+      <w:bookmarkEnd w:id="0"/>
     </w:p>
     <w:p>
       <w:pPr>
@@ -11487,7 +12687,7 @@
           <w:rFonts w:ascii="Times New Roman" w:hAnsi="Times New Roman" w:cs="Times New Roman"/>
         </w:rPr>
       </w:pPr>
-      <w:hyperlink r:id="rId23">
+      <w:hyperlink r:id="rId34">
         <w:r>
           <w:rPr>
             <w:rFonts w:ascii="Times New Roman" w:hAnsi="Times New Roman" w:cs="Times New Roman"/>
@@ -11508,7 +12708,7 @@
           <w:lang w:val="ru-RU"/>
         </w:rPr>
       </w:pPr>
-      <w:hyperlink r:id="rId24">
+      <w:hyperlink r:id="rId35">
         <w:r>
           <w:rPr>
             <w:rFonts w:ascii="Times New Roman" w:hAnsi="Times New Roman" w:cs="Times New Roman"/>
@@ -11530,7 +12730,7 @@
           <w:lang w:val="ru-RU"/>
         </w:rPr>
       </w:pPr>
-      <w:hyperlink r:id="rId25">
+      <w:hyperlink r:id="rId36">
         <w:r>
           <w:rPr>
             <w:rFonts w:ascii="Times New Roman" w:hAnsi="Times New Roman" w:cs="Times New Roman"/>
@@ -11552,7 +12752,7 @@
           <w:lang w:val="ru-RU"/>
         </w:rPr>
       </w:pPr>
-      <w:hyperlink r:id="rId26">
+      <w:hyperlink r:id="rId37">
         <w:r>
           <w:rPr>
             <w:rFonts w:ascii="Times New Roman" w:hAnsi="Times New Roman" w:cs="Times New Roman"/>
@@ -11573,7 +12773,7 @@
           <w:rFonts w:ascii="Times New Roman" w:hAnsi="Times New Roman" w:cs="Times New Roman"/>
         </w:rPr>
       </w:pPr>
-      <w:hyperlink r:id="rId27">
+      <w:hyperlink r:id="rId38">
         <w:r>
           <w:rPr>
             <w:rFonts w:ascii="Times New Roman" w:hAnsi="Times New Roman" w:cs="Times New Roman"/>
@@ -11593,7 +12793,7 @@
           <w:rFonts w:ascii="Times New Roman" w:hAnsi="Times New Roman" w:cs="Times New Roman"/>
         </w:rPr>
       </w:pPr>
-      <w:hyperlink r:id="rId28">
+      <w:hyperlink r:id="rId39">
         <w:r>
           <w:rPr>
             <w:rFonts w:ascii="Times New Roman" w:hAnsi="Times New Roman" w:cs="Times New Roman"/>
@@ -11613,7 +12813,7 @@
           <w:rFonts w:ascii="Times New Roman" w:hAnsi="Times New Roman" w:cs="Times New Roman"/>
         </w:rPr>
       </w:pPr>
-      <w:hyperlink r:id="rId29">
+      <w:hyperlink r:id="rId40">
         <w:r>
           <w:rPr>
             <w:rFonts w:ascii="Times New Roman" w:hAnsi="Times New Roman" w:cs="Times New Roman"/>
@@ -11677,10 +12877,10 @@
       </w:r>
     </w:p>
     <w:sectPr>
-      <w:headerReference w:type="default" r:id="rId30"/>
-      <w:footerReference w:type="default" r:id="rId31"/>
-      <w:headerReference w:type="first" r:id="rId32"/>
-      <w:footerReference w:type="first" r:id="rId33"/>
+      <w:headerReference w:type="default" r:id="rId41"/>
+      <w:footerReference w:type="default" r:id="rId42"/>
+      <w:headerReference w:type="first" r:id="rId43"/>
+      <w:footerReference w:type="first" r:id="rId44"/>
       <w:pgSz w:w="12240" w:h="15840"/>
       <w:pgMar w:top="1704" w:right="900" w:bottom="971" w:left="1134" w:header="348" w:footer="385" w:gutter="0"/>
       <w:cols w:space="720"/>
@@ -12419,6 +13619,119 @@
     </w:lvl>
   </w:abstractNum>
   <w:abstractNum w:abstractNumId="3" w15:restartNumberingAfterBreak="0">
+    <w:nsid w:val="351820B1"/>
+    <w:multiLevelType w:val="hybridMultilevel"/>
+    <w:tmpl w:val="70444176"/>
+    <w:lvl w:ilvl="0" w:tplc="04190001">
+      <w:start w:val="1"/>
+      <w:numFmt w:val="bullet"/>
+      <w:lvlText w:val=""/>
+      <w:lvlJc w:val="left"/>
+      <w:pPr>
+        <w:ind w:left="720" w:hanging="360"/>
+      </w:pPr>
+      <w:rPr>
+        <w:rFonts w:ascii="Symbol" w:hAnsi="Symbol" w:hint="default"/>
+      </w:rPr>
+    </w:lvl>
+    <w:lvl w:ilvl="1" w:tplc="04190003" w:tentative="1">
+      <w:start w:val="1"/>
+      <w:numFmt w:val="bullet"/>
+      <w:lvlText w:val="o"/>
+      <w:lvlJc w:val="left"/>
+      <w:pPr>
+        <w:ind w:left="1440" w:hanging="360"/>
+      </w:pPr>
+      <w:rPr>
+        <w:rFonts w:ascii="Courier New" w:hAnsi="Courier New" w:cs="Courier New" w:hint="default"/>
+      </w:rPr>
+    </w:lvl>
+    <w:lvl w:ilvl="2" w:tplc="04190005" w:tentative="1">
+      <w:start w:val="1"/>
+      <w:numFmt w:val="bullet"/>
+      <w:lvlText w:val=""/>
+      <w:lvlJc w:val="left"/>
+      <w:pPr>
+        <w:ind w:left="2160" w:hanging="360"/>
+      </w:pPr>
+      <w:rPr>
+        <w:rFonts w:ascii="Wingdings" w:hAnsi="Wingdings" w:hint="default"/>
+      </w:rPr>
+    </w:lvl>
+    <w:lvl w:ilvl="3" w:tplc="04190001" w:tentative="1">
+      <w:start w:val="1"/>
+      <w:numFmt w:val="bullet"/>
+      <w:lvlText w:val=""/>
+      <w:lvlJc w:val="left"/>
+      <w:pPr>
+        <w:ind w:left="2880" w:hanging="360"/>
+      </w:pPr>
+      <w:rPr>
+        <w:rFonts w:ascii="Symbol" w:hAnsi="Symbol" w:hint="default"/>
+      </w:rPr>
+    </w:lvl>
+    <w:lvl w:ilvl="4" w:tplc="04190003" w:tentative="1">
+      <w:start w:val="1"/>
+      <w:numFmt w:val="bullet"/>
+      <w:lvlText w:val="o"/>
+      <w:lvlJc w:val="left"/>
+      <w:pPr>
+        <w:ind w:left="3600" w:hanging="360"/>
+      </w:pPr>
+      <w:rPr>
+        <w:rFonts w:ascii="Courier New" w:hAnsi="Courier New" w:cs="Courier New" w:hint="default"/>
+      </w:rPr>
+    </w:lvl>
+    <w:lvl w:ilvl="5" w:tplc="04190005" w:tentative="1">
+      <w:start w:val="1"/>
+      <w:numFmt w:val="bullet"/>
+      <w:lvlText w:val=""/>
+      <w:lvlJc w:val="left"/>
+      <w:pPr>
+        <w:ind w:left="4320" w:hanging="360"/>
+      </w:pPr>
+      <w:rPr>
+        <w:rFonts w:ascii="Wingdings" w:hAnsi="Wingdings" w:hint="default"/>
+      </w:rPr>
+    </w:lvl>
+    <w:lvl w:ilvl="6" w:tplc="04190001" w:tentative="1">
+      <w:start w:val="1"/>
+      <w:numFmt w:val="bullet"/>
+      <w:lvlText w:val=""/>
+      <w:lvlJc w:val="left"/>
+      <w:pPr>
+        <w:ind w:left="5040" w:hanging="360"/>
+      </w:pPr>
+      <w:rPr>
+        <w:rFonts w:ascii="Symbol" w:hAnsi="Symbol" w:hint="default"/>
+      </w:rPr>
+    </w:lvl>
+    <w:lvl w:ilvl="7" w:tplc="04190003" w:tentative="1">
+      <w:start w:val="1"/>
+      <w:numFmt w:val="bullet"/>
+      <w:lvlText w:val="o"/>
+      <w:lvlJc w:val="left"/>
+      <w:pPr>
+        <w:ind w:left="5760" w:hanging="360"/>
+      </w:pPr>
+      <w:rPr>
+        <w:rFonts w:ascii="Courier New" w:hAnsi="Courier New" w:cs="Courier New" w:hint="default"/>
+      </w:rPr>
+    </w:lvl>
+    <w:lvl w:ilvl="8" w:tplc="04190005" w:tentative="1">
+      <w:start w:val="1"/>
+      <w:numFmt w:val="bullet"/>
+      <w:lvlText w:val=""/>
+      <w:lvlJc w:val="left"/>
+      <w:pPr>
+        <w:ind w:left="6480" w:hanging="360"/>
+      </w:pPr>
+      <w:rPr>
+        <w:rFonts w:ascii="Wingdings" w:hAnsi="Wingdings" w:hint="default"/>
+      </w:rPr>
+    </w:lvl>
+  </w:abstractNum>
+  <w:abstractNum w:abstractNumId="4" w15:restartNumberingAfterBreak="0">
     <w:nsid w:val="37433A74"/>
     <w:multiLevelType w:val="multilevel"/>
     <w:tmpl w:val="48DEEAF6"/>
@@ -12549,7 +13862,7 @@
       </w:rPr>
     </w:lvl>
   </w:abstractNum>
-  <w:abstractNum w:abstractNumId="4" w15:restartNumberingAfterBreak="0">
+  <w:abstractNum w:abstractNumId="5" w15:restartNumberingAfterBreak="0">
     <w:nsid w:val="3BAC737D"/>
     <w:multiLevelType w:val="multilevel"/>
     <w:tmpl w:val="C2CC836E"/>
@@ -12680,7 +13993,7 @@
       </w:rPr>
     </w:lvl>
   </w:abstractNum>
-  <w:abstractNum w:abstractNumId="5" w15:restartNumberingAfterBreak="0">
+  <w:abstractNum w:abstractNumId="6" w15:restartNumberingAfterBreak="0">
     <w:nsid w:val="3DB62F44"/>
     <w:multiLevelType w:val="multilevel"/>
     <w:tmpl w:val="FB208322"/>
@@ -12838,7 +14151,7 @@
       </w:rPr>
     </w:lvl>
   </w:abstractNum>
-  <w:abstractNum w:abstractNumId="6" w15:restartNumberingAfterBreak="0">
+  <w:abstractNum w:abstractNumId="7" w15:restartNumberingAfterBreak="0">
     <w:nsid w:val="41B618AD"/>
     <w:multiLevelType w:val="multilevel"/>
     <w:tmpl w:val="C1C8AD82"/>
@@ -12969,7 +14282,7 @@
       </w:rPr>
     </w:lvl>
   </w:abstractNum>
-  <w:abstractNum w:abstractNumId="7" w15:restartNumberingAfterBreak="0">
+  <w:abstractNum w:abstractNumId="8" w15:restartNumberingAfterBreak="0">
     <w:nsid w:val="59850DAA"/>
     <w:multiLevelType w:val="multilevel"/>
     <w:tmpl w:val="CE8EB2DC"/>
@@ -13100,7 +14413,7 @@
       </w:rPr>
     </w:lvl>
   </w:abstractNum>
-  <w:abstractNum w:abstractNumId="8" w15:restartNumberingAfterBreak="0">
+  <w:abstractNum w:abstractNumId="9" w15:restartNumberingAfterBreak="0">
     <w:nsid w:val="699B3A4D"/>
     <w:multiLevelType w:val="multilevel"/>
     <w:tmpl w:val="B8343910"/>
@@ -13240,7 +14553,7 @@
       </w:rPr>
     </w:lvl>
   </w:abstractNum>
-  <w:abstractNum w:abstractNumId="9" w15:restartNumberingAfterBreak="0">
+  <w:abstractNum w:abstractNumId="10" w15:restartNumberingAfterBreak="0">
     <w:nsid w:val="6CC3503F"/>
     <w:multiLevelType w:val="multilevel"/>
     <w:tmpl w:val="A56839A4"/>
@@ -13380,7 +14693,7 @@
       </w:rPr>
     </w:lvl>
   </w:abstractNum>
-  <w:abstractNum w:abstractNumId="10" w15:restartNumberingAfterBreak="0">
+  <w:abstractNum w:abstractNumId="11" w15:restartNumberingAfterBreak="0">
     <w:nsid w:val="7C9F204D"/>
     <w:multiLevelType w:val="multilevel"/>
     <w:tmpl w:val="C428DFDA"/>
@@ -13503,7 +14816,7 @@
       </w:pPr>
     </w:lvl>
   </w:abstractNum>
-  <w:abstractNum w:abstractNumId="11" w15:restartNumberingAfterBreak="0">
+  <w:abstractNum w:abstractNumId="12" w15:restartNumberingAfterBreak="0">
     <w:nsid w:val="7E3758B1"/>
     <w:multiLevelType w:val="multilevel"/>
     <w:tmpl w:val="9D1E0EBC"/>
@@ -13662,46 +14975,49 @@
     </w:lvl>
   </w:abstractNum>
   <w:num w:numId="1">
-    <w:abstractNumId w:val="10"/>
+    <w:abstractNumId w:val="11"/>
   </w:num>
   <w:num w:numId="2">
     <w:abstractNumId w:val="2"/>
   </w:num>
   <w:num w:numId="3">
-    <w:abstractNumId w:val="11"/>
+    <w:abstractNumId w:val="12"/>
   </w:num>
   <w:num w:numId="4">
-    <w:abstractNumId w:val="7"/>
+    <w:abstractNumId w:val="8"/>
   </w:num>
   <w:num w:numId="5">
     <w:abstractNumId w:val="1"/>
   </w:num>
   <w:num w:numId="6">
-    <w:abstractNumId w:val="3"/>
+    <w:abstractNumId w:val="4"/>
   </w:num>
   <w:num w:numId="7">
-    <w:abstractNumId w:val="4"/>
+    <w:abstractNumId w:val="5"/>
   </w:num>
   <w:num w:numId="8">
-    <w:abstractNumId w:val="6"/>
+    <w:abstractNumId w:val="7"/>
   </w:num>
   <w:num w:numId="9">
+    <w:abstractNumId w:val="10"/>
+  </w:num>
+  <w:num w:numId="10">
     <w:abstractNumId w:val="9"/>
   </w:num>
-  <w:num w:numId="10">
-    <w:abstractNumId w:val="8"/>
-  </w:num>
   <w:num w:numId="11">
-    <w:abstractNumId w:val="5"/>
+    <w:abstractNumId w:val="6"/>
   </w:num>
   <w:num w:numId="12">
     <w:abstractNumId w:val="0"/>
   </w:num>
   <w:num w:numId="13">
-    <w:abstractNumId w:val="5"/>
+    <w:abstractNumId w:val="6"/>
     <w:lvlOverride w:ilvl="0">
       <w:startOverride w:val="1"/>
     </w:lvlOverride>
+  </w:num>
+  <w:num w:numId="14">
+    <w:abstractNumId w:val="3"/>
   </w:num>
 </w:numbering>
 </file>
@@ -13830,6 +15146,7 @@
     <w:lsdException w:name="HTML Sample" w:semiHidden="1" w:unhideWhenUsed="1"/>
     <w:lsdException w:name="HTML Typewriter" w:semiHidden="1" w:unhideWhenUsed="1"/>
     <w:lsdException w:name="HTML Variable" w:semiHidden="1" w:unhideWhenUsed="1"/>
+    <w:lsdException w:name="Normal Table" w:semiHidden="1" w:unhideWhenUsed="1"/>
     <w:lsdException w:name="annotation subject" w:semiHidden="1" w:unhideWhenUsed="1"/>
     <w:lsdException w:name="No List" w:semiHidden="1" w:unhideWhenUsed="1"/>
     <w:lsdException w:name="Outline List 1" w:semiHidden="1" w:unhideWhenUsed="1"/>
@@ -13876,8 +15193,10 @@
     <w:lsdException w:name="Table Subtle 2" w:semiHidden="1" w:unhideWhenUsed="1"/>
     <w:lsdException w:name="Table Web 1" w:semiHidden="1" w:unhideWhenUsed="1"/>
     <w:lsdException w:name="Table Web 2" w:semiHidden="1" w:unhideWhenUsed="1"/>
+    <w:lsdException w:name="Table Web 3" w:semiHidden="1" w:unhideWhenUsed="1"/>
     <w:lsdException w:name="Balloon Text" w:semiHidden="1" w:unhideWhenUsed="1"/>
     <w:lsdException w:name="Table Grid" w:uiPriority="39"/>
+    <w:lsdException w:name="Table Theme" w:semiHidden="1" w:unhideWhenUsed="1"/>
     <w:lsdException w:name="Placeholder Text" w:semiHidden="1"/>
     <w:lsdException w:name="No Spacing" w:uiPriority="1" w:qFormat="1"/>
     <w:lsdException w:name="Light Shading" w:uiPriority="60"/>
@@ -14775,7 +16094,7 @@
 </file>
 
 <file path=customXml/itemProps1.xml><?xml version="1.0" encoding="utf-8"?>
-<ds:datastoreItem xmlns:ds="http://schemas.openxmlformats.org/officeDocument/2006/customXml" ds:itemID="{EF175701-794D-46E2-9D0A-1A341AB00929}">
+<ds:datastoreItem xmlns:ds="http://schemas.openxmlformats.org/officeDocument/2006/customXml" ds:itemID="{46CF5183-2CC3-442B-AC4D-D6EB9F463010}">
   <ds:schemaRefs>
     <ds:schemaRef ds:uri="http://schemas.openxmlformats.org/officeDocument/2006/bibliography"/>
   </ds:schemaRefs>
